--- a/UD1/P1/sfRojas_CN_UD1_P1.docx
+++ b/UD1/P1/sfRojas_CN_UD1_P1.docx
@@ -1,6 +1,6 @@
 
 <file path=word/document.xml><?xml version="1.0" encoding="utf-8"?>
-<w:document xmlns:wpc="http://schemas.microsoft.com/office/word/2010/wordprocessingCanvas" xmlns:cx="http://schemas.microsoft.com/office/drawing/2014/chartex" xmlns:mc="http://schemas.openxmlformats.org/markup-compatibility/2006" xmlns:o="urn:schemas-microsoft-com:office:office" xmlns:r="http://schemas.openxmlformats.org/officeDocument/2006/relationships" xmlns:m="http://schemas.openxmlformats.org/officeDocument/2006/math" xmlns:v="urn:schemas-microsoft-com:vml" xmlns:wp14="http://schemas.microsoft.com/office/word/2010/wordprocessingDrawing" xmlns:wp="http://schemas.openxmlformats.org/drawingml/2006/wordprocessingDrawing" xmlns:w10="urn:schemas-microsoft-com:office:word" xmlns:w="http://schemas.openxmlformats.org/wordprocessingml/2006/main" xmlns:w14="http://schemas.microsoft.com/office/word/2010/wordml" xmlns:w15="http://schemas.microsoft.com/office/word/2012/wordml" xmlns:w16se="http://schemas.microsoft.com/office/word/2015/wordml/symex" xmlns:wpg="http://schemas.microsoft.com/office/word/2010/wordprocessingGroup" xmlns:wpi="http://schemas.microsoft.com/office/word/2010/wordprocessingInk" xmlns:wne="http://schemas.microsoft.com/office/word/2006/wordml" xmlns:wps="http://schemas.microsoft.com/office/word/2010/wordprocessingShape" mc:Ignorable="w14 w15 w16se wp14">
+<w:document xmlns:wpc="http://schemas.microsoft.com/office/word/2010/wordprocessingCanvas" xmlns:cx="http://schemas.microsoft.com/office/drawing/2014/chartex" xmlns:cx1="http://schemas.microsoft.com/office/drawing/2015/9/8/chartex" xmlns:cx2="http://schemas.microsoft.com/office/drawing/2015/10/21/chartex" xmlns:cx3="http://schemas.microsoft.com/office/drawing/2016/5/9/chartex" xmlns:cx4="http://schemas.microsoft.com/office/drawing/2016/5/10/chartex" xmlns:cx5="http://schemas.microsoft.com/office/drawing/2016/5/11/chartex" xmlns:cx6="http://schemas.microsoft.com/office/drawing/2016/5/12/chartex" xmlns:cx7="http://schemas.microsoft.com/office/drawing/2016/5/13/chartex" xmlns:cx8="http://schemas.microsoft.com/office/drawing/2016/5/14/chartex" xmlns:mc="http://schemas.openxmlformats.org/markup-compatibility/2006" xmlns:aink="http://schemas.microsoft.com/office/drawing/2016/ink" xmlns:am3d="http://schemas.microsoft.com/office/drawing/2017/model3d" xmlns:o="urn:schemas-microsoft-com:office:office" xmlns:oel="http://schemas.microsoft.com/office/2019/extlst" xmlns:r="http://schemas.openxmlformats.org/officeDocument/2006/relationships" xmlns:m="http://schemas.openxmlformats.org/officeDocument/2006/math" xmlns:v="urn:schemas-microsoft-com:vml" xmlns:wp14="http://schemas.microsoft.com/office/word/2010/wordprocessingDrawing" xmlns:wp="http://schemas.openxmlformats.org/drawingml/2006/wordprocessingDrawing" xmlns:w10="urn:schemas-microsoft-com:office:word" xmlns:w="http://schemas.openxmlformats.org/wordprocessingml/2006/main" xmlns:w14="http://schemas.microsoft.com/office/word/2010/wordml" xmlns:w15="http://schemas.microsoft.com/office/word/2012/wordml" xmlns:w16cex="http://schemas.microsoft.com/office/word/2018/wordml/cex" xmlns:w16cid="http://schemas.microsoft.com/office/word/2016/wordml/cid" xmlns:w16="http://schemas.microsoft.com/office/word/2018/wordml" xmlns:w16du="http://schemas.microsoft.com/office/word/2023/wordml/word16du" xmlns:w16sdtdh="http://schemas.microsoft.com/office/word/2020/wordml/sdtdatahash" xmlns:w16sdtfl="http://schemas.microsoft.com/office/word/2024/wordml/sdtformatlock" xmlns:w16se="http://schemas.microsoft.com/office/word/2015/wordml/symex" xmlns:wpg="http://schemas.microsoft.com/office/word/2010/wordprocessingGroup" xmlns:wpi="http://schemas.microsoft.com/office/word/2010/wordprocessingInk" xmlns:wne="http://schemas.microsoft.com/office/word/2006/wordml" xmlns:wps="http://schemas.microsoft.com/office/word/2010/wordprocessingShape" mc:Ignorable="w14 w15 w16se w16cid w16 w16cex w16sdtdh w16sdtfl w16du wp14">
   <w:body>
     <w:p>
       <w:r>
@@ -113,7 +113,7 @@
                 <v:stroke joinstyle="miter"/>
                 <v:path gradientshapeok="t" o:connecttype="rect"/>
               </v:shapetype>
-              <v:shape id="Cuadro de texto 2" o:spid="_x0000_s1026" type="#_x0000_t202" style="position:absolute;margin-left:307.45pt;margin-top:691.95pt;width:180.75pt;height:110.6pt;z-index:251667456;visibility:visible;mso-wrap-style:square;mso-width-percent:0;mso-height-percent:200;mso-wrap-distance-left:9pt;mso-wrap-distance-top:3.6pt;mso-wrap-distance-right:9pt;mso-wrap-distance-bottom:3.6pt;mso-position-horizontal:absolute;mso-position-horizontal-relative:margin;mso-position-vertical:absolute;mso-position-vertical-relative:margin;mso-width-percent:0;mso-height-percent:200;mso-width-relative:margin;mso-height-relative:margin;v-text-anchor:top" o:gfxdata="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" filled="f" stroked="f">
+              <v:shape id="Cuadro de texto 2" o:spid="_x0000_s1026" type="#_x0000_t202" style="position:absolute;margin-left:307.45pt;margin-top:691.95pt;width:180.75pt;height:110.6pt;z-index:251667456;visibility:visible;mso-wrap-style:square;mso-width-percent:0;mso-height-percent:200;mso-wrap-distance-left:9pt;mso-wrap-distance-top:3.6pt;mso-wrap-distance-right:9pt;mso-wrap-distance-bottom:3.6pt;mso-position-horizontal:absolute;mso-position-horizontal-relative:margin;mso-position-vertical:absolute;mso-position-vertical-relative:margin;mso-width-percent:0;mso-height-percent:200;mso-width-relative:margin;mso-height-relative:margin;v-text-anchor:top" o:gfxdata="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" filled="f" stroked="f">
                 <v:textbox style="mso-fit-shape-to-text:t">
                   <w:txbxContent>
                     <w:p>
@@ -268,7 +268,7 @@
           </mc:Choice>
           <mc:Fallback>
             <w:pict>
-              <v:shape w14:anchorId="3A8E772E" id="_x0000_s1027" type="#_x0000_t202" style="position:absolute;margin-left:-74.55pt;margin-top:633.95pt;width:232.5pt;height:110.6pt;z-index:251669504;visibility:visible;mso-wrap-style:square;mso-width-percent:0;mso-height-percent:200;mso-wrap-distance-left:9pt;mso-wrap-distance-top:3.6pt;mso-wrap-distance-right:9pt;mso-wrap-distance-bottom:3.6pt;mso-position-horizontal:absolute;mso-position-horizontal-relative:margin;mso-position-vertical:absolute;mso-position-vertical-relative:text;mso-width-percent:0;mso-height-percent:200;mso-width-relative:margin;mso-height-relative:margin;v-text-anchor:top" o:gfxdata="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" filled="f" stroked="f">
+              <v:shape w14:anchorId="3A8E772E" id="_x0000_s1027" type="#_x0000_t202" style="position:absolute;margin-left:-74.55pt;margin-top:633.95pt;width:232.5pt;height:110.6pt;z-index:251669504;visibility:visible;mso-wrap-style:square;mso-width-percent:0;mso-height-percent:200;mso-wrap-distance-left:9pt;mso-wrap-distance-top:3.6pt;mso-wrap-distance-right:9pt;mso-wrap-distance-bottom:3.6pt;mso-position-horizontal:absolute;mso-position-horizontal-relative:margin;mso-position-vertical:absolute;mso-position-vertical-relative:text;mso-width-percent:0;mso-height-percent:200;mso-width-relative:margin;mso-height-relative:margin;v-text-anchor:top" o:gfxdata="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" filled="f" stroked="f">
                 <v:textbox style="mso-fit-shape-to-text:t">
                   <w:txbxContent>
                     <w:p>
@@ -402,7 +402,7 @@
           </mc:Choice>
           <mc:Fallback>
             <w:pict>
-              <v:shape w14:anchorId="58A34CBC" id="_x0000_s1028" type="#_x0000_t202" style="position:absolute;margin-left:0;margin-top:21.75pt;width:549.75pt;height:110.6pt;z-index:251665408;visibility:visible;mso-wrap-style:square;mso-width-percent:0;mso-height-percent:200;mso-wrap-distance-left:9pt;mso-wrap-distance-top:3.6pt;mso-wrap-distance-right:9pt;mso-wrap-distance-bottom:3.6pt;mso-position-horizontal:center;mso-position-horizontal-relative:margin;mso-position-vertical:absolute;mso-position-vertical-relative:top-margin-area;mso-width-percent:0;mso-height-percent:200;mso-width-relative:margin;mso-height-relative:margin;v-text-anchor:top" o:gfxdata="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" filled="f" stroked="f">
+              <v:shape w14:anchorId="58A34CBC" id="_x0000_s1028" type="#_x0000_t202" style="position:absolute;margin-left:0;margin-top:21.75pt;width:549.75pt;height:110.6pt;z-index:251665408;visibility:visible;mso-wrap-style:square;mso-width-percent:0;mso-height-percent:200;mso-wrap-distance-left:9pt;mso-wrap-distance-top:3.6pt;mso-wrap-distance-right:9pt;mso-wrap-distance-bottom:3.6pt;mso-position-horizontal:center;mso-position-horizontal-relative:margin;mso-position-vertical:absolute;mso-position-vertical-relative:top-margin-area;mso-width-percent:0;mso-height-percent:200;mso-width-relative:margin;mso-height-relative:margin;v-text-anchor:top" o:gfxdata="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" filled="f" stroked="f">
                 <v:textbox style="mso-fit-shape-to-text:t">
                   <w:txbxContent>
                     <w:p>
@@ -815,6 +815,13 @@
     </w:p>
     <w:sdt>
       <w:sdtPr>
+        <w:rPr>
+          <w:rFonts w:asciiTheme="minorHAnsi" w:eastAsiaTheme="minorHAnsi" w:hAnsiTheme="minorHAnsi" w:cstheme="minorBidi"/>
+          <w:color w:val="auto"/>
+          <w:sz w:val="22"/>
+          <w:szCs w:val="22"/>
+          <w:lang w:eastAsia="en-US"/>
+        </w:rPr>
         <w:id w:val="562529642"/>
         <w:docPartObj>
           <w:docPartGallery w:val="Table of Contents"/>
@@ -823,13 +830,8 @@
       </w:sdtPr>
       <w:sdtEndPr>
         <w:rPr>
-          <w:rFonts w:asciiTheme="minorHAnsi" w:eastAsiaTheme="minorHAnsi" w:hAnsiTheme="minorHAnsi" w:cstheme="minorBidi"/>
           <w:b/>
           <w:bCs/>
-          <w:color w:val="auto"/>
-          <w:sz w:val="22"/>
-          <w:szCs w:val="22"/>
-          <w:lang w:eastAsia="en-US"/>
         </w:rPr>
       </w:sdtEndPr>
       <w:sdtContent>
@@ -936,6 +938,7 @@
               <w:rPr>
                 <w:rStyle w:val="Hipervnculo"/>
                 <w:noProof/>
+                <w:color w:val="auto"/>
               </w:rPr>
               <w:t>Explicad con vuestras palabras la diferencia entre IaaS, PaaS y SaaS. Poned un ejemplo comercial de cada uno de ellos, distintos de los que hemos visto en clase de teoría.</w:t>
             </w:r>
@@ -1007,7 +1010,7 @@
                 <w:rStyle w:val="Hipervnculo"/>
                 <w:b/>
                 <w:noProof/>
-                <w:color w:val="023160" w:themeColor="hyperlink" w:themeShade="80"/>
+                <w:color w:val="auto"/>
               </w:rPr>
               <w:t>EJERCICIO 2:</w:t>
             </w:r>
@@ -1076,7 +1079,7 @@
               <w:rPr>
                 <w:rStyle w:val="Hipervnculo"/>
                 <w:noProof/>
-                <w:color w:val="023160" w:themeColor="hyperlink" w:themeShade="80"/>
+                <w:color w:val="auto"/>
               </w:rPr>
               <w:t>Explicad con vuestras palabras las principales diferencias entre nube pública, privada e híbrida. Investigad el modelo de despliegue concreto que utiliza una empresa de vuestra elección, el proveedor del servicio y justificad dicha decisión en base a criterios objetivos.</w:t>
             </w:r>
@@ -1148,7 +1151,7 @@
                 <w:rStyle w:val="Hipervnculo"/>
                 <w:b/>
                 <w:noProof/>
-                <w:color w:val="023160" w:themeColor="hyperlink" w:themeShade="80"/>
+                <w:color w:val="auto"/>
               </w:rPr>
               <w:t>EJERCICIO 3:</w:t>
             </w:r>
@@ -1191,7 +1194,7 @@
                 <w:noProof/>
                 <w:webHidden/>
               </w:rPr>
-              <w:t>4</w:t>
+              <w:t>6</w:t>
             </w:r>
             <w:r>
               <w:rPr>
@@ -1217,7 +1220,7 @@
               <w:rPr>
                 <w:rStyle w:val="Hipervnculo"/>
                 <w:noProof/>
-                <w:color w:val="023160" w:themeColor="hyperlink" w:themeShade="80"/>
+                <w:color w:val="auto"/>
               </w:rPr>
               <w:t>Proponed brevemente (no más de 5 o 6 líneas) un negocio relacionado con desarrollo web. Investigad que soluciones comerciales en la nube podéis utilizar, considerando al menos dos niveles de servicio. Escoged una solución comercial para cada nivel e investigad los servicios que ofrece, así como el coste. Justificad vuestras decisiones en base a no menos de dos ventajas para cada servicio, así como dos inconvenientes. Cread un diagrama en el que expliquéis la interacción entre los diferentes niveles de servicio.</w:t>
             </w:r>
@@ -1260,7 +1263,7 @@
                 <w:noProof/>
                 <w:webHidden/>
               </w:rPr>
-              <w:t>4</w:t>
+              <w:t>6</w:t>
             </w:r>
             <w:r>
               <w:rPr>
@@ -1288,7 +1291,7 @@
               <w:rPr>
                 <w:rStyle w:val="Hipervnculo"/>
                 <w:noProof/>
-                <w:color w:val="023160" w:themeColor="hyperlink" w:themeShade="80"/>
+                <w:color w:val="auto"/>
               </w:rPr>
               <w:t>BIBLIOGRAFÍA</w:t>
             </w:r>
@@ -1331,7 +1334,7 @@
                 <w:noProof/>
                 <w:webHidden/>
               </w:rPr>
-              <w:t>5</w:t>
+              <w:t>8</w:t>
             </w:r>
             <w:r>
               <w:rPr>
@@ -1382,12 +1385,14 @@
         <w:pStyle w:val="Ttulo3"/>
         <w:jc w:val="both"/>
         <w:rPr>
+          <w:b/>
           <w:color w:val="auto"/>
         </w:rPr>
       </w:pPr>
       <w:bookmarkStart w:id="1" w:name="_Toc240648237"/>
       <w:r>
         <w:rPr>
+          <w:b/>
           <w:color w:val="auto"/>
         </w:rPr>
         <w:t>Explicad con vuestras palabras la diferencia entre IaaS, PaaS y SaaS. Poned un ejemplo comercial de cada uno de ellos, distintos de los que hemos visto en clase de teoría.</w:t>
@@ -1401,7 +1406,7 @@
         <w:jc w:val="both"/>
         <w:rPr>
           <w:rFonts w:asciiTheme="majorHAnsi" w:hAnsiTheme="majorHAnsi"/>
-          <w:color w:val="767171" w:themeColor="background2" w:themeShade="80"/>
+          <w:color w:val="262626" w:themeColor="text1" w:themeTint="D9"/>
         </w:rPr>
       </w:pPr>
       <w:r>
@@ -1409,91 +1414,91 @@
           <w:rFonts w:asciiTheme="majorHAnsi" w:hAnsiTheme="majorHAnsi"/>
           <w:b/>
           <w:bCs/>
-          <w:color w:val="767171" w:themeColor="background2" w:themeShade="80"/>
+          <w:color w:val="262626" w:themeColor="text1" w:themeTint="D9"/>
         </w:rPr>
         <w:t>IaaS (Infraestructura como Servicio)</w:t>
       </w:r>
       <w:r>
         <w:rPr>
           <w:rFonts w:asciiTheme="majorHAnsi" w:hAnsiTheme="majorHAnsi"/>
-          <w:color w:val="767171" w:themeColor="background2" w:themeShade="80"/>
+          <w:color w:val="262626" w:themeColor="text1" w:themeTint="D9"/>
         </w:rPr>
         <w:t xml:space="preserve"> </w:t>
       </w:r>
       <w:r>
         <w:rPr>
           <w:rFonts w:asciiTheme="majorHAnsi" w:hAnsiTheme="majorHAnsi"/>
-          <w:color w:val="767171" w:themeColor="background2" w:themeShade="80"/>
+          <w:color w:val="262626" w:themeColor="text1" w:themeTint="D9"/>
         </w:rPr>
         <w:t xml:space="preserve">Me alquilan </w:t>
       </w:r>
       <w:r>
         <w:rPr>
           <w:rFonts w:asciiTheme="majorHAnsi" w:hAnsiTheme="majorHAnsi"/>
-          <w:color w:val="767171" w:themeColor="background2" w:themeShade="80"/>
+          <w:color w:val="262626" w:themeColor="text1" w:themeTint="D9"/>
         </w:rPr>
         <w:t>un ordenador vacío en un centro de datos (como alquil</w:t>
       </w:r>
       <w:r>
         <w:rPr>
           <w:rFonts w:asciiTheme="majorHAnsi" w:hAnsiTheme="majorHAnsi"/>
-          <w:color w:val="767171" w:themeColor="background2" w:themeShade="80"/>
+          <w:color w:val="262626" w:themeColor="text1" w:themeTint="D9"/>
         </w:rPr>
         <w:t>ar un terreno sin construir). Me</w:t>
       </w:r>
       <w:r>
         <w:rPr>
           <w:rFonts w:asciiTheme="majorHAnsi" w:hAnsiTheme="majorHAnsi"/>
-          <w:color w:val="767171" w:themeColor="background2" w:themeShade="80"/>
+          <w:color w:val="262626" w:themeColor="text1" w:themeTint="D9"/>
         </w:rPr>
         <w:t xml:space="preserve"> dan el espacio, la electricidad y la conexión a internet. </w:t>
       </w:r>
       <w:r>
         <w:rPr>
           <w:rFonts w:asciiTheme="majorHAnsi" w:hAnsiTheme="majorHAnsi"/>
-          <w:color w:val="767171" w:themeColor="background2" w:themeShade="80"/>
+          <w:color w:val="262626" w:themeColor="text1" w:themeTint="D9"/>
         </w:rPr>
         <w:t>Yo sería la</w:t>
       </w:r>
       <w:r>
         <w:rPr>
           <w:rFonts w:asciiTheme="majorHAnsi" w:hAnsiTheme="majorHAnsi"/>
-          <w:color w:val="767171" w:themeColor="background2" w:themeShade="80"/>
+          <w:color w:val="262626" w:themeColor="text1" w:themeTint="D9"/>
         </w:rPr>
         <w:t xml:space="preserve"> responsable de instalar el sistema operativo (Windows, Linux), </w:t>
       </w:r>
       <w:r>
         <w:rPr>
           <w:rFonts w:asciiTheme="majorHAnsi" w:hAnsiTheme="majorHAnsi"/>
-          <w:color w:val="767171" w:themeColor="background2" w:themeShade="80"/>
+          <w:color w:val="262626" w:themeColor="text1" w:themeTint="D9"/>
         </w:rPr>
         <w:t>mis programas, configurar mi seguridad y ocuparme</w:t>
       </w:r>
       <w:r>
         <w:rPr>
           <w:rFonts w:asciiTheme="majorHAnsi" w:hAnsiTheme="majorHAnsi"/>
-          <w:color w:val="767171" w:themeColor="background2" w:themeShade="80"/>
+          <w:color w:val="262626" w:themeColor="text1" w:themeTint="D9"/>
         </w:rPr>
         <w:t xml:space="preserve"> de las actualizaciones. T</w:t>
       </w:r>
       <w:r>
         <w:rPr>
           <w:rFonts w:asciiTheme="majorHAnsi" w:hAnsiTheme="majorHAnsi"/>
-          <w:color w:val="767171" w:themeColor="background2" w:themeShade="80"/>
+          <w:color w:val="262626" w:themeColor="text1" w:themeTint="D9"/>
         </w:rPr>
         <w:t xml:space="preserve">engo </w:t>
       </w:r>
       <w:r>
         <w:rPr>
           <w:rFonts w:asciiTheme="majorHAnsi" w:hAnsiTheme="majorHAnsi"/>
-          <w:color w:val="767171" w:themeColor="background2" w:themeShade="80"/>
+          <w:color w:val="262626" w:themeColor="text1" w:themeTint="D9"/>
         </w:rPr>
         <w:t>el control total, pero requiere mucho trabajo técnico.</w:t>
       </w:r>
       <w:r>
         <w:rPr>
           <w:rFonts w:asciiTheme="majorHAnsi" w:hAnsiTheme="majorHAnsi"/>
-          <w:color w:val="767171" w:themeColor="background2" w:themeShade="80"/>
+          <w:color w:val="262626" w:themeColor="text1" w:themeTint="D9"/>
         </w:rPr>
         <w:t xml:space="preserve"> (y supongo que por consiguiente empleados molestos o me tocará hacer mucho del trabajo).</w:t>
       </w:r>
@@ -1504,13 +1509,13 @@
         <w:jc w:val="both"/>
         <w:rPr>
           <w:rFonts w:asciiTheme="majorHAnsi" w:hAnsiTheme="majorHAnsi"/>
-          <w:color w:val="767171" w:themeColor="background2" w:themeShade="80"/>
+          <w:color w:val="262626" w:themeColor="text1" w:themeTint="D9"/>
         </w:rPr>
       </w:pPr>
       <w:r>
         <w:rPr>
           <w:rFonts w:asciiTheme="majorHAnsi" w:hAnsiTheme="majorHAnsi"/>
-          <w:color w:val="767171" w:themeColor="background2" w:themeShade="80"/>
+          <w:color w:val="262626" w:themeColor="text1" w:themeTint="D9"/>
         </w:rPr>
         <w:t>Vi también por ahí que se basan en la virtualización (Máquinas Virtuales)</w:t>
       </w:r>
@@ -1522,14 +1527,14 @@
         <w:rPr>
           <w:rFonts w:asciiTheme="majorHAnsi" w:hAnsiTheme="majorHAnsi"/>
           <w:b/>
-          <w:color w:val="8496B0" w:themeColor="text2" w:themeTint="99"/>
+          <w:color w:val="1E4A8C" w:themeColor="accent2" w:themeTint="BF"/>
         </w:rPr>
       </w:pPr>
       <w:r>
         <w:rPr>
           <w:rFonts w:asciiTheme="majorHAnsi" w:hAnsiTheme="majorHAnsi"/>
           <w:b/>
-          <w:color w:val="8496B0" w:themeColor="text2" w:themeTint="99"/>
+          <w:color w:val="1E4A8C" w:themeColor="accent2" w:themeTint="BF"/>
         </w:rPr>
         <w:t>Ejemplos</w:t>
       </w:r>
@@ -1537,7 +1542,7 @@
         <w:rPr>
           <w:rFonts w:asciiTheme="majorHAnsi" w:hAnsiTheme="majorHAnsi"/>
           <w:b/>
-          <w:color w:val="8496B0" w:themeColor="text2" w:themeTint="99"/>
+          <w:color w:val="1E4A8C" w:themeColor="accent2" w:themeTint="BF"/>
         </w:rPr>
         <w:t xml:space="preserve"> comerciales</w:t>
       </w:r>
@@ -1545,7 +1550,7 @@
         <w:rPr>
           <w:rFonts w:asciiTheme="majorHAnsi" w:hAnsiTheme="majorHAnsi"/>
           <w:b/>
-          <w:color w:val="8496B0" w:themeColor="text2" w:themeTint="99"/>
+          <w:color w:val="1E4A8C" w:themeColor="accent2" w:themeTint="BF"/>
         </w:rPr>
         <w:t xml:space="preserve">: AMAZON WEB SERVICES (AWS EC2), GOOGLE COMPUTE ENGINE </w:t>
       </w:r>
@@ -1556,7 +1561,7 @@
         <w:jc w:val="both"/>
         <w:rPr>
           <w:rFonts w:asciiTheme="majorHAnsi" w:hAnsiTheme="majorHAnsi"/>
-          <w:color w:val="767171" w:themeColor="background2" w:themeShade="80"/>
+          <w:color w:val="262626" w:themeColor="text1" w:themeTint="D9"/>
         </w:rPr>
       </w:pPr>
       <w:r>
@@ -1564,28 +1569,28 @@
           <w:rFonts w:asciiTheme="majorHAnsi" w:hAnsiTheme="majorHAnsi"/>
           <w:b/>
           <w:bCs/>
-          <w:color w:val="767171" w:themeColor="background2" w:themeShade="80"/>
+          <w:color w:val="262626" w:themeColor="text1" w:themeTint="D9"/>
         </w:rPr>
         <w:t>PaaS (Plataforma como Servicio)</w:t>
       </w:r>
       <w:r>
         <w:rPr>
           <w:rFonts w:asciiTheme="majorHAnsi" w:hAnsiTheme="majorHAnsi"/>
-          <w:color w:val="767171" w:themeColor="background2" w:themeShade="80"/>
+          <w:color w:val="262626" w:themeColor="text1" w:themeTint="D9"/>
         </w:rPr>
         <w:t xml:space="preserve"> M</w:t>
       </w:r>
       <w:r>
         <w:rPr>
           <w:rFonts w:asciiTheme="majorHAnsi" w:hAnsiTheme="majorHAnsi"/>
-          <w:color w:val="767171" w:themeColor="background2" w:themeShade="80"/>
+          <w:color w:val="262626" w:themeColor="text1" w:themeTint="D9"/>
         </w:rPr>
         <w:t>e dan el ordenador ya listo con el sistema operativo y las herramientas de trabajo instaladas. Está pensado para programadores: ellos solo suben su código y la plataforma se encarga automáticamente de que funcione, de escalar si entran millones de usuarios y de las copias de seguridad.</w:t>
       </w:r>
       <w:r>
         <w:rPr>
           <w:rFonts w:asciiTheme="majorHAnsi" w:hAnsiTheme="majorHAnsi"/>
-          <w:color w:val="767171" w:themeColor="background2" w:themeShade="80"/>
+          <w:color w:val="262626" w:themeColor="text1" w:themeTint="D9"/>
         </w:rPr>
         <w:t xml:space="preserve"> </w:t>
       </w:r>
@@ -1597,64 +1602,16 @@
         <w:rPr>
           <w:rFonts w:asciiTheme="majorHAnsi" w:hAnsiTheme="majorHAnsi"/>
           <w:b/>
-          <w:color w:val="8496B0" w:themeColor="text2" w:themeTint="99"/>
+          <w:color w:val="1E4A8C" w:themeColor="accent2" w:themeTint="BF"/>
         </w:rPr>
       </w:pPr>
       <w:r>
         <w:rPr>
           <w:rFonts w:asciiTheme="majorHAnsi" w:hAnsiTheme="majorHAnsi"/>
           <w:b/>
-          <w:color w:val="8496B0" w:themeColor="text2" w:themeTint="99"/>
-        </w:rPr>
-        <w:t>Ejemplos</w:t>
-      </w:r>
-      <w:r>
-        <w:rPr>
-          <w:rFonts w:asciiTheme="majorHAnsi" w:hAnsiTheme="majorHAnsi"/>
-          <w:b/>
-          <w:color w:val="8496B0" w:themeColor="text2" w:themeTint="99"/>
-        </w:rPr>
-        <w:t xml:space="preserve"> comerciales</w:t>
-      </w:r>
-      <w:r>
-        <w:rPr>
-          <w:rFonts w:asciiTheme="majorHAnsi" w:hAnsiTheme="majorHAnsi"/>
-          <w:b/>
-          <w:color w:val="8496B0" w:themeColor="text2" w:themeTint="99"/>
-        </w:rPr>
-        <w:t xml:space="preserve">: </w:t>
-      </w:r>
-      <w:r>
-        <w:rPr>
-          <w:rFonts w:asciiTheme="majorHAnsi" w:hAnsiTheme="majorHAnsi"/>
-          <w:b/>
-          <w:color w:val="8496B0" w:themeColor="text2" w:themeTint="99"/>
-        </w:rPr>
-        <w:t>HEROKU,</w:t>
-      </w:r>
-      <w:r>
-        <w:rPr>
-          <w:rFonts w:asciiTheme="majorHAnsi" w:hAnsiTheme="majorHAnsi"/>
-          <w:b/>
-          <w:color w:val="8496B0" w:themeColor="text2" w:themeTint="99"/>
-        </w:rPr>
-        <w:t xml:space="preserve"> GOOGLE </w:t>
-      </w:r>
-      <w:r>
-        <w:rPr>
-          <w:rFonts w:asciiTheme="majorHAnsi" w:hAnsiTheme="majorHAnsi"/>
-          <w:b/>
-          <w:color w:val="8496B0" w:themeColor="text2" w:themeTint="99"/>
-        </w:rPr>
-        <w:t>APP</w:t>
-      </w:r>
-      <w:r>
-        <w:rPr>
-          <w:rFonts w:asciiTheme="majorHAnsi" w:hAnsiTheme="majorHAnsi"/>
-          <w:b/>
-          <w:color w:val="8496B0" w:themeColor="text2" w:themeTint="99"/>
-        </w:rPr>
-        <w:t xml:space="preserve"> ENGINE </w:t>
+          <w:color w:val="1E4A8C" w:themeColor="accent2" w:themeTint="BF"/>
+        </w:rPr>
+        <w:t xml:space="preserve">Ejemplos comerciales: HEROKU, GOOGLE APP ENGINE </w:t>
       </w:r>
     </w:p>
     <w:p>
@@ -1663,7 +1620,7 @@
         <w:jc w:val="both"/>
         <w:rPr>
           <w:rFonts w:asciiTheme="majorHAnsi" w:hAnsiTheme="majorHAnsi"/>
-          <w:color w:val="767171" w:themeColor="background2" w:themeShade="80"/>
+          <w:color w:val="262626" w:themeColor="text1" w:themeTint="D9"/>
         </w:rPr>
       </w:pPr>
       <w:r>
@@ -1671,42 +1628,42 @@
           <w:rFonts w:asciiTheme="majorHAnsi" w:hAnsiTheme="majorHAnsi"/>
           <w:b/>
           <w:bCs/>
-          <w:color w:val="767171" w:themeColor="background2" w:themeShade="80"/>
+          <w:color w:val="262626" w:themeColor="text1" w:themeTint="D9"/>
         </w:rPr>
         <w:t>SaaS (Software como Servicio)</w:t>
       </w:r>
       <w:r>
         <w:rPr>
           <w:rFonts w:asciiTheme="majorHAnsi" w:hAnsiTheme="majorHAnsi"/>
-          <w:color w:val="767171" w:themeColor="background2" w:themeShade="80"/>
+          <w:color w:val="262626" w:themeColor="text1" w:themeTint="D9"/>
         </w:rPr>
         <w:t xml:space="preserve"> Es el producto final listo para usar directamen</w:t>
       </w:r>
       <w:r>
         <w:rPr>
           <w:rFonts w:asciiTheme="majorHAnsi" w:hAnsiTheme="majorHAnsi"/>
-          <w:color w:val="767171" w:themeColor="background2" w:themeShade="80"/>
+          <w:color w:val="262626" w:themeColor="text1" w:themeTint="D9"/>
         </w:rPr>
         <w:t>te en mi navegador o móvil. No me preocupo</w:t>
       </w:r>
       <w:r>
         <w:rPr>
           <w:rFonts w:asciiTheme="majorHAnsi" w:hAnsiTheme="majorHAnsi"/>
-          <w:color w:val="767171" w:themeColor="background2" w:themeShade="80"/>
+          <w:color w:val="262626" w:themeColor="text1" w:themeTint="D9"/>
         </w:rPr>
         <w:t xml:space="preserve"> por cables, servidores, actualizaciones</w:t>
       </w:r>
       <w:r>
         <w:rPr>
           <w:rFonts w:asciiTheme="majorHAnsi" w:hAnsiTheme="majorHAnsi"/>
-          <w:color w:val="767171" w:themeColor="background2" w:themeShade="80"/>
+          <w:color w:val="262626" w:themeColor="text1" w:themeTint="D9"/>
         </w:rPr>
         <w:t xml:space="preserve"> ni programación. Solo necesito</w:t>
       </w:r>
       <w:r>
         <w:rPr>
           <w:rFonts w:asciiTheme="majorHAnsi" w:hAnsiTheme="majorHAnsi"/>
-          <w:color w:val="767171" w:themeColor="background2" w:themeShade="80"/>
+          <w:color w:val="262626" w:themeColor="text1" w:themeTint="D9"/>
         </w:rPr>
         <w:t xml:space="preserve"> un usuario y una contraseña para usar el servicio.</w:t>
       </w:r>
@@ -1718,48 +1675,18 @@
         <w:rPr>
           <w:rFonts w:asciiTheme="majorHAnsi" w:hAnsiTheme="majorHAnsi"/>
           <w:b/>
-          <w:color w:val="8496B0" w:themeColor="text2" w:themeTint="99"/>
+          <w:color w:val="1E4A8C" w:themeColor="accent2" w:themeTint="BF"/>
+          <w:lang w:val="en-US"/>
         </w:rPr>
       </w:pPr>
       <w:r>
         <w:rPr>
           <w:rFonts w:asciiTheme="majorHAnsi" w:hAnsiTheme="majorHAnsi"/>
           <w:b/>
-          <w:color w:val="8496B0" w:themeColor="text2" w:themeTint="99"/>
-        </w:rPr>
-        <w:t>Ejemplos</w:t>
-      </w:r>
-      <w:r>
-        <w:rPr>
-          <w:rFonts w:asciiTheme="majorHAnsi" w:hAnsiTheme="majorHAnsi"/>
-          <w:b/>
-          <w:color w:val="8496B0" w:themeColor="text2" w:themeTint="99"/>
-        </w:rPr>
-        <w:t xml:space="preserve"> comerciales</w:t>
-      </w:r>
-      <w:r>
-        <w:rPr>
-          <w:rFonts w:asciiTheme="majorHAnsi" w:hAnsiTheme="majorHAnsi"/>
-          <w:b/>
-          <w:color w:val="8496B0" w:themeColor="text2" w:themeTint="99"/>
-        </w:rPr>
-        <w:t xml:space="preserve">: </w:t>
-      </w:r>
-      <w:r>
-        <w:rPr>
-          <w:rFonts w:asciiTheme="majorHAnsi" w:hAnsiTheme="majorHAnsi"/>
-          <w:b/>
-          <w:color w:val="8496B0" w:themeColor="text2" w:themeTint="99"/>
-        </w:rPr>
-        <w:t>NETFLIX, GMAIL, SPOTIFY, GOOGLE DRIVE</w:t>
-      </w:r>
-      <w:r>
-        <w:rPr>
-          <w:rFonts w:asciiTheme="majorHAnsi" w:hAnsiTheme="majorHAnsi"/>
-          <w:b/>
-          <w:color w:val="8496B0" w:themeColor="text2" w:themeTint="99"/>
-        </w:rPr>
-        <w:t xml:space="preserve"> </w:t>
+          <w:color w:val="1E4A8C" w:themeColor="accent2" w:themeTint="BF"/>
+          <w:lang w:val="en-US"/>
+        </w:rPr>
+        <w:t xml:space="preserve">Ejemplos comerciales: NETFLIX, GMAIL, SPOTIFY, GOOGLE DRIVE </w:t>
       </w:r>
     </w:p>
     <w:p>
@@ -1769,7 +1696,7 @@
           <w:color w:val="767171" w:themeColor="background2" w:themeShade="80"/>
           <w:sz w:val="24"/>
           <w:szCs w:val="24"/>
-          <w:lang w:eastAsia="es-ES"/>
+          <w:lang w:val="en-US" w:eastAsia="es-ES"/>
         </w:rPr>
       </w:pPr>
     </w:p>
@@ -1780,7 +1707,7 @@
           <w:color w:val="767171" w:themeColor="background2" w:themeShade="80"/>
           <w:sz w:val="24"/>
           <w:szCs w:val="24"/>
-          <w:lang w:eastAsia="es-ES"/>
+          <w:lang w:val="en-US" w:eastAsia="es-ES"/>
         </w:rPr>
       </w:pPr>
     </w:p>
@@ -1791,7 +1718,7 @@
           <w:color w:val="767171" w:themeColor="background2" w:themeShade="80"/>
           <w:sz w:val="24"/>
           <w:szCs w:val="24"/>
-          <w:lang w:eastAsia="es-ES"/>
+          <w:lang w:val="en-US" w:eastAsia="es-ES"/>
         </w:rPr>
       </w:pPr>
     </w:p>
@@ -1802,7 +1729,7 @@
           <w:color w:val="767171" w:themeColor="background2" w:themeShade="80"/>
           <w:sz w:val="24"/>
           <w:szCs w:val="24"/>
-          <w:lang w:eastAsia="es-ES"/>
+          <w:lang w:val="en-US" w:eastAsia="es-ES"/>
         </w:rPr>
       </w:pPr>
     </w:p>
@@ -1813,7 +1740,7 @@
           <w:color w:val="767171" w:themeColor="background2" w:themeShade="80"/>
           <w:sz w:val="24"/>
           <w:szCs w:val="24"/>
-          <w:lang w:eastAsia="es-ES"/>
+          <w:lang w:val="en-US" w:eastAsia="es-ES"/>
         </w:rPr>
       </w:pPr>
     </w:p>
@@ -1824,7 +1751,7 @@
           <w:color w:val="767171" w:themeColor="background2" w:themeShade="80"/>
           <w:sz w:val="24"/>
           <w:szCs w:val="24"/>
-          <w:lang w:eastAsia="es-ES"/>
+          <w:lang w:val="en-US" w:eastAsia="es-ES"/>
         </w:rPr>
       </w:pPr>
     </w:p>
@@ -1835,11 +1762,28 @@
           <w:color w:val="767171" w:themeColor="background2" w:themeShade="80"/>
           <w:sz w:val="24"/>
           <w:szCs w:val="24"/>
-          <w:lang w:eastAsia="es-ES"/>
-        </w:rPr>
-      </w:pPr>
-    </w:p>
-    <w:p/>
+          <w:lang w:val="en-US" w:eastAsia="es-ES"/>
+        </w:rPr>
+      </w:pPr>
+    </w:p>
+    <w:p>
+      <w:pPr>
+        <w:rPr>
+          <w:rFonts w:asciiTheme="majorHAnsi" w:eastAsia="Times New Roman" w:hAnsiTheme="majorHAnsi" w:cs="Times New Roman"/>
+          <w:color w:val="767171" w:themeColor="background2" w:themeShade="80"/>
+          <w:sz w:val="24"/>
+          <w:szCs w:val="24"/>
+          <w:lang w:val="en-US" w:eastAsia="es-ES"/>
+        </w:rPr>
+      </w:pPr>
+    </w:p>
+    <w:p>
+      <w:pPr>
+        <w:rPr>
+          <w:lang w:val="en-US"/>
+        </w:rPr>
+      </w:pPr>
+    </w:p>
     <w:p>
       <w:pPr>
         <w:pStyle w:val="Ttulo1"/>
@@ -1863,33 +1807,34 @@
     <w:p>
       <w:pPr>
         <w:pStyle w:val="Ttulo3"/>
+        <w:numPr>
+          <w:ilvl w:val="0"/>
+          <w:numId w:val="4"/>
+        </w:numPr>
         <w:jc w:val="both"/>
         <w:rPr>
+          <w:b/>
           <w:color w:val="auto"/>
         </w:rPr>
       </w:pPr>
       <w:bookmarkStart w:id="3" w:name="_Toc240648239"/>
       <w:r>
         <w:rPr>
+          <w:b/>
           <w:color w:val="auto"/>
         </w:rPr>
-        <w:t>Explicad con vuestras palabras las principales diferencias entre nube pública, privada e híbrida. Investigad el modelo de despliegue concreto que utiliza una empresa de vuestra elección, el proveedor del servicio y justificad dicha decisión en base a criterios objetivos.</w:t>
+        <w:t xml:space="preserve">Explicad con vuestras palabras las principales diferencias entre nube pública, privada e híbrida. </w:t>
       </w:r>
       <w:bookmarkEnd w:id="3"/>
-      <w:r>
-        <w:rPr>
-          <w:color w:val="auto"/>
-        </w:rPr>
-        <w:t xml:space="preserve"> </w:t>
-      </w:r>
-    </w:p>
+    </w:p>
+    <w:p/>
     <w:p>
       <w:pPr>
         <w:spacing w:before="100" w:beforeAutospacing="1" w:after="100" w:afterAutospacing="1" w:line="240" w:lineRule="auto"/>
         <w:jc w:val="both"/>
         <w:rPr>
           <w:rFonts w:asciiTheme="majorHAnsi" w:eastAsia="Times New Roman" w:hAnsiTheme="majorHAnsi" w:cs="Times New Roman"/>
-          <w:color w:val="767171" w:themeColor="background2" w:themeShade="80"/>
+          <w:color w:val="262626" w:themeColor="text1" w:themeTint="D9"/>
           <w:sz w:val="24"/>
           <w:szCs w:val="24"/>
           <w:lang w:eastAsia="es-ES"/>
@@ -1900,56 +1845,188 @@
           <w:rFonts w:asciiTheme="majorHAnsi" w:eastAsia="Times New Roman" w:hAnsiTheme="majorHAnsi" w:cs="Times New Roman"/>
           <w:b/>
           <w:bCs/>
-          <w:color w:val="767171" w:themeColor="background2" w:themeShade="80"/>
+          <w:color w:val="262626" w:themeColor="text1" w:themeTint="D9"/>
           <w:sz w:val="24"/>
           <w:szCs w:val="24"/>
           <w:lang w:eastAsia="es-ES"/>
         </w:rPr>
-        <w:t>Nube pública (</w:t>
-      </w:r>
+        <w:t>Nube pública (como cuando uso el transporte público):</w:t>
+      </w:r>
+      <w:r>
+        <w:rPr>
+          <w:rFonts w:asciiTheme="majorHAnsi" w:eastAsia="Times New Roman" w:hAnsiTheme="majorHAnsi" w:cs="Times New Roman"/>
+          <w:color w:val="262626" w:themeColor="text1" w:themeTint="D9"/>
+          <w:sz w:val="24"/>
+          <w:szCs w:val="24"/>
+          <w:lang w:eastAsia="es-ES"/>
+        </w:rPr>
+        <w:t xml:space="preserve"> Los servidores y las máquinas pertenecen a una gran empresa externa (como Amazon AWS, Google Cloud o Microsoft Azure). Esos equipos se comparten con otros usuarios y empresas, aunque cada uno tiene sus datos separados y protegidos.</w:t>
+      </w:r>
+    </w:p>
+    <w:p>
+      <w:pPr>
+        <w:spacing w:before="100" w:beforeAutospacing="1" w:after="100" w:afterAutospacing="1" w:line="240" w:lineRule="auto"/>
+        <w:jc w:val="both"/>
+        <w:rPr>
+          <w:rFonts w:asciiTheme="majorHAnsi" w:eastAsia="Times New Roman" w:hAnsiTheme="majorHAnsi" w:cs="Times New Roman"/>
+          <w:color w:val="262626" w:themeColor="text1" w:themeTint="D9"/>
+          <w:sz w:val="24"/>
+          <w:szCs w:val="24"/>
+          <w:lang w:eastAsia="es-ES"/>
+        </w:rPr>
+      </w:pPr>
+      <w:r>
+        <w:rPr>
+          <w:rFonts w:asciiTheme="majorHAnsi" w:eastAsia="Times New Roman" w:hAnsiTheme="majorHAnsi" w:cs="Times New Roman"/>
+          <w:color w:val="262626" w:themeColor="text1" w:themeTint="D9"/>
+          <w:sz w:val="24"/>
+          <w:szCs w:val="24"/>
+          <w:lang w:eastAsia="es-ES"/>
+        </w:rPr>
+        <w:t>Es la opción más barata para empezar, no tienes que comprar ordenadores caros y solo pagas por lo que usas…pero… tengo menos control sobre dónde y cómo se gestiona físicamente la máquina.</w:t>
+      </w:r>
+    </w:p>
+    <w:p>
+      <w:pPr>
+        <w:spacing w:before="100" w:beforeAutospacing="1" w:after="100" w:afterAutospacing="1" w:line="240" w:lineRule="auto"/>
+        <w:jc w:val="both"/>
+        <w:rPr>
+          <w:rFonts w:asciiTheme="majorHAnsi" w:eastAsia="Times New Roman" w:hAnsiTheme="majorHAnsi" w:cs="Times New Roman"/>
+          <w:color w:val="262626" w:themeColor="text1" w:themeTint="D9"/>
+          <w:sz w:val="24"/>
+          <w:szCs w:val="24"/>
+          <w:lang w:eastAsia="es-ES"/>
+        </w:rPr>
+      </w:pPr>
+    </w:p>
+    <w:p>
+      <w:pPr>
+        <w:spacing w:before="100" w:beforeAutospacing="1" w:after="100" w:afterAutospacing="1" w:line="240" w:lineRule="auto"/>
+        <w:jc w:val="both"/>
+        <w:rPr>
+          <w:rFonts w:asciiTheme="majorHAnsi" w:eastAsia="Times New Roman" w:hAnsiTheme="majorHAnsi" w:cs="Times New Roman"/>
+          <w:color w:val="262626" w:themeColor="text1" w:themeTint="D9"/>
+          <w:sz w:val="24"/>
+          <w:szCs w:val="24"/>
+          <w:lang w:eastAsia="es-ES"/>
+        </w:rPr>
+      </w:pPr>
       <w:r>
         <w:rPr>
           <w:rFonts w:asciiTheme="majorHAnsi" w:eastAsia="Times New Roman" w:hAnsiTheme="majorHAnsi" w:cs="Times New Roman"/>
           <w:b/>
           <w:bCs/>
-          <w:color w:val="767171" w:themeColor="background2" w:themeShade="80"/>
+          <w:color w:val="262626" w:themeColor="text1" w:themeTint="D9"/>
           <w:sz w:val="24"/>
           <w:szCs w:val="24"/>
           <w:lang w:eastAsia="es-ES"/>
         </w:rPr>
-        <w:t>como cuando uso el transporte público</w:t>
-      </w:r>
+        <w:t>Nube privada (como si usara mi coche propio en lugar de transporte público):</w:t>
+      </w:r>
+    </w:p>
+    <w:p>
+      <w:pPr>
+        <w:spacing w:before="100" w:beforeAutospacing="1" w:after="100" w:afterAutospacing="1" w:line="240" w:lineRule="auto"/>
+        <w:jc w:val="both"/>
+        <w:rPr>
+          <w:rFonts w:asciiTheme="majorHAnsi" w:eastAsia="Times New Roman" w:hAnsiTheme="majorHAnsi" w:cs="Times New Roman"/>
+          <w:color w:val="262626" w:themeColor="text1" w:themeTint="D9"/>
+          <w:sz w:val="24"/>
+          <w:szCs w:val="24"/>
+          <w:lang w:eastAsia="es-ES"/>
+        </w:rPr>
+      </w:pPr>
+      <w:r>
+        <w:rPr>
+          <w:rFonts w:asciiTheme="majorHAnsi" w:eastAsia="Times New Roman" w:hAnsiTheme="majorHAnsi" w:cs="Times New Roman"/>
+          <w:color w:val="262626" w:themeColor="text1" w:themeTint="D9"/>
+          <w:sz w:val="24"/>
+          <w:szCs w:val="24"/>
+          <w:lang w:eastAsia="es-ES"/>
+        </w:rPr>
+        <w:t>Toda la infraestructura informática está dedicada exclusivamente a una sola empresa. Puede estar físicamente en un edificio de la propia empresa o contratada a un tercero, pero nadie más comparte esos recursos.</w:t>
+      </w:r>
+    </w:p>
+    <w:p>
+      <w:pPr>
+        <w:spacing w:before="100" w:beforeAutospacing="1" w:after="100" w:afterAutospacing="1" w:line="240" w:lineRule="auto"/>
+        <w:jc w:val="both"/>
+        <w:rPr>
+          <w:rFonts w:asciiTheme="majorHAnsi" w:eastAsia="Times New Roman" w:hAnsiTheme="majorHAnsi" w:cs="Times New Roman"/>
+          <w:color w:val="262626" w:themeColor="text1" w:themeTint="D9"/>
+          <w:sz w:val="24"/>
+          <w:szCs w:val="24"/>
+          <w:lang w:eastAsia="es-ES"/>
+        </w:rPr>
+      </w:pPr>
+      <w:r>
+        <w:rPr>
+          <w:rFonts w:asciiTheme="majorHAnsi" w:eastAsia="Times New Roman" w:hAnsiTheme="majorHAnsi" w:cs="Times New Roman"/>
+          <w:color w:val="262626" w:themeColor="text1" w:themeTint="D9"/>
+          <w:sz w:val="24"/>
+          <w:szCs w:val="24"/>
+          <w:lang w:eastAsia="es-ES"/>
+        </w:rPr>
+        <w:t>Tienes el control total, la máxima privacidad y cumples fácilmente con normativas legales estrictas</w:t>
+      </w:r>
+      <w:r>
+        <w:rPr>
+          <w:rFonts w:asciiTheme="majorHAnsi" w:eastAsia="Times New Roman" w:hAnsiTheme="majorHAnsi" w:cs="Times New Roman"/>
+          <w:color w:val="262626" w:themeColor="text1" w:themeTint="D9"/>
+          <w:sz w:val="24"/>
+          <w:szCs w:val="24"/>
+          <w:lang w:eastAsia="es-ES"/>
+        </w:rPr>
+        <w:t>, aunque entiendo que es</w:t>
+      </w:r>
+      <w:r>
+        <w:rPr>
+          <w:rFonts w:asciiTheme="majorHAnsi" w:eastAsia="Times New Roman" w:hAnsiTheme="majorHAnsi" w:cs="Times New Roman"/>
+          <w:color w:val="262626" w:themeColor="text1" w:themeTint="D9"/>
+          <w:sz w:val="24"/>
+          <w:szCs w:val="24"/>
+          <w:lang w:eastAsia="es-ES"/>
+        </w:rPr>
+        <w:t xml:space="preserve"> muchísimo más cara de montar y de mantener, porque todo corre por cuenta de la empresa.</w:t>
+      </w:r>
+    </w:p>
+    <w:p>
+      <w:pPr>
+        <w:spacing w:before="100" w:beforeAutospacing="1" w:after="100" w:afterAutospacing="1" w:line="240" w:lineRule="auto"/>
+        <w:ind w:left="720"/>
+        <w:jc w:val="both"/>
+        <w:rPr>
+          <w:rFonts w:asciiTheme="majorHAnsi" w:eastAsia="Times New Roman" w:hAnsiTheme="majorHAnsi" w:cs="Times New Roman"/>
+          <w:color w:val="262626" w:themeColor="text1" w:themeTint="D9"/>
+          <w:sz w:val="24"/>
+          <w:szCs w:val="24"/>
+          <w:lang w:eastAsia="es-ES"/>
+        </w:rPr>
+      </w:pPr>
+    </w:p>
+    <w:p>
+      <w:pPr>
+        <w:spacing w:before="100" w:beforeAutospacing="1" w:after="100" w:afterAutospacing="1" w:line="240" w:lineRule="auto"/>
+        <w:jc w:val="both"/>
+        <w:rPr>
+          <w:rFonts w:asciiTheme="majorHAnsi" w:eastAsia="Times New Roman" w:hAnsiTheme="majorHAnsi" w:cs="Times New Roman"/>
+          <w:color w:val="262626" w:themeColor="text1" w:themeTint="D9"/>
+          <w:sz w:val="24"/>
+          <w:szCs w:val="24"/>
+          <w:lang w:eastAsia="es-ES"/>
+        </w:rPr>
+      </w:pPr>
       <w:r>
         <w:rPr>
           <w:rFonts w:asciiTheme="majorHAnsi" w:eastAsia="Times New Roman" w:hAnsiTheme="majorHAnsi" w:cs="Times New Roman"/>
           <w:b/>
           <w:bCs/>
-          <w:color w:val="767171" w:themeColor="background2" w:themeShade="80"/>
+          <w:color w:val="262626" w:themeColor="text1" w:themeTint="D9"/>
           <w:sz w:val="24"/>
           <w:szCs w:val="24"/>
           <w:lang w:eastAsia="es-ES"/>
         </w:rPr>
-        <w:t>):</w:t>
-      </w:r>
-      <w:r>
-        <w:rPr>
-          <w:rFonts w:asciiTheme="majorHAnsi" w:eastAsia="Times New Roman" w:hAnsiTheme="majorHAnsi" w:cs="Times New Roman"/>
-          <w:color w:val="767171" w:themeColor="background2" w:themeShade="80"/>
-          <w:sz w:val="24"/>
-          <w:szCs w:val="24"/>
-          <w:lang w:eastAsia="es-ES"/>
-        </w:rPr>
-        <w:t xml:space="preserve"> </w:t>
-      </w:r>
-      <w:r>
-        <w:rPr>
-          <w:rFonts w:asciiTheme="majorHAnsi" w:eastAsia="Times New Roman" w:hAnsiTheme="majorHAnsi" w:cs="Times New Roman"/>
-          <w:color w:val="767171" w:themeColor="background2" w:themeShade="80"/>
-          <w:sz w:val="24"/>
-          <w:szCs w:val="24"/>
-          <w:lang w:eastAsia="es-ES"/>
-        </w:rPr>
-        <w:t>Los servidores y las máquinas pertenecen a una gran empresa externa (como Amazon AWS, Google Cloud o Microsoft Azure). Esos equipos se comparten con otros usuarios y empresas, aunque cada uno tiene sus datos separados y protegidos.</w:t>
+        <w:t>Nube híbrida (ni uno ni el otro, un buen término medio):</w:t>
       </w:r>
     </w:p>
     <w:p>
@@ -1958,7 +2035,7 @@
         <w:jc w:val="both"/>
         <w:rPr>
           <w:rFonts w:asciiTheme="majorHAnsi" w:eastAsia="Times New Roman" w:hAnsiTheme="majorHAnsi" w:cs="Times New Roman"/>
-          <w:color w:val="767171" w:themeColor="background2" w:themeShade="80"/>
+          <w:color w:val="262626" w:themeColor="text1" w:themeTint="D9"/>
           <w:sz w:val="24"/>
           <w:szCs w:val="24"/>
           <w:lang w:eastAsia="es-ES"/>
@@ -1967,333 +2044,1980 @@
       <w:r>
         <w:rPr>
           <w:rFonts w:asciiTheme="majorHAnsi" w:eastAsia="Times New Roman" w:hAnsiTheme="majorHAnsi" w:cs="Times New Roman"/>
-          <w:color w:val="767171" w:themeColor="background2" w:themeShade="80"/>
+          <w:color w:val="262626" w:themeColor="text1" w:themeTint="D9"/>
           <w:sz w:val="24"/>
           <w:szCs w:val="24"/>
           <w:lang w:eastAsia="es-ES"/>
         </w:rPr>
-        <w:t>Es la opción más barata para empezar, no tienes que comprar ordenadores caros y solo pagas por lo que usas</w:t>
-      </w:r>
-      <w:r>
+        <w:t>Es una combinación de las dos anteriores. La empresa utiliza su propia nube privada para guardar lo más confidencial o delicado, y aprovecha la nube pública cuando necesita potencia extra de cálculo o para tareas cotidianas. Ambas nubes están conectadas y se comunican entre sí.</w:t>
+      </w:r>
+    </w:p>
+    <w:p>
+      <w:pPr>
+        <w:spacing w:before="100" w:beforeAutospacing="1" w:after="100" w:afterAutospacing="1" w:line="240" w:lineRule="auto"/>
         <w:rPr>
           <w:rFonts w:asciiTheme="majorHAnsi" w:eastAsia="Times New Roman" w:hAnsiTheme="majorHAnsi" w:cs="Times New Roman"/>
-          <w:color w:val="767171" w:themeColor="background2" w:themeShade="80"/>
+          <w:color w:val="262626" w:themeColor="text1" w:themeTint="D9"/>
           <w:sz w:val="24"/>
           <w:szCs w:val="24"/>
           <w:lang w:eastAsia="es-ES"/>
         </w:rPr>
-        <w:t xml:space="preserve">…pero… tengo </w:t>
-      </w:r>
-      <w:r>
+      </w:pPr>
+    </w:p>
+    <w:p>
+      <w:pPr>
+        <w:spacing w:before="100" w:beforeAutospacing="1" w:after="100" w:afterAutospacing="1" w:line="240" w:lineRule="auto"/>
         <w:rPr>
           <w:rFonts w:asciiTheme="majorHAnsi" w:eastAsia="Times New Roman" w:hAnsiTheme="majorHAnsi" w:cs="Times New Roman"/>
-          <w:color w:val="767171" w:themeColor="background2" w:themeShade="80"/>
+          <w:color w:val="262626" w:themeColor="text1" w:themeTint="D9"/>
           <w:sz w:val="24"/>
           <w:szCs w:val="24"/>
           <w:lang w:eastAsia="es-ES"/>
         </w:rPr>
-        <w:t>menos co</w:t>
-      </w:r>
-      <w:bookmarkStart w:id="4" w:name="_GoBack"/>
-      <w:bookmarkEnd w:id="4"/>
-      <w:r>
+      </w:pPr>
+    </w:p>
+    <w:p>
+      <w:pPr>
+        <w:spacing w:before="100" w:beforeAutospacing="1" w:after="100" w:afterAutospacing="1" w:line="240" w:lineRule="auto"/>
         <w:rPr>
           <w:rFonts w:asciiTheme="majorHAnsi" w:eastAsia="Times New Roman" w:hAnsiTheme="majorHAnsi" w:cs="Times New Roman"/>
-          <w:color w:val="767171" w:themeColor="background2" w:themeShade="80"/>
+          <w:color w:val="262626" w:themeColor="text1" w:themeTint="D9"/>
           <w:sz w:val="24"/>
           <w:szCs w:val="24"/>
           <w:lang w:eastAsia="es-ES"/>
         </w:rPr>
-        <w:t>ntrol sobre dónde y cómo se gestiona físicamente la máquina.</w:t>
-      </w:r>
+      </w:pPr>
     </w:p>
     <w:p>
       <w:pPr>
         <w:spacing w:before="100" w:beforeAutospacing="1" w:after="100" w:afterAutospacing="1" w:line="240" w:lineRule="auto"/>
         <w:rPr>
           <w:rFonts w:asciiTheme="majorHAnsi" w:eastAsia="Times New Roman" w:hAnsiTheme="majorHAnsi" w:cs="Times New Roman"/>
-          <w:color w:val="767171" w:themeColor="background2" w:themeShade="80"/>
+          <w:color w:val="262626" w:themeColor="text1" w:themeTint="D9"/>
           <w:sz w:val="24"/>
           <w:szCs w:val="24"/>
           <w:lang w:eastAsia="es-ES"/>
         </w:rPr>
       </w:pPr>
-      <w:r>
+    </w:p>
+    <w:p>
+      <w:pPr>
+        <w:spacing w:before="100" w:beforeAutospacing="1" w:after="100" w:afterAutospacing="1" w:line="240" w:lineRule="auto"/>
         <w:rPr>
           <w:rFonts w:asciiTheme="majorHAnsi" w:eastAsia="Times New Roman" w:hAnsiTheme="majorHAnsi" w:cs="Times New Roman"/>
+          <w:color w:val="262626" w:themeColor="text1" w:themeTint="D9"/>
+          <w:sz w:val="24"/>
+          <w:szCs w:val="24"/>
+          <w:lang w:eastAsia="es-ES"/>
+        </w:rPr>
+      </w:pPr>
+    </w:p>
+    <w:p>
+      <w:pPr>
+        <w:spacing w:before="100" w:beforeAutospacing="1" w:after="100" w:afterAutospacing="1" w:line="240" w:lineRule="auto"/>
+        <w:rPr>
+          <w:rFonts w:asciiTheme="majorHAnsi" w:eastAsia="Times New Roman" w:hAnsiTheme="majorHAnsi" w:cs="Times New Roman"/>
+          <w:color w:val="262626" w:themeColor="text1" w:themeTint="D9"/>
+          <w:sz w:val="24"/>
+          <w:szCs w:val="24"/>
+          <w:lang w:eastAsia="es-ES"/>
+        </w:rPr>
+      </w:pPr>
+    </w:p>
+    <w:p>
+      <w:pPr>
+        <w:spacing w:before="100" w:beforeAutospacing="1" w:after="100" w:afterAutospacing="1" w:line="240" w:lineRule="auto"/>
+        <w:rPr>
+          <w:rFonts w:asciiTheme="majorHAnsi" w:eastAsia="Times New Roman" w:hAnsiTheme="majorHAnsi" w:cs="Times New Roman"/>
+          <w:color w:val="262626" w:themeColor="text1" w:themeTint="D9"/>
+          <w:sz w:val="24"/>
+          <w:szCs w:val="24"/>
+          <w:lang w:eastAsia="es-ES"/>
+        </w:rPr>
+      </w:pPr>
+    </w:p>
+    <w:p>
+      <w:pPr>
+        <w:pStyle w:val="Ttulo3"/>
+        <w:numPr>
+          <w:ilvl w:val="0"/>
+          <w:numId w:val="4"/>
+        </w:numPr>
+        <w:jc w:val="both"/>
+        <w:rPr>
           <w:b/>
           <w:bCs/>
-          <w:color w:val="767171" w:themeColor="background2" w:themeShade="80"/>
-          <w:sz w:val="24"/>
-          <w:szCs w:val="24"/>
-          <w:lang w:eastAsia="es-ES"/>
-        </w:rPr>
-        <w:t>Nube privada (</w:t>
-      </w:r>
-      <w:r>
-        <w:rPr>
-          <w:rFonts w:asciiTheme="majorHAnsi" w:eastAsia="Times New Roman" w:hAnsiTheme="majorHAnsi" w:cs="Times New Roman"/>
+          <w:color w:val="262626" w:themeColor="text1" w:themeTint="D9"/>
+        </w:rPr>
+      </w:pPr>
+      <w:r>
+        <w:rPr>
           <w:b/>
           <w:bCs/>
-          <w:color w:val="767171" w:themeColor="background2" w:themeShade="80"/>
-          <w:sz w:val="24"/>
-          <w:szCs w:val="24"/>
-          <w:lang w:eastAsia="es-ES"/>
-        </w:rPr>
-        <w:t>como si usara mi coche propio en lugar de transporte público</w:t>
-      </w:r>
-      <w:r>
-        <w:rPr>
-          <w:rFonts w:asciiTheme="majorHAnsi" w:eastAsia="Times New Roman" w:hAnsiTheme="majorHAnsi" w:cs="Times New Roman"/>
+          <w:color w:val="262626" w:themeColor="text1" w:themeTint="D9"/>
+        </w:rPr>
+        <w:t>Investigad el modelo de despliegue concreto que utiliza una empresa de vuestra elección, el proveedor del servicio y justificad dicha decisión en base a criterios objetivos.</w:t>
+      </w:r>
+    </w:p>
+    <w:p/>
+    <w:p>
+      <w:pPr>
+        <w:jc w:val="both"/>
+        <w:rPr>
+          <w:rFonts w:asciiTheme="majorHAnsi" w:hAnsiTheme="majorHAnsi" w:cstheme="majorHAnsi"/>
+          <w:sz w:val="24"/>
+          <w:szCs w:val="24"/>
+        </w:rPr>
+      </w:pPr>
+      <w:r>
+        <w:rPr>
+          <w:rFonts w:asciiTheme="majorHAnsi" w:hAnsiTheme="majorHAnsi" w:cstheme="majorHAnsi"/>
+          <w:noProof/>
+          <w:sz w:val="24"/>
+          <w:szCs w:val="24"/>
+        </w:rPr>
+        <w:drawing>
+          <wp:anchor distT="0" distB="0" distL="114300" distR="114300" simplePos="0" relativeHeight="251670528" behindDoc="0" locked="0" layoutInCell="1" allowOverlap="1" wp14:anchorId="79DE2C0C" wp14:editId="72E5F80E">
+            <wp:simplePos x="0" y="0"/>
+            <wp:positionH relativeFrom="margin">
+              <wp:posOffset>268605</wp:posOffset>
+            </wp:positionH>
+            <wp:positionV relativeFrom="margin">
+              <wp:posOffset>1256665</wp:posOffset>
+            </wp:positionV>
+            <wp:extent cx="1272540" cy="1541780"/>
+            <wp:effectExtent l="0" t="0" r="3810" b="1270"/>
+            <wp:wrapSquare wrapText="bothSides"/>
+            <wp:docPr id="1727984531" name="Imagen 10"/>
+            <wp:cNvGraphicFramePr>
+              <a:graphicFrameLocks xmlns:a="http://schemas.openxmlformats.org/drawingml/2006/main" noChangeAspect="1"/>
+            </wp:cNvGraphicFramePr>
+            <a:graphic xmlns:a="http://schemas.openxmlformats.org/drawingml/2006/main">
+              <a:graphicData uri="http://schemas.openxmlformats.org/drawingml/2006/picture">
+                <pic:pic xmlns:pic="http://schemas.openxmlformats.org/drawingml/2006/picture">
+                  <pic:nvPicPr>
+                    <pic:cNvPr id="1727984531" name="Imagen 1727984531"/>
+                    <pic:cNvPicPr/>
+                  </pic:nvPicPr>
+                  <pic:blipFill rotWithShape="1">
+                    <a:blip r:embed="rId9" cstate="print">
+                      <a:extLst>
+                        <a:ext uri="{28A0092B-C50C-407E-A947-70E740481C1C}">
+                          <a14:useLocalDpi xmlns:a14="http://schemas.microsoft.com/office/drawing/2010/main" val="0"/>
+                        </a:ext>
+                      </a:extLst>
+                    </a:blip>
+                    <a:srcRect l="32032" t="15945" r="33960" b="12428"/>
+                    <a:stretch>
+                      <a:fillRect/>
+                    </a:stretch>
+                  </pic:blipFill>
+                  <pic:spPr bwMode="auto">
+                    <a:xfrm>
+                      <a:off x="0" y="0"/>
+                      <a:ext cx="1272540" cy="1541780"/>
+                    </a:xfrm>
+                    <a:prstGeom prst="rect">
+                      <a:avLst/>
+                    </a:prstGeom>
+                    <a:ln>
+                      <a:noFill/>
+                    </a:ln>
+                    <a:extLst>
+                      <a:ext uri="{53640926-AAD7-44D8-BBD7-CCE9431645EC}">
+                        <a14:shadowObscured xmlns:a14="http://schemas.microsoft.com/office/drawing/2010/main"/>
+                      </a:ext>
+                    </a:extLst>
+                  </pic:spPr>
+                </pic:pic>
+              </a:graphicData>
+            </a:graphic>
+            <wp14:sizeRelH relativeFrom="margin">
+              <wp14:pctWidth>0</wp14:pctWidth>
+            </wp14:sizeRelH>
+            <wp14:sizeRelV relativeFrom="margin">
+              <wp14:pctHeight>0</wp14:pctHeight>
+            </wp14:sizeRelV>
+          </wp:anchor>
+        </w:drawing>
+      </w:r>
+      <w:r>
+        <w:rPr>
+          <w:rFonts w:asciiTheme="majorHAnsi" w:hAnsiTheme="majorHAnsi" w:cstheme="majorHAnsi"/>
+          <w:sz w:val="24"/>
+          <w:szCs w:val="24"/>
+        </w:rPr>
+        <w:t>La empresa que he decidido investigar es NETFLIX ya que me parece impresionante como trabaja y el algoritmo que tiene.</w:t>
+      </w:r>
+    </w:p>
+    <w:p>
+      <w:pPr>
+        <w:jc w:val="both"/>
+        <w:rPr>
+          <w:rFonts w:asciiTheme="majorHAnsi" w:hAnsiTheme="majorHAnsi" w:cstheme="majorHAnsi"/>
+          <w:sz w:val="24"/>
+          <w:szCs w:val="24"/>
+          <w:lang w:val="es-CR"/>
+        </w:rPr>
+      </w:pPr>
+      <w:r>
+        <w:rPr>
+          <w:rFonts w:asciiTheme="majorHAnsi" w:hAnsiTheme="majorHAnsi" w:cstheme="majorHAnsi"/>
           <w:b/>
           <w:bCs/>
-          <w:color w:val="767171" w:themeColor="background2" w:themeShade="80"/>
-          <w:sz w:val="24"/>
-          <w:szCs w:val="24"/>
-          <w:lang w:eastAsia="es-ES"/>
-        </w:rPr>
-        <w:t>):</w:t>
-      </w:r>
-    </w:p>
-    <w:p>
-      <w:pPr>
-        <w:spacing w:before="100" w:beforeAutospacing="1" w:after="100" w:afterAutospacing="1" w:line="240" w:lineRule="auto"/>
-        <w:rPr>
-          <w:rFonts w:asciiTheme="majorHAnsi" w:eastAsia="Times New Roman" w:hAnsiTheme="majorHAnsi" w:cs="Times New Roman"/>
-          <w:color w:val="767171" w:themeColor="background2" w:themeShade="80"/>
-          <w:sz w:val="24"/>
-          <w:szCs w:val="24"/>
-          <w:lang w:eastAsia="es-ES"/>
-        </w:rPr>
-      </w:pPr>
-      <w:r>
-        <w:rPr>
-          <w:rFonts w:asciiTheme="majorHAnsi" w:eastAsia="Times New Roman" w:hAnsiTheme="majorHAnsi" w:cs="Times New Roman"/>
-          <w:color w:val="767171" w:themeColor="background2" w:themeShade="80"/>
-          <w:sz w:val="24"/>
-          <w:szCs w:val="24"/>
-          <w:lang w:eastAsia="es-ES"/>
-        </w:rPr>
-        <w:t>Toda la infraestructura informática está dedicada exclusivamente a una sola empresa. Puede estar físicamente en un edificio de la propia empresa o contratada a un tercero, pero nadie más comparte esos recursos.</w:t>
+          <w:sz w:val="24"/>
+          <w:szCs w:val="24"/>
+          <w:lang w:val="es-CR"/>
+        </w:rPr>
+        <w:t>Modelo de despliegue:</w:t>
+      </w:r>
+      <w:r>
+        <w:rPr>
+          <w:rFonts w:asciiTheme="majorHAnsi" w:hAnsiTheme="majorHAnsi" w:cstheme="majorHAnsi"/>
+          <w:sz w:val="24"/>
+          <w:szCs w:val="24"/>
+          <w:lang w:val="es-CR"/>
+        </w:rPr>
+        <w:t xml:space="preserve"> Nube híbrida (con fuerte predominio de nube pública).</w:t>
+      </w:r>
+    </w:p>
+    <w:p>
+      <w:pPr>
+        <w:jc w:val="both"/>
+        <w:rPr>
+          <w:rFonts w:asciiTheme="majorHAnsi" w:hAnsiTheme="majorHAnsi" w:cstheme="majorHAnsi"/>
+          <w:sz w:val="24"/>
+          <w:szCs w:val="24"/>
+          <w:lang w:val="en-US"/>
+        </w:rPr>
+      </w:pPr>
+      <w:r>
+        <w:rPr>
+          <w:rFonts w:asciiTheme="majorHAnsi" w:hAnsiTheme="majorHAnsi" w:cstheme="majorHAnsi"/>
+          <w:b/>
+          <w:bCs/>
+          <w:sz w:val="24"/>
+          <w:szCs w:val="24"/>
+          <w:lang w:val="en-US"/>
+        </w:rPr>
+        <w:t>Proveedor principal:</w:t>
+      </w:r>
+      <w:r>
+        <w:rPr>
+          <w:rFonts w:asciiTheme="majorHAnsi" w:hAnsiTheme="majorHAnsi" w:cstheme="majorHAnsi"/>
+          <w:sz w:val="24"/>
+          <w:szCs w:val="24"/>
+          <w:lang w:val="en-US"/>
+        </w:rPr>
+        <w:t xml:space="preserve"> Amazon Web Services (AWS).</w:t>
+      </w:r>
+    </w:p>
+    <w:p>
+      <w:pPr>
+        <w:rPr>
+          <w:lang w:val="en-US"/>
+        </w:rPr>
+      </w:pPr>
+    </w:p>
+    <w:p>
+      <w:pPr>
+        <w:rPr>
+          <w:lang w:val="en-US"/>
+        </w:rPr>
+      </w:pPr>
+    </w:p>
+    <w:p>
+      <w:pPr>
+        <w:jc w:val="both"/>
+        <w:rPr>
+          <w:rFonts w:asciiTheme="majorHAnsi" w:hAnsiTheme="majorHAnsi" w:cstheme="majorHAnsi"/>
+          <w:sz w:val="24"/>
+          <w:szCs w:val="24"/>
+          <w:lang w:val="es-CR"/>
+        </w:rPr>
+      </w:pPr>
+      <w:r>
+        <w:rPr>
+          <w:rFonts w:asciiTheme="majorHAnsi" w:hAnsiTheme="majorHAnsi" w:cstheme="majorHAnsi"/>
+          <w:b/>
+          <w:bCs/>
+          <w:sz w:val="24"/>
+          <w:szCs w:val="24"/>
+          <w:lang w:val="es-CR"/>
+        </w:rPr>
+        <w:t>Por cómo cambia la demanda (adaptarse al momento):</w:t>
+      </w:r>
+    </w:p>
+    <w:p>
+      <w:pPr>
+        <w:jc w:val="both"/>
+        <w:rPr>
+          <w:rFonts w:asciiTheme="majorHAnsi" w:hAnsiTheme="majorHAnsi" w:cstheme="majorHAnsi"/>
+          <w:sz w:val="24"/>
+          <w:szCs w:val="24"/>
+          <w:lang w:val="es-CR"/>
+        </w:rPr>
+      </w:pPr>
+      <w:r>
+        <w:rPr>
+          <w:rFonts w:asciiTheme="majorHAnsi" w:hAnsiTheme="majorHAnsi" w:cstheme="majorHAnsi"/>
+          <w:sz w:val="24"/>
+          <w:szCs w:val="24"/>
+          <w:lang w:val="es-CR"/>
+        </w:rPr>
+        <w:t>A mí me parece que esta fue una de las razones principales. Si lo piensas, el uso de Netflix no es estable: yo creo que un viernes por la noche media España está viendo series a la vez, mientras que un martes por la mañana apenas hay tráfico. Supongo que ellos vieron que construir sus propios centros de datos para aguantar solo las horas punta no tenía sentido, porque tendrían miles de ordenadores carísimos apagados y cogiendo polvo el resto de la semana. Con Amazon Web Services (AWS), simplemente encienden o apagan máquinas virtuales según la gente que se conecte en cada momento.</w:t>
+      </w:r>
+      <w:r>
+        <w:rPr>
+          <w:rFonts w:asciiTheme="majorHAnsi" w:hAnsiTheme="majorHAnsi" w:cstheme="majorHAnsi"/>
+          <w:sz w:val="24"/>
+          <w:szCs w:val="24"/>
+          <w:lang w:val="es-CR"/>
+        </w:rPr>
+        <w:t xml:space="preserve"> (según voy entiendo jeje)</w:t>
+      </w:r>
+    </w:p>
+    <w:p>
+      <w:pPr>
+        <w:jc w:val="both"/>
+        <w:rPr>
+          <w:rFonts w:asciiTheme="majorHAnsi" w:hAnsiTheme="majorHAnsi" w:cstheme="majorHAnsi"/>
+          <w:sz w:val="24"/>
+          <w:szCs w:val="24"/>
+          <w:lang w:val="es-CR"/>
+        </w:rPr>
+      </w:pPr>
+      <w:r>
+        <w:rPr>
+          <w:rFonts w:asciiTheme="majorHAnsi" w:hAnsiTheme="majorHAnsi" w:cstheme="majorHAnsi"/>
+          <w:b/>
+          <w:bCs/>
+          <w:sz w:val="24"/>
+          <w:szCs w:val="24"/>
+          <w:lang w:val="es-CR"/>
+        </w:rPr>
+        <w:t>Por ahorro de dinero y quebraderos de cabeza:</w:t>
+      </w:r>
+    </w:p>
+    <w:p>
+      <w:pPr>
+        <w:jc w:val="both"/>
+        <w:rPr>
+          <w:rFonts w:asciiTheme="majorHAnsi" w:hAnsiTheme="majorHAnsi" w:cstheme="majorHAnsi"/>
+          <w:sz w:val="24"/>
+          <w:szCs w:val="24"/>
+          <w:lang w:val="es-CR"/>
+        </w:rPr>
+      </w:pPr>
+      <w:r>
+        <w:rPr>
+          <w:rFonts w:asciiTheme="majorHAnsi" w:hAnsiTheme="majorHAnsi" w:cstheme="majorHAnsi"/>
+          <w:sz w:val="24"/>
+          <w:szCs w:val="24"/>
+          <w:lang w:val="es-CR"/>
+        </w:rPr>
+        <w:t xml:space="preserve">Yo creo que debido a los costes tan </w:t>
+      </w:r>
+      <w:r>
+        <w:rPr>
+          <w:rFonts w:asciiTheme="majorHAnsi" w:hAnsiTheme="majorHAnsi" w:cstheme="majorHAnsi"/>
+          <w:sz w:val="24"/>
+          <w:szCs w:val="24"/>
+          <w:lang w:val="es-CR"/>
+        </w:rPr>
+        <w:t>grande</w:t>
+      </w:r>
+      <w:r>
+        <w:rPr>
+          <w:rFonts w:asciiTheme="majorHAnsi" w:hAnsiTheme="majorHAnsi" w:cstheme="majorHAnsi"/>
+          <w:sz w:val="24"/>
+          <w:szCs w:val="24"/>
+          <w:lang w:val="es-CR"/>
+        </w:rPr>
+        <w:t>s que implica la informática a esa escala, prefirieron no pillarse los dedos. A mi modo de ver, es mucho más rentable pagarle a Amazon solo por los segundos exactos que usas sus servidores que gastarse una millonada en comprar naves, aire acondicionado industrial, piezas de repuesto y electricidad.</w:t>
+      </w:r>
+    </w:p>
+    <w:p>
+      <w:pPr>
+        <w:jc w:val="both"/>
+        <w:rPr>
+          <w:rFonts w:asciiTheme="majorHAnsi" w:hAnsiTheme="majorHAnsi" w:cstheme="majorHAnsi"/>
+          <w:sz w:val="24"/>
+          <w:szCs w:val="24"/>
+          <w:lang w:val="es-CR"/>
+        </w:rPr>
+      </w:pPr>
+      <w:r>
+        <w:rPr>
+          <w:rFonts w:asciiTheme="majorHAnsi" w:hAnsiTheme="majorHAnsi" w:cstheme="majorHAnsi"/>
+          <w:b/>
+          <w:bCs/>
+          <w:sz w:val="24"/>
+          <w:szCs w:val="24"/>
+          <w:lang w:val="es-CR"/>
+        </w:rPr>
+        <w:t>Para centrarse en lo suyo:</w:t>
+      </w:r>
+    </w:p>
+    <w:p>
+      <w:pPr>
+        <w:jc w:val="both"/>
+        <w:rPr>
+          <w:rFonts w:asciiTheme="majorHAnsi" w:hAnsiTheme="majorHAnsi" w:cstheme="majorHAnsi"/>
+          <w:sz w:val="24"/>
+          <w:szCs w:val="24"/>
+          <w:lang w:val="es-CR"/>
+        </w:rPr>
+      </w:pPr>
+      <w:r>
+        <w:rPr>
+          <w:rFonts w:asciiTheme="majorHAnsi" w:hAnsiTheme="majorHAnsi" w:cstheme="majorHAnsi"/>
+          <w:sz w:val="24"/>
+          <w:szCs w:val="24"/>
+          <w:lang w:val="es-CR"/>
+        </w:rPr>
+        <w:t>Supongo que en Netflix pensaron: «nuestro negocio no es arreglar cables ni cambiar discos duros rotos, sino hacer buenas series y que la app funcione perfecta». Al dejarle todo el trabajo pesado de los servidores a AWS, me da la impresión de que sus ingenieros pueden dedicar el 100 % de su tiempo a mejorar el algoritmo de recomendaciones y la plataforma.</w:t>
+      </w:r>
+    </w:p>
+    <w:p>
+      <w:pPr>
+        <w:jc w:val="both"/>
+        <w:rPr>
+          <w:rFonts w:asciiTheme="majorHAnsi" w:hAnsiTheme="majorHAnsi" w:cstheme="majorHAnsi"/>
+          <w:sz w:val="24"/>
+          <w:szCs w:val="24"/>
+          <w:lang w:val="es-CR"/>
+        </w:rPr>
+      </w:pPr>
+      <w:r>
+        <w:rPr>
+          <w:rFonts w:asciiTheme="majorHAnsi" w:hAnsiTheme="majorHAnsi" w:cstheme="majorHAnsi"/>
+          <w:b/>
+          <w:bCs/>
+          <w:sz w:val="24"/>
+          <w:szCs w:val="24"/>
+          <w:lang w:val="es-CR"/>
+        </w:rPr>
+        <w:t>Por qué considero que en la práctica es híbrida:</w:t>
+      </w:r>
+    </w:p>
+    <w:p>
+      <w:pPr>
+        <w:jc w:val="both"/>
+        <w:rPr>
+          <w:rFonts w:asciiTheme="majorHAnsi" w:hAnsiTheme="majorHAnsi" w:cstheme="majorHAnsi"/>
+          <w:sz w:val="24"/>
+          <w:szCs w:val="24"/>
+          <w:lang w:val="es-CR"/>
+        </w:rPr>
+      </w:pPr>
+      <w:r>
+        <w:rPr>
+          <w:rFonts w:asciiTheme="majorHAnsi" w:hAnsiTheme="majorHAnsi" w:cstheme="majorHAnsi"/>
+          <w:sz w:val="24"/>
+          <w:szCs w:val="24"/>
+          <w:lang w:val="es-CR"/>
+        </w:rPr>
+        <w:t xml:space="preserve">Investigando un poco, me he dado cuenta de que no todo está en la nube pública de Amazon. Yo entiendo que Netflix usa AWS para la parte del "cerebro" (gestionar los usuarios, los cobros, las listas y las recomendaciones). Pero claro, mover archivos de </w:t>
+      </w:r>
+      <w:r>
+        <w:rPr>
+          <w:rFonts w:asciiTheme="majorHAnsi" w:hAnsiTheme="majorHAnsi" w:cstheme="majorHAnsi"/>
+          <w:sz w:val="24"/>
+          <w:szCs w:val="24"/>
+          <w:lang w:val="es-CR"/>
+        </w:rPr>
+        <w:lastRenderedPageBreak/>
+        <w:t xml:space="preserve">películas en 4K gasta muchísimo ancho de banda; supongo que por eso crearon su propia red de servidores privados llamada </w:t>
+      </w:r>
+      <w:r>
+        <w:rPr>
+          <w:rFonts w:asciiTheme="majorHAnsi" w:hAnsiTheme="majorHAnsi" w:cstheme="majorHAnsi"/>
+          <w:i/>
+          <w:iCs/>
+          <w:sz w:val="24"/>
+          <w:szCs w:val="24"/>
+          <w:lang w:val="es-CR"/>
+        </w:rPr>
+        <w:t>Open Connect</w:t>
+      </w:r>
+      <w:r>
+        <w:rPr>
+          <w:rFonts w:asciiTheme="majorHAnsi" w:hAnsiTheme="majorHAnsi" w:cstheme="majorHAnsi"/>
+          <w:sz w:val="24"/>
+          <w:szCs w:val="24"/>
+          <w:lang w:val="es-CR"/>
+        </w:rPr>
+        <w:t>, que colocan directamente cerca de las teleoperadoras locales. A mi parecer, consiguieron la jugada perfecta: aprovechan la flexibilidad de la nube pública para gestionar su servicio y usan su propia infraestructura privada para que las películas carguen al instante sin saturar la red.</w:t>
+      </w:r>
+    </w:p>
+    <w:p>
+      <w:pPr>
+        <w:rPr>
+          <w:lang w:val="es-CR"/>
+        </w:rPr>
+      </w:pPr>
+    </w:p>
+    <w:p>
+      <w:pPr>
+        <w:pStyle w:val="Ttulo1"/>
+        <w:jc w:val="both"/>
+        <w:rPr>
+          <w:b/>
+          <w:color w:val="262626" w:themeColor="text1" w:themeTint="D9"/>
+        </w:rPr>
+      </w:pPr>
+      <w:bookmarkStart w:id="4" w:name="_Toc240648240"/>
+      <w:r>
+        <w:rPr>
+          <w:b/>
+          <w:color w:val="262626" w:themeColor="text1" w:themeTint="D9"/>
+        </w:rPr>
+        <w:t>EJERCICIO 3:</w:t>
+      </w:r>
+      <w:bookmarkEnd w:id="4"/>
+    </w:p>
+    <w:p>
+      <w:pPr>
+        <w:pStyle w:val="Ttulo3"/>
+        <w:jc w:val="both"/>
+        <w:rPr>
+          <w:b/>
+          <w:color w:val="262626" w:themeColor="text1" w:themeTint="D9"/>
+        </w:rPr>
+      </w:pPr>
+      <w:bookmarkStart w:id="5" w:name="_Toc240648241"/>
+      <w:r>
+        <w:rPr>
+          <w:b/>
+          <w:color w:val="262626" w:themeColor="text1" w:themeTint="D9"/>
+        </w:rPr>
+        <w:t>Proponed brevemente (no más de 5 o 6 líneas) un negocio relacionado con desarrollo web. Investigad que soluciones comerciales en la nube podéis utilizar, considerando al menos dos niveles de servicio. Escoged una solución comercial para cada nivel e investigad los servicios que ofrece, así como el coste. Justificad vuestras decisiones en base a no menos de dos ventajas para cada servicio, así como dos inconvenientes. Cread un diagrama en el que expliquéis la interacción entre los diferentes niveles de servicio.</w:t>
+      </w:r>
+      <w:bookmarkEnd w:id="5"/>
+    </w:p>
+    <w:p/>
+    <w:p>
+      <w:pPr>
+        <w:rPr>
+          <w:b/>
+          <w:bCs/>
+          <w:color w:val="1E4A8C" w:themeColor="accent2" w:themeTint="BF"/>
+        </w:rPr>
+      </w:pPr>
+      <w:r>
+        <w:rPr>
+          <w:b/>
+          <w:bCs/>
+          <w:color w:val="1E4A8C" w:themeColor="accent2" w:themeTint="BF"/>
+        </w:rPr>
+        <w:t>(Posdata: Profe en 5 o 6 líneas no me da la vida para lo que pide el ejercicio y justificarlo, con lo cual evidentemente me salté la regla, lo siento)</w:t>
+      </w:r>
+      <w:r>
+        <w:rPr>
+          <w:b/>
+          <w:bCs/>
+          <w:color w:val="1E4A8C" w:themeColor="accent2" w:themeTint="BF"/>
+        </w:rPr>
+        <w:t>.</w:t>
+      </w:r>
+    </w:p>
+    <w:p>
+      <w:r>
+        <w:rPr>
+          <w:noProof/>
+        </w:rPr>
+        <w:drawing>
+          <wp:anchor distT="0" distB="0" distL="114300" distR="114300" simplePos="0" relativeHeight="251671552" behindDoc="0" locked="0" layoutInCell="1" allowOverlap="1" wp14:anchorId="2CB25808" wp14:editId="0B466400">
+            <wp:simplePos x="0" y="0"/>
+            <wp:positionH relativeFrom="margin">
+              <wp:posOffset>42545</wp:posOffset>
+            </wp:positionH>
+            <wp:positionV relativeFrom="margin">
+              <wp:posOffset>3975735</wp:posOffset>
+            </wp:positionV>
+            <wp:extent cx="2188468" cy="2337821"/>
+            <wp:effectExtent l="0" t="0" r="2540" b="5715"/>
+            <wp:wrapSquare wrapText="bothSides"/>
+            <wp:docPr id="1667450139" name="Imagen 11"/>
+            <wp:cNvGraphicFramePr>
+              <a:graphicFrameLocks xmlns:a="http://schemas.openxmlformats.org/drawingml/2006/main" noChangeAspect="1"/>
+            </wp:cNvGraphicFramePr>
+            <a:graphic xmlns:a="http://schemas.openxmlformats.org/drawingml/2006/main">
+              <a:graphicData uri="http://schemas.openxmlformats.org/drawingml/2006/picture">
+                <pic:pic xmlns:pic="http://schemas.openxmlformats.org/drawingml/2006/picture">
+                  <pic:nvPicPr>
+                    <pic:cNvPr id="1667450139" name="Imagen 1667450139"/>
+                    <pic:cNvPicPr/>
+                  </pic:nvPicPr>
+                  <pic:blipFill>
+                    <a:blip r:embed="rId10" cstate="print">
+                      <a:extLst>
+                        <a:ext uri="{28A0092B-C50C-407E-A947-70E740481C1C}">
+                          <a14:useLocalDpi xmlns:a14="http://schemas.microsoft.com/office/drawing/2010/main" val="0"/>
+                        </a:ext>
+                      </a:extLst>
+                    </a:blip>
+                    <a:stretch>
+                      <a:fillRect/>
+                    </a:stretch>
+                  </pic:blipFill>
+                  <pic:spPr>
+                    <a:xfrm>
+                      <a:off x="0" y="0"/>
+                      <a:ext cx="2188468" cy="2337821"/>
+                    </a:xfrm>
+                    <a:prstGeom prst="rect">
+                      <a:avLst/>
+                    </a:prstGeom>
+                  </pic:spPr>
+                </pic:pic>
+              </a:graphicData>
+            </a:graphic>
+          </wp:anchor>
+        </w:drawing>
+      </w:r>
+    </w:p>
+    <w:p>
+      <w:pPr>
+        <w:jc w:val="both"/>
+        <w:rPr>
+          <w:rFonts w:asciiTheme="majorHAnsi" w:hAnsiTheme="majorHAnsi" w:cstheme="majorHAnsi"/>
+          <w:sz w:val="24"/>
+          <w:szCs w:val="24"/>
+          <w:lang w:val="es-CR"/>
+        </w:rPr>
+      </w:pPr>
+      <w:r>
+        <w:rPr>
+          <w:rFonts w:asciiTheme="majorHAnsi" w:hAnsiTheme="majorHAnsi" w:cstheme="majorHAnsi"/>
+          <w:sz w:val="24"/>
+          <w:szCs w:val="24"/>
+          <w:lang w:val="es-CR"/>
+        </w:rPr>
+        <w:t xml:space="preserve">En la asignatura de Desarrollo de Interfaces Web (DIW) con Pablo diseñé la identidad visual y el prototipo de </w:t>
+      </w:r>
+      <w:r>
+        <w:rPr>
+          <w:rFonts w:asciiTheme="majorHAnsi" w:hAnsiTheme="majorHAnsi" w:cstheme="majorHAnsi"/>
+          <w:b/>
+          <w:bCs/>
+          <w:sz w:val="24"/>
+          <w:szCs w:val="24"/>
+          <w:lang w:val="es-CR"/>
+        </w:rPr>
+        <w:t>NÉBULA</w:t>
+      </w:r>
+      <w:r>
+        <w:rPr>
+          <w:rFonts w:asciiTheme="majorHAnsi" w:hAnsiTheme="majorHAnsi" w:cstheme="majorHAnsi"/>
+          <w:sz w:val="24"/>
+          <w:szCs w:val="24"/>
+          <w:lang w:val="es-CR"/>
+        </w:rPr>
+        <w:t>, una plataforma web orientada al transporte bajo demanda con vehículos aéreos urbanos (básicamente un "Uber de coches voladores"). Como me gustó mucho el concepto y el diseño que creé, he querido rescatar este proyecto para llevarlo al siguiente nivel y diseñar su arquitectura en la nube.</w:t>
+      </w:r>
+    </w:p>
+    <w:p>
+      <w:pPr>
+        <w:jc w:val="both"/>
+        <w:rPr>
+          <w:rFonts w:asciiTheme="majorHAnsi" w:hAnsiTheme="majorHAnsi" w:cstheme="majorHAnsi"/>
+          <w:sz w:val="24"/>
+          <w:szCs w:val="24"/>
+          <w:lang w:val="es-CR"/>
+        </w:rPr>
+      </w:pPr>
+      <w:r>
+        <w:rPr>
+          <w:rFonts w:asciiTheme="majorHAnsi" w:hAnsiTheme="majorHAnsi" w:cstheme="majorHAnsi"/>
+          <w:sz w:val="24"/>
+          <w:szCs w:val="24"/>
+          <w:lang w:val="es-CR"/>
+        </w:rPr>
+        <w:t>NÉBULA necesita una aplicación web en tiempo real donde los clientes reservan vuelos y ven la telemetría en directo (es decir, el seguimiento de datos a distancia: ubicación GPS en el mapa, velocidad, altitud y batería restante del vehículo), además de una infraestructura para gestionar usuarios, pagos y rutas de vuelo de forma escalable.</w:t>
+      </w:r>
+    </w:p>
+    <w:p>
+      <w:pPr>
+        <w:jc w:val="both"/>
+        <w:rPr>
+          <w:rFonts w:asciiTheme="majorHAnsi" w:hAnsiTheme="majorHAnsi" w:cstheme="majorHAnsi"/>
+          <w:sz w:val="24"/>
+          <w:szCs w:val="24"/>
+          <w:lang w:val="es-CR"/>
+        </w:rPr>
+      </w:pPr>
+      <w:r>
+        <w:rPr>
+          <w:rFonts w:asciiTheme="majorHAnsi" w:hAnsiTheme="majorHAnsi" w:cstheme="majorHAnsi"/>
+          <w:sz w:val="24"/>
+          <w:szCs w:val="24"/>
+        </w:rPr>
+        <w:t xml:space="preserve">Para sostener este servicio he seleccionado dos niveles de servicio complementarios: </w:t>
+      </w:r>
+      <w:r>
+        <w:rPr>
+          <w:rFonts w:asciiTheme="majorHAnsi" w:hAnsiTheme="majorHAnsi" w:cstheme="majorHAnsi"/>
+          <w:b/>
+          <w:bCs/>
+          <w:sz w:val="24"/>
+          <w:szCs w:val="24"/>
+        </w:rPr>
+        <w:t>PaaS</w:t>
+      </w:r>
+      <w:r>
+        <w:rPr>
+          <w:rFonts w:asciiTheme="majorHAnsi" w:hAnsiTheme="majorHAnsi" w:cstheme="majorHAnsi"/>
+          <w:sz w:val="24"/>
+          <w:szCs w:val="24"/>
+        </w:rPr>
+        <w:t xml:space="preserve"> (Plataforma como Servicio</w:t>
+      </w:r>
+      <w:r>
+        <w:rPr>
+          <w:rFonts w:asciiTheme="majorHAnsi" w:hAnsiTheme="majorHAnsi" w:cstheme="majorHAnsi"/>
+          <w:sz w:val="24"/>
+          <w:szCs w:val="24"/>
+        </w:rPr>
+        <w:t xml:space="preserve"> | </w:t>
+      </w:r>
+      <w:r>
+        <w:rPr>
+          <w:rFonts w:asciiTheme="majorHAnsi" w:hAnsiTheme="majorHAnsi" w:cstheme="majorHAnsi"/>
+          <w:sz w:val="24"/>
+          <w:szCs w:val="24"/>
+        </w:rPr>
+        <w:t>Supabase Inc</w:t>
+      </w:r>
+      <w:r>
+        <w:rPr>
+          <w:rFonts w:asciiTheme="majorHAnsi" w:hAnsiTheme="majorHAnsi" w:cstheme="majorHAnsi"/>
+          <w:sz w:val="24"/>
+          <w:szCs w:val="24"/>
+        </w:rPr>
+        <w:t xml:space="preserve">) para la aplicación web y el backend en tiempo real, y </w:t>
+      </w:r>
+      <w:r>
+        <w:rPr>
+          <w:rFonts w:asciiTheme="majorHAnsi" w:hAnsiTheme="majorHAnsi" w:cstheme="majorHAnsi"/>
+          <w:b/>
+          <w:bCs/>
+          <w:sz w:val="24"/>
+          <w:szCs w:val="24"/>
+        </w:rPr>
+        <w:t>SaaS</w:t>
+      </w:r>
+      <w:r>
+        <w:rPr>
+          <w:rFonts w:asciiTheme="majorHAnsi" w:hAnsiTheme="majorHAnsi" w:cstheme="majorHAnsi"/>
+          <w:sz w:val="24"/>
+          <w:szCs w:val="24"/>
+        </w:rPr>
+        <w:t xml:space="preserve"> (Software como Servicio</w:t>
+      </w:r>
+      <w:r>
+        <w:rPr>
+          <w:rFonts w:asciiTheme="majorHAnsi" w:hAnsiTheme="majorHAnsi" w:cstheme="majorHAnsi"/>
+          <w:sz w:val="24"/>
+          <w:szCs w:val="24"/>
+        </w:rPr>
+        <w:t xml:space="preserve"> | </w:t>
+      </w:r>
+      <w:r>
+        <w:rPr>
+          <w:rFonts w:asciiTheme="majorHAnsi" w:hAnsiTheme="majorHAnsi" w:cstheme="majorHAnsi"/>
+          <w:sz w:val="24"/>
+          <w:szCs w:val="24"/>
+        </w:rPr>
+        <w:t>Stripe Payments Europe, Ltd</w:t>
+      </w:r>
+      <w:r>
+        <w:rPr>
+          <w:rFonts w:asciiTheme="majorHAnsi" w:hAnsiTheme="majorHAnsi" w:cstheme="majorHAnsi"/>
+          <w:sz w:val="24"/>
+          <w:szCs w:val="24"/>
+        </w:rPr>
+        <w:t>) para la pasarela de pagos y cobros seguros.</w:t>
+      </w:r>
+    </w:p>
+    <w:p>
+      <w:pPr>
+        <w:rPr>
+          <w:b/>
+          <w:bCs/>
+          <w:color w:val="1E4A8C" w:themeColor="accent2" w:themeTint="BF"/>
+        </w:rPr>
+      </w:pPr>
+      <w:r>
+        <w:rPr>
+          <w:b/>
+          <w:bCs/>
+          <w:color w:val="1E4A8C" w:themeColor="accent2" w:themeTint="BF"/>
+        </w:rPr>
+        <w:t>(AWS, a través de Supabase y Stripe)</w:t>
+      </w:r>
+    </w:p>
+    <w:p/>
+    <w:p/>
+    <w:p>
+      <w:pPr>
+        <w:pStyle w:val="Ttulo4"/>
+        <w:rPr>
+          <w:sz w:val="24"/>
+          <w:szCs w:val="24"/>
+          <w:lang w:val="es-CR"/>
+        </w:rPr>
+      </w:pPr>
+      <w:r>
+        <w:rPr>
+          <w:sz w:val="24"/>
+          <w:szCs w:val="24"/>
+          <w:lang w:val="es-CR"/>
+        </w:rPr>
+        <w:lastRenderedPageBreak/>
+        <w:t>1. Nivel PaaS: Supabase</w:t>
+      </w:r>
+    </w:p>
+    <w:p>
+      <w:pPr>
+        <w:pStyle w:val="Sinespaciado"/>
+        <w:jc w:val="both"/>
+        <w:rPr>
+          <w:rFonts w:asciiTheme="majorHAnsi" w:hAnsiTheme="majorHAnsi" w:cstheme="majorHAnsi"/>
+          <w:sz w:val="24"/>
+          <w:szCs w:val="24"/>
+          <w:lang w:val="es-CR"/>
+        </w:rPr>
+      </w:pPr>
+      <w:r>
+        <w:rPr>
+          <w:rFonts w:asciiTheme="majorHAnsi" w:hAnsiTheme="majorHAnsi" w:cstheme="majorHAnsi"/>
+          <w:sz w:val="24"/>
+          <w:szCs w:val="24"/>
+          <w:lang w:val="es-CR"/>
+        </w:rPr>
+        <w:t>Qué incluye y precio: Base de datos PostgreSQL, usuarios, funciones y datos en tiempo real (para rastrear el vehículo). Gratuito al inicio; plan de producción desde 25 $/mes (unos 23 €).</w:t>
+      </w:r>
+    </w:p>
+    <w:p>
+      <w:pPr>
+        <w:pStyle w:val="Sinespaciado"/>
+        <w:jc w:val="both"/>
+        <w:rPr>
+          <w:rFonts w:asciiTheme="majorHAnsi" w:hAnsiTheme="majorHAnsi" w:cstheme="majorHAnsi"/>
+          <w:sz w:val="24"/>
+          <w:szCs w:val="24"/>
+          <w:lang w:val="es-CR"/>
+        </w:rPr>
+      </w:pPr>
+      <w:r>
+        <w:rPr>
+          <w:rFonts w:asciiTheme="majorHAnsi" w:hAnsiTheme="majorHAnsi" w:cstheme="majorHAnsi"/>
+          <w:sz w:val="24"/>
+          <w:szCs w:val="24"/>
+          <w:lang w:val="es-CR"/>
+        </w:rPr>
+        <w:t>Ventajas:</w:t>
+      </w:r>
+    </w:p>
+    <w:p>
+      <w:pPr>
+        <w:pStyle w:val="Sinespaciado"/>
+        <w:jc w:val="both"/>
+        <w:rPr>
+          <w:rFonts w:asciiTheme="majorHAnsi" w:hAnsiTheme="majorHAnsi" w:cstheme="majorHAnsi"/>
+          <w:sz w:val="24"/>
+          <w:szCs w:val="24"/>
+          <w:lang w:val="es-CR"/>
+        </w:rPr>
+      </w:pPr>
+      <w:r>
+        <w:rPr>
+          <w:rFonts w:asciiTheme="majorHAnsi" w:hAnsiTheme="majorHAnsi" w:cstheme="majorHAnsi"/>
+          <w:sz w:val="24"/>
+          <w:szCs w:val="24"/>
+          <w:lang w:val="es-CR"/>
+        </w:rPr>
+        <w:t>Tiempo real nativo: Muestra la ruta del auto volador al instante sin configurar servidores complejos.</w:t>
+      </w:r>
+    </w:p>
+    <w:p>
+      <w:pPr>
+        <w:pStyle w:val="Sinespaciado"/>
+        <w:jc w:val="both"/>
+        <w:rPr>
+          <w:rFonts w:asciiTheme="majorHAnsi" w:hAnsiTheme="majorHAnsi" w:cstheme="majorHAnsi"/>
+          <w:sz w:val="24"/>
+          <w:szCs w:val="24"/>
+          <w:lang w:val="es-CR"/>
+        </w:rPr>
+      </w:pPr>
+      <w:r>
+        <w:rPr>
+          <w:rFonts w:asciiTheme="majorHAnsi" w:hAnsiTheme="majorHAnsi" w:cstheme="majorHAnsi"/>
+          <w:sz w:val="24"/>
+          <w:szCs w:val="24"/>
+          <w:lang w:val="es-CR"/>
+        </w:rPr>
+        <w:t>Cero mantenimientos</w:t>
+      </w:r>
+      <w:r>
+        <w:rPr>
+          <w:rFonts w:asciiTheme="majorHAnsi" w:hAnsiTheme="majorHAnsi" w:cstheme="majorHAnsi"/>
+          <w:sz w:val="24"/>
+          <w:szCs w:val="24"/>
+          <w:lang w:val="es-CR"/>
+        </w:rPr>
+        <w:t>: Evita gestionar sistemas operativos o parches técnicos.</w:t>
+      </w:r>
+    </w:p>
+    <w:p>
+      <w:pPr>
+        <w:pStyle w:val="Sinespaciado"/>
+        <w:jc w:val="both"/>
+        <w:rPr>
+          <w:rFonts w:asciiTheme="majorHAnsi" w:hAnsiTheme="majorHAnsi" w:cstheme="majorHAnsi"/>
+          <w:sz w:val="24"/>
+          <w:szCs w:val="24"/>
+          <w:lang w:val="es-CR"/>
+        </w:rPr>
+      </w:pPr>
+      <w:r>
+        <w:rPr>
+          <w:rFonts w:asciiTheme="majorHAnsi" w:hAnsiTheme="majorHAnsi" w:cstheme="majorHAnsi"/>
+          <w:sz w:val="24"/>
+          <w:szCs w:val="24"/>
+          <w:lang w:val="es-CR"/>
+        </w:rPr>
+        <w:t>Inconvenientes:</w:t>
+      </w:r>
+    </w:p>
+    <w:p>
+      <w:pPr>
+        <w:pStyle w:val="Sinespaciado"/>
+        <w:jc w:val="both"/>
+        <w:rPr>
+          <w:rFonts w:asciiTheme="majorHAnsi" w:hAnsiTheme="majorHAnsi" w:cstheme="majorHAnsi"/>
+          <w:sz w:val="24"/>
+          <w:szCs w:val="24"/>
+          <w:lang w:val="es-CR"/>
+        </w:rPr>
+      </w:pPr>
+      <w:r>
+        <w:rPr>
+          <w:rFonts w:asciiTheme="majorHAnsi" w:hAnsiTheme="majorHAnsi" w:cstheme="majorHAnsi"/>
+          <w:sz w:val="24"/>
+          <w:szCs w:val="24"/>
+          <w:lang w:val="es-CR"/>
+        </w:rPr>
+        <w:t>Dependencia de proveedor: Cuesta trabajo migrar si usas a fondo sus herramientas exclusivas.</w:t>
+      </w:r>
+    </w:p>
+    <w:p>
+      <w:pPr>
+        <w:pStyle w:val="Sinespaciado"/>
+        <w:jc w:val="both"/>
+        <w:rPr>
+          <w:rFonts w:asciiTheme="majorHAnsi" w:hAnsiTheme="majorHAnsi" w:cstheme="majorHAnsi"/>
+          <w:sz w:val="24"/>
+          <w:szCs w:val="24"/>
+          <w:lang w:val="es-CR"/>
+        </w:rPr>
+      </w:pPr>
+      <w:r>
+        <w:rPr>
+          <w:rFonts w:asciiTheme="majorHAnsi" w:hAnsiTheme="majorHAnsi" w:cstheme="majorHAnsi"/>
+          <w:sz w:val="24"/>
+          <w:szCs w:val="24"/>
+          <w:lang w:val="es-CR"/>
+        </w:rPr>
+        <w:t>Costes imprevistos: La factura sube si el volumen de datos o tráfico se dispara.</w:t>
+      </w:r>
+    </w:p>
+    <w:p>
+      <w:pPr>
+        <w:pStyle w:val="Sinespaciado"/>
+        <w:jc w:val="both"/>
+        <w:rPr>
+          <w:rFonts w:asciiTheme="majorHAnsi" w:hAnsiTheme="majorHAnsi" w:cstheme="majorHAnsi"/>
+          <w:sz w:val="24"/>
+          <w:szCs w:val="24"/>
+          <w:lang w:val="es-CR"/>
+        </w:rPr>
+      </w:pPr>
+    </w:p>
+    <w:p>
+      <w:pPr>
+        <w:pStyle w:val="Ttulo4"/>
+        <w:jc w:val="both"/>
+        <w:rPr>
+          <w:sz w:val="24"/>
+          <w:szCs w:val="24"/>
+          <w:lang w:val="es-CR"/>
+        </w:rPr>
+      </w:pPr>
+      <w:r>
+        <w:rPr>
+          <w:sz w:val="24"/>
+          <w:szCs w:val="24"/>
+          <w:lang w:val="es-CR"/>
+        </w:rPr>
+        <w:t>2. Nivel SaaS: Stripe</w:t>
+      </w:r>
+    </w:p>
+    <w:p>
+      <w:pPr>
+        <w:pStyle w:val="Sinespaciado"/>
+        <w:jc w:val="both"/>
+        <w:rPr>
+          <w:rFonts w:asciiTheme="majorHAnsi" w:hAnsiTheme="majorHAnsi" w:cstheme="majorHAnsi"/>
+          <w:sz w:val="24"/>
+          <w:szCs w:val="24"/>
+          <w:lang w:val="es-CR"/>
+        </w:rPr>
+      </w:pPr>
+      <w:r>
+        <w:rPr>
+          <w:rFonts w:asciiTheme="majorHAnsi" w:hAnsiTheme="majorHAnsi" w:cstheme="majorHAnsi"/>
+          <w:sz w:val="24"/>
+          <w:szCs w:val="24"/>
+          <w:lang w:val="es-CR"/>
+        </w:rPr>
+        <w:t>Qué incluye y precio: Cobro seguro con tarjetas/móvil, facturación y antifraude. No tiene cuota fija: cobra 1,5 % + 0,25 € por cada viaje pagado con tarjeta europea.</w:t>
+      </w:r>
+    </w:p>
+    <w:p>
+      <w:pPr>
+        <w:pStyle w:val="Sinespaciado"/>
+        <w:jc w:val="both"/>
+        <w:rPr>
+          <w:rFonts w:asciiTheme="majorHAnsi" w:hAnsiTheme="majorHAnsi" w:cstheme="majorHAnsi"/>
+          <w:sz w:val="24"/>
+          <w:szCs w:val="24"/>
+          <w:lang w:val="es-CR"/>
+        </w:rPr>
+      </w:pPr>
+      <w:r>
+        <w:rPr>
+          <w:rFonts w:asciiTheme="majorHAnsi" w:hAnsiTheme="majorHAnsi" w:cstheme="majorHAnsi"/>
+          <w:sz w:val="24"/>
+          <w:szCs w:val="24"/>
+          <w:lang w:val="es-CR"/>
+        </w:rPr>
+        <w:t>Ventajas:</w:t>
+      </w:r>
+    </w:p>
+    <w:p>
+      <w:pPr>
+        <w:pStyle w:val="Sinespaciado"/>
+        <w:jc w:val="both"/>
+        <w:rPr>
+          <w:rFonts w:asciiTheme="majorHAnsi" w:hAnsiTheme="majorHAnsi" w:cstheme="majorHAnsi"/>
+          <w:sz w:val="24"/>
+          <w:szCs w:val="24"/>
+          <w:lang w:val="es-CR"/>
+        </w:rPr>
+      </w:pPr>
+      <w:r>
+        <w:rPr>
+          <w:rFonts w:asciiTheme="majorHAnsi" w:hAnsiTheme="majorHAnsi" w:cstheme="majorHAnsi"/>
+          <w:sz w:val="24"/>
+          <w:szCs w:val="24"/>
+          <w:lang w:val="es-CR"/>
+        </w:rPr>
+        <w:t>Seguridad legal (PCI-DSS): Stripe asume la custodia bancaria; no guardamos tarjetas en nuestra web.</w:t>
+      </w:r>
+    </w:p>
+    <w:p>
+      <w:pPr>
+        <w:pStyle w:val="Sinespaciado"/>
+        <w:jc w:val="both"/>
+        <w:rPr>
+          <w:rFonts w:asciiTheme="majorHAnsi" w:hAnsiTheme="majorHAnsi" w:cstheme="majorHAnsi"/>
+          <w:sz w:val="24"/>
+          <w:szCs w:val="24"/>
+          <w:lang w:val="es-CR"/>
+        </w:rPr>
+      </w:pPr>
+      <w:r>
+        <w:rPr>
+          <w:rFonts w:asciiTheme="majorHAnsi" w:hAnsiTheme="majorHAnsi" w:cstheme="majorHAnsi"/>
+          <w:sz w:val="24"/>
+          <w:szCs w:val="24"/>
+          <w:lang w:val="es-CR"/>
+        </w:rPr>
+        <w:t>Integración inmediata: Formularios prediseñados y listos para cobrar en minutos.</w:t>
+      </w:r>
+    </w:p>
+    <w:p>
+      <w:pPr>
+        <w:pStyle w:val="Sinespaciado"/>
+        <w:jc w:val="both"/>
+        <w:rPr>
+          <w:rFonts w:asciiTheme="majorHAnsi" w:hAnsiTheme="majorHAnsi" w:cstheme="majorHAnsi"/>
+          <w:sz w:val="24"/>
+          <w:szCs w:val="24"/>
+          <w:lang w:val="es-CR"/>
+        </w:rPr>
+      </w:pPr>
+      <w:r>
+        <w:rPr>
+          <w:rFonts w:asciiTheme="majorHAnsi" w:hAnsiTheme="majorHAnsi" w:cstheme="majorHAnsi"/>
+          <w:sz w:val="24"/>
+          <w:szCs w:val="24"/>
+          <w:lang w:val="es-CR"/>
+        </w:rPr>
+        <w:t>Inconvenientes:</w:t>
+      </w:r>
+    </w:p>
+    <w:p>
+      <w:pPr>
+        <w:pStyle w:val="Sinespaciado"/>
+        <w:jc w:val="both"/>
+        <w:rPr>
+          <w:rFonts w:asciiTheme="majorHAnsi" w:hAnsiTheme="majorHAnsi" w:cstheme="majorHAnsi"/>
+          <w:sz w:val="24"/>
+          <w:szCs w:val="24"/>
+          <w:lang w:val="es-CR"/>
+        </w:rPr>
+      </w:pPr>
+      <w:r>
+        <w:rPr>
+          <w:rFonts w:asciiTheme="majorHAnsi" w:hAnsiTheme="majorHAnsi" w:cstheme="majorHAnsi"/>
+          <w:sz w:val="24"/>
+          <w:szCs w:val="24"/>
+          <w:lang w:val="es-CR"/>
+        </w:rPr>
+        <w:t>Comisión por porcentaje: Si el volumen de ventas crece mucho, resulta más caro que una tarifa plana.</w:t>
+      </w:r>
+    </w:p>
+    <w:p>
+      <w:pPr>
+        <w:pStyle w:val="Sinespaciado"/>
+        <w:jc w:val="both"/>
+        <w:rPr>
+          <w:rFonts w:asciiTheme="majorHAnsi" w:hAnsiTheme="majorHAnsi" w:cstheme="majorHAnsi"/>
+          <w:sz w:val="24"/>
+          <w:szCs w:val="24"/>
+          <w:lang w:val="es-CR"/>
+        </w:rPr>
+      </w:pPr>
+      <w:r>
+        <w:rPr>
+          <w:rFonts w:asciiTheme="majorHAnsi" w:hAnsiTheme="majorHAnsi" w:cstheme="majorHAnsi"/>
+          <w:sz w:val="24"/>
+          <w:szCs w:val="24"/>
+          <w:lang w:val="es-CR"/>
+        </w:rPr>
+        <w:t>Control externo: La resolución de pagos bloqueados o errores depende al 100 % de su soporte.</w:t>
+      </w:r>
+    </w:p>
+    <w:p>
+      <w:pPr>
+        <w:rPr>
+          <w:lang w:val="es-CR"/>
+        </w:rPr>
+      </w:pPr>
+    </w:p>
+    <w:p>
+      <w:r>
+        <w:rPr>
+          <w:noProof/>
+        </w:rPr>
+        <w:drawing>
+          <wp:inline distT="0" distB="0" distL="0" distR="0" wp14:anchorId="056D4896" wp14:editId="78C3E498">
+            <wp:extent cx="5400040" cy="3013710"/>
+            <wp:effectExtent l="0" t="0" r="0" b="0"/>
+            <wp:docPr id="983515694" name="Imagen 12"/>
+            <wp:cNvGraphicFramePr>
+              <a:graphicFrameLocks xmlns:a="http://schemas.openxmlformats.org/drawingml/2006/main" noChangeAspect="1"/>
+            </wp:cNvGraphicFramePr>
+            <a:graphic xmlns:a="http://schemas.openxmlformats.org/drawingml/2006/main">
+              <a:graphicData uri="http://schemas.openxmlformats.org/drawingml/2006/picture">
+                <pic:pic xmlns:pic="http://schemas.openxmlformats.org/drawingml/2006/picture">
+                  <pic:nvPicPr>
+                    <pic:cNvPr id="983515694" name="Imagen 983515694"/>
+                    <pic:cNvPicPr/>
+                  </pic:nvPicPr>
+                  <pic:blipFill>
+                    <a:blip r:embed="rId11" cstate="print">
+                      <a:extLst>
+                        <a:ext uri="{28A0092B-C50C-407E-A947-70E740481C1C}">
+                          <a14:useLocalDpi xmlns:a14="http://schemas.microsoft.com/office/drawing/2010/main" val="0"/>
+                        </a:ext>
+                      </a:extLst>
+                    </a:blip>
+                    <a:stretch>
+                      <a:fillRect/>
+                    </a:stretch>
+                  </pic:blipFill>
+                  <pic:spPr>
+                    <a:xfrm>
+                      <a:off x="0" y="0"/>
+                      <a:ext cx="5400040" cy="3013710"/>
+                    </a:xfrm>
+                    <a:prstGeom prst="rect">
+                      <a:avLst/>
+                    </a:prstGeom>
+                  </pic:spPr>
+                </pic:pic>
+              </a:graphicData>
+            </a:graphic>
+          </wp:inline>
+        </w:drawing>
+      </w:r>
+    </w:p>
+    <w:p>
+      <w:r>
+        <w:br w:type="page"/>
+      </w:r>
+    </w:p>
+    <w:p>
+      <w:pPr>
+        <w:pStyle w:val="Ttulo1"/>
+        <w:rPr>
+          <w:color w:val="auto"/>
+        </w:rPr>
+      </w:pPr>
+      <w:bookmarkStart w:id="6" w:name="_Toc240648242"/>
+      <w:r>
+        <w:rPr>
+          <w:color w:val="auto"/>
+        </w:rPr>
+        <w:lastRenderedPageBreak/>
+        <w:t>BIBLIOGRAFÍA</w:t>
+      </w:r>
+      <w:bookmarkEnd w:id="6"/>
+    </w:p>
+    <w:p/>
+    <w:p>
+      <w:pPr>
+        <w:rPr>
+          <w:rFonts w:asciiTheme="majorHAnsi" w:hAnsiTheme="majorHAnsi" w:cstheme="majorHAnsi"/>
+          <w:b/>
+          <w:bCs/>
+          <w:sz w:val="24"/>
+          <w:szCs w:val="24"/>
+          <w:lang w:val="es-CR"/>
+        </w:rPr>
+      </w:pPr>
+      <w:r>
+        <w:rPr>
+          <w:rFonts w:asciiTheme="majorHAnsi" w:hAnsiTheme="majorHAnsi" w:cstheme="majorHAnsi"/>
+          <w:b/>
+          <w:bCs/>
+          <w:sz w:val="24"/>
+          <w:szCs w:val="24"/>
+          <w:lang w:val="es-CR"/>
+        </w:rPr>
+        <w:t>Para el Ejercicio 1 (Modelos de servicio cloud: IaaS, PaaS y SaaS)</w:t>
       </w:r>
     </w:p>
     <w:p>
       <w:pPr>
         <w:numPr>
           <w:ilvl w:val="0"/>
-          <w:numId w:val="3"/>
+          <w:numId w:val="9"/>
         </w:numPr>
-        <w:spacing w:before="100" w:beforeAutospacing="1" w:after="100" w:afterAutospacing="1" w:line="240" w:lineRule="auto"/>
-        <w:rPr>
-          <w:rFonts w:asciiTheme="majorHAnsi" w:eastAsia="Times New Roman" w:hAnsiTheme="majorHAnsi" w:cs="Times New Roman"/>
-          <w:color w:val="767171" w:themeColor="background2" w:themeShade="80"/>
-          <w:sz w:val="24"/>
-          <w:szCs w:val="24"/>
-          <w:lang w:eastAsia="es-ES"/>
-        </w:rPr>
-      </w:pPr>
-      <w:r>
-        <w:rPr>
-          <w:rFonts w:asciiTheme="majorHAnsi" w:eastAsia="Times New Roman" w:hAnsiTheme="majorHAnsi" w:cs="Times New Roman"/>
+        <w:rPr>
+          <w:rFonts w:asciiTheme="majorHAnsi" w:hAnsiTheme="majorHAnsi" w:cstheme="majorHAnsi"/>
+          <w:sz w:val="24"/>
+          <w:szCs w:val="24"/>
+          <w:lang w:val="es-CR"/>
+        </w:rPr>
+      </w:pPr>
+      <w:r>
+        <w:rPr>
+          <w:rFonts w:asciiTheme="majorHAnsi" w:hAnsiTheme="majorHAnsi" w:cstheme="majorHAnsi"/>
           <w:b/>
           <w:bCs/>
-          <w:color w:val="767171" w:themeColor="background2" w:themeShade="80"/>
-          <w:sz w:val="24"/>
-          <w:szCs w:val="24"/>
-          <w:lang w:eastAsia="es-ES"/>
-        </w:rPr>
-        <w:t>Lo bueno:</w:t>
-      </w:r>
-      <w:r>
-        <w:rPr>
-          <w:rFonts w:asciiTheme="majorHAnsi" w:eastAsia="Times New Roman" w:hAnsiTheme="majorHAnsi" w:cs="Times New Roman"/>
-          <w:color w:val="767171" w:themeColor="background2" w:themeShade="80"/>
-          <w:sz w:val="24"/>
-          <w:szCs w:val="24"/>
-          <w:lang w:eastAsia="es-ES"/>
-        </w:rPr>
-        <w:t xml:space="preserve"> Tienes el control total, la máxima privacidad y cumples fácilmente con normativas legales estrictas.</w:t>
-      </w:r>
-    </w:p>
-    <w:p>
-      <w:pPr>
-        <w:numPr>
-          <w:ilvl w:val="0"/>
-          <w:numId w:val="3"/>
-        </w:numPr>
-        <w:spacing w:before="100" w:beforeAutospacing="1" w:after="100" w:afterAutospacing="1" w:line="240" w:lineRule="auto"/>
-        <w:rPr>
-          <w:rFonts w:asciiTheme="majorHAnsi" w:eastAsia="Times New Roman" w:hAnsiTheme="majorHAnsi" w:cs="Times New Roman"/>
-          <w:color w:val="767171" w:themeColor="background2" w:themeShade="80"/>
-          <w:sz w:val="24"/>
-          <w:szCs w:val="24"/>
-          <w:lang w:eastAsia="es-ES"/>
-        </w:rPr>
-      </w:pPr>
-      <w:r>
-        <w:rPr>
-          <w:rFonts w:asciiTheme="majorHAnsi" w:eastAsia="Times New Roman" w:hAnsiTheme="majorHAnsi" w:cs="Times New Roman"/>
-          <w:b/>
-          <w:bCs/>
-          <w:color w:val="767171" w:themeColor="background2" w:themeShade="80"/>
-          <w:sz w:val="24"/>
-          <w:szCs w:val="24"/>
-          <w:lang w:eastAsia="es-ES"/>
-        </w:rPr>
-        <w:t>El límite:</w:t>
-      </w:r>
-      <w:r>
-        <w:rPr>
-          <w:rFonts w:asciiTheme="majorHAnsi" w:eastAsia="Times New Roman" w:hAnsiTheme="majorHAnsi" w:cs="Times New Roman"/>
-          <w:color w:val="767171" w:themeColor="background2" w:themeShade="80"/>
-          <w:sz w:val="24"/>
-          <w:szCs w:val="24"/>
-          <w:lang w:eastAsia="es-ES"/>
-        </w:rPr>
-        <w:t xml:space="preserve"> Es muchísimo más cara de montar y de mantener, porque todo corre por cuenta de la empresa.</w:t>
-      </w:r>
-    </w:p>
-    <w:p>
-      <w:pPr>
-        <w:spacing w:before="100" w:beforeAutospacing="1" w:after="100" w:afterAutospacing="1" w:line="240" w:lineRule="auto"/>
-        <w:rPr>
-          <w:rFonts w:asciiTheme="majorHAnsi" w:eastAsia="Times New Roman" w:hAnsiTheme="majorHAnsi" w:cs="Times New Roman"/>
-          <w:color w:val="767171" w:themeColor="background2" w:themeShade="80"/>
-          <w:sz w:val="24"/>
-          <w:szCs w:val="24"/>
-          <w:lang w:eastAsia="es-ES"/>
-        </w:rPr>
-      </w:pPr>
-      <w:r>
-        <w:rPr>
-          <w:rFonts w:asciiTheme="majorHAnsi" w:eastAsia="Times New Roman" w:hAnsiTheme="majorHAnsi" w:cs="Times New Roman"/>
-          <w:b/>
-          <w:bCs/>
-          <w:color w:val="767171" w:themeColor="background2" w:themeShade="80"/>
-          <w:sz w:val="24"/>
-          <w:szCs w:val="24"/>
-          <w:lang w:eastAsia="es-ES"/>
-        </w:rPr>
-        <w:t>Nube híbrida (ni uno ni el otro, un buen término medio</w:t>
-      </w:r>
-      <w:r>
-        <w:rPr>
-          <w:rFonts w:asciiTheme="majorHAnsi" w:eastAsia="Times New Roman" w:hAnsiTheme="majorHAnsi" w:cs="Times New Roman"/>
-          <w:b/>
-          <w:bCs/>
-          <w:color w:val="767171" w:themeColor="background2" w:themeShade="80"/>
-          <w:sz w:val="24"/>
-          <w:szCs w:val="24"/>
-          <w:lang w:eastAsia="es-ES"/>
-        </w:rPr>
-        <w:t>):</w:t>
-      </w:r>
-    </w:p>
-    <w:p>
-      <w:pPr>
-        <w:spacing w:before="100" w:beforeAutospacing="1" w:after="100" w:afterAutospacing="1" w:line="240" w:lineRule="auto"/>
-        <w:rPr>
-          <w:rFonts w:asciiTheme="majorHAnsi" w:eastAsia="Times New Roman" w:hAnsiTheme="majorHAnsi" w:cs="Times New Roman"/>
-          <w:color w:val="767171" w:themeColor="background2" w:themeShade="80"/>
-          <w:sz w:val="24"/>
-          <w:szCs w:val="24"/>
-          <w:lang w:eastAsia="es-ES"/>
-        </w:rPr>
-      </w:pPr>
-      <w:r>
-        <w:rPr>
-          <w:rFonts w:asciiTheme="majorHAnsi" w:eastAsia="Times New Roman" w:hAnsiTheme="majorHAnsi" w:cs="Times New Roman"/>
-          <w:color w:val="767171" w:themeColor="background2" w:themeShade="80"/>
-          <w:sz w:val="24"/>
-          <w:szCs w:val="24"/>
-          <w:lang w:eastAsia="es-ES"/>
-        </w:rPr>
-        <w:t>Es una combinación de las dos anteriores. La empresa utiliza su propia nube privada para guardar lo más confidencial o delicado, y aprovecha la nube pública cuando necesita potencia extra de cálculo o para tareas cotidianas. Ambas nubes están conectadas y se comunican entre sí.</w:t>
-      </w:r>
-    </w:p>
-    <w:p/>
-    <w:p>
-      <w:pPr>
-        <w:pStyle w:val="Ttulo1"/>
-        <w:jc w:val="both"/>
-        <w:rPr>
-          <w:b/>
-          <w:color w:val="767171" w:themeColor="background2" w:themeShade="80"/>
-        </w:rPr>
-      </w:pPr>
-      <w:bookmarkStart w:id="5" w:name="_Toc240648240"/>
-      <w:r>
-        <w:rPr>
-          <w:b/>
-          <w:color w:val="767171" w:themeColor="background2" w:themeShade="80"/>
-        </w:rPr>
-        <w:t>EJERCICIO 3:</w:t>
-      </w:r>
-      <w:bookmarkEnd w:id="5"/>
-    </w:p>
-    <w:p>
-      <w:pPr>
-        <w:pStyle w:val="Ttulo3"/>
-        <w:jc w:val="both"/>
-        <w:rPr>
-          <w:color w:val="767171" w:themeColor="background2" w:themeShade="80"/>
-        </w:rPr>
-      </w:pPr>
-      <w:bookmarkStart w:id="6" w:name="_Toc240648241"/>
-      <w:r>
-        <w:rPr>
-          <w:color w:val="767171" w:themeColor="background2" w:themeShade="80"/>
-        </w:rPr>
-        <w:t>Proponed brevemente (no más de 5 o 6 líneas) un negocio relacionado con desarrollo web. Investigad que soluciones comerciales en la nube podéis utilizar, considerando al menos dos niveles de servicio. Escoged una solución comercial para cada nivel e investigad los servicios que ofrece, así como el coste. Justificad vuestras decisiones en base a no menos de dos ventajas para cada servicio, así como dos inconvenientes. Cread un diagrama en el que expliquéis la interacción entre los diferentes niveles de servicio.</w:t>
-      </w:r>
-      <w:bookmarkEnd w:id="6"/>
-    </w:p>
-    <w:p/>
-    <w:p/>
-    <w:p/>
-    <w:p/>
-    <w:p>
-      <w:r>
-        <w:br w:type="page"/>
-      </w:r>
-    </w:p>
-    <w:p>
-      <w:pPr>
-        <w:pStyle w:val="Ttulo1"/>
-        <w:rPr>
-          <w:color w:val="767171" w:themeColor="background2" w:themeShade="80"/>
-        </w:rPr>
-      </w:pPr>
-      <w:bookmarkStart w:id="7" w:name="_Toc240648242"/>
-      <w:r>
-        <w:rPr>
-          <w:color w:val="767171" w:themeColor="background2" w:themeShade="80"/>
-        </w:rPr>
-        <w:lastRenderedPageBreak/>
-        <w:t>BIBLIOGRAFÍA</w:t>
-      </w:r>
-      <w:bookmarkEnd w:id="7"/>
-    </w:p>
-    <w:p/>
-    <w:p>
-      <w:r>
-        <w:t>Para el ejercicio 1, utilicé las siguientes fuentes:</w:t>
-      </w:r>
-      <w:r>
-        <w:br/>
-      </w:r>
-      <w:hyperlink r:id="rId9" w:history="1">
+          <w:sz w:val="24"/>
+          <w:szCs w:val="24"/>
+          <w:lang w:val="en-US"/>
+        </w:rPr>
+        <w:t>IBM Cloud Education.</w:t>
+      </w:r>
+      <w:r>
+        <w:rPr>
+          <w:rFonts w:asciiTheme="majorHAnsi" w:hAnsiTheme="majorHAnsi" w:cstheme="majorHAnsi"/>
+          <w:sz w:val="24"/>
+          <w:szCs w:val="24"/>
+          <w:lang w:val="en-US"/>
+        </w:rPr>
+        <w:t xml:space="preserve"> (s. f.). </w:t>
+      </w:r>
+      <w:r>
+        <w:rPr>
+          <w:rFonts w:asciiTheme="majorHAnsi" w:hAnsiTheme="majorHAnsi" w:cstheme="majorHAnsi"/>
+          <w:i/>
+          <w:iCs/>
+          <w:sz w:val="24"/>
+          <w:szCs w:val="24"/>
+          <w:lang w:val="es-CR"/>
+        </w:rPr>
+        <w:t xml:space="preserve">IaaS, PaaS, SaaS: ¿cuál es la </w:t>
+      </w:r>
+      <w:proofErr w:type="gramStart"/>
+      <w:r>
+        <w:rPr>
+          <w:rFonts w:asciiTheme="majorHAnsi" w:hAnsiTheme="majorHAnsi" w:cstheme="majorHAnsi"/>
+          <w:i/>
+          <w:iCs/>
+          <w:sz w:val="24"/>
+          <w:szCs w:val="24"/>
+          <w:lang w:val="es-CR"/>
+        </w:rPr>
+        <w:t>diferencia?</w:t>
+      </w:r>
+      <w:r>
+        <w:rPr>
+          <w:rFonts w:asciiTheme="majorHAnsi" w:hAnsiTheme="majorHAnsi" w:cstheme="majorHAnsi"/>
+          <w:sz w:val="24"/>
+          <w:szCs w:val="24"/>
+          <w:lang w:val="es-CR"/>
+        </w:rPr>
+        <w:t>.</w:t>
+      </w:r>
+      <w:proofErr w:type="gramEnd"/>
+      <w:r>
+        <w:rPr>
+          <w:rFonts w:asciiTheme="majorHAnsi" w:hAnsiTheme="majorHAnsi" w:cstheme="majorHAnsi"/>
+          <w:sz w:val="24"/>
+          <w:szCs w:val="24"/>
+          <w:lang w:val="es-CR"/>
+        </w:rPr>
+        <w:t xml:space="preserve"> IBM. Recuperado de: </w:t>
+      </w:r>
+      <w:hyperlink r:id="rId12" w:history="1">
+        <w:proofErr w:type="spellStart"/>
         <w:r>
           <w:rPr>
             <w:rStyle w:val="Hipervnculo"/>
+            <w:rFonts w:asciiTheme="majorHAnsi" w:hAnsiTheme="majorHAnsi" w:cstheme="majorHAnsi"/>
+            <w:sz w:val="24"/>
+            <w:szCs w:val="24"/>
           </w:rPr>
-          <w:t>Iaas, Paas, Saas: ¿cuál es la diferencia? | IBM</w:t>
+          <w:t>Iaas</w:t>
+        </w:r>
+        <w:proofErr w:type="spellEnd"/>
+        <w:r>
+          <w:rPr>
+            <w:rStyle w:val="Hipervnculo"/>
+            <w:rFonts w:asciiTheme="majorHAnsi" w:hAnsiTheme="majorHAnsi" w:cstheme="majorHAnsi"/>
+            <w:sz w:val="24"/>
+            <w:szCs w:val="24"/>
+          </w:rPr>
+          <w:t xml:space="preserve">, </w:t>
+        </w:r>
+        <w:proofErr w:type="spellStart"/>
+        <w:r>
+          <w:rPr>
+            <w:rStyle w:val="Hipervnculo"/>
+            <w:rFonts w:asciiTheme="majorHAnsi" w:hAnsiTheme="majorHAnsi" w:cstheme="majorHAnsi"/>
+            <w:sz w:val="24"/>
+            <w:szCs w:val="24"/>
+          </w:rPr>
+          <w:t>Paas</w:t>
+        </w:r>
+        <w:proofErr w:type="spellEnd"/>
+        <w:r>
+          <w:rPr>
+            <w:rStyle w:val="Hipervnculo"/>
+            <w:rFonts w:asciiTheme="majorHAnsi" w:hAnsiTheme="majorHAnsi" w:cstheme="majorHAnsi"/>
+            <w:sz w:val="24"/>
+            <w:szCs w:val="24"/>
+          </w:rPr>
+          <w:t xml:space="preserve">, </w:t>
+        </w:r>
+        <w:proofErr w:type="spellStart"/>
+        <w:r>
+          <w:rPr>
+            <w:rStyle w:val="Hipervnculo"/>
+            <w:rFonts w:asciiTheme="majorHAnsi" w:hAnsiTheme="majorHAnsi" w:cstheme="majorHAnsi"/>
+            <w:sz w:val="24"/>
+            <w:szCs w:val="24"/>
+          </w:rPr>
+          <w:t>Saas</w:t>
+        </w:r>
+        <w:proofErr w:type="spellEnd"/>
+        <w:r>
+          <w:rPr>
+            <w:rStyle w:val="Hipervnculo"/>
+            <w:rFonts w:asciiTheme="majorHAnsi" w:hAnsiTheme="majorHAnsi" w:cstheme="majorHAnsi"/>
+            <w:sz w:val="24"/>
+            <w:szCs w:val="24"/>
+          </w:rPr>
+          <w:t>: ¿cuál es la diferencia? | IBM</w:t>
         </w:r>
       </w:hyperlink>
     </w:p>
-    <w:p/>
+    <w:p>
+      <w:pPr>
+        <w:numPr>
+          <w:ilvl w:val="0"/>
+          <w:numId w:val="9"/>
+        </w:numPr>
+        <w:rPr>
+          <w:rFonts w:asciiTheme="majorHAnsi" w:hAnsiTheme="majorHAnsi" w:cstheme="majorHAnsi"/>
+          <w:sz w:val="24"/>
+          <w:szCs w:val="24"/>
+          <w:lang w:val="es-CR"/>
+        </w:rPr>
+      </w:pPr>
+      <w:r>
+        <w:rPr>
+          <w:rFonts w:asciiTheme="majorHAnsi" w:hAnsiTheme="majorHAnsi" w:cstheme="majorHAnsi"/>
+          <w:b/>
+          <w:bCs/>
+          <w:sz w:val="24"/>
+          <w:szCs w:val="24"/>
+          <w:lang w:val="es-CR"/>
+        </w:rPr>
+        <w:t>Microsoft Azure.</w:t>
+      </w:r>
+      <w:r>
+        <w:rPr>
+          <w:rFonts w:asciiTheme="majorHAnsi" w:hAnsiTheme="majorHAnsi" w:cstheme="majorHAnsi"/>
+          <w:sz w:val="24"/>
+          <w:szCs w:val="24"/>
+          <w:lang w:val="es-CR"/>
+        </w:rPr>
+        <w:t xml:space="preserve"> (s. f.). </w:t>
+      </w:r>
+      <w:r>
+        <w:rPr>
+          <w:rFonts w:asciiTheme="majorHAnsi" w:hAnsiTheme="majorHAnsi" w:cstheme="majorHAnsi"/>
+          <w:i/>
+          <w:iCs/>
+          <w:sz w:val="24"/>
+          <w:szCs w:val="24"/>
+          <w:lang w:val="es-CR"/>
+        </w:rPr>
+        <w:t xml:space="preserve">¿Qué son IaaS, PaaS y </w:t>
+      </w:r>
+      <w:proofErr w:type="gramStart"/>
+      <w:r>
+        <w:rPr>
+          <w:rFonts w:asciiTheme="majorHAnsi" w:hAnsiTheme="majorHAnsi" w:cstheme="majorHAnsi"/>
+          <w:i/>
+          <w:iCs/>
+          <w:sz w:val="24"/>
+          <w:szCs w:val="24"/>
+          <w:lang w:val="es-CR"/>
+        </w:rPr>
+        <w:t>SaaS?</w:t>
+      </w:r>
+      <w:r>
+        <w:rPr>
+          <w:rFonts w:asciiTheme="majorHAnsi" w:hAnsiTheme="majorHAnsi" w:cstheme="majorHAnsi"/>
+          <w:sz w:val="24"/>
+          <w:szCs w:val="24"/>
+          <w:lang w:val="es-CR"/>
+        </w:rPr>
+        <w:t>.</w:t>
+      </w:r>
+      <w:proofErr w:type="gramEnd"/>
+      <w:r>
+        <w:rPr>
+          <w:rFonts w:asciiTheme="majorHAnsi" w:hAnsiTheme="majorHAnsi" w:cstheme="majorHAnsi"/>
+          <w:sz w:val="24"/>
+          <w:szCs w:val="24"/>
+          <w:lang w:val="es-CR"/>
+        </w:rPr>
+        <w:t xml:space="preserve"> Microsoft Learn. Recuperado de: </w:t>
+      </w:r>
+      <w:hyperlink r:id="rId13" w:history="1">
+        <w:r>
+          <w:rPr>
+            <w:rStyle w:val="Hipervnculo"/>
+            <w:rFonts w:asciiTheme="majorHAnsi" w:hAnsiTheme="majorHAnsi" w:cstheme="majorHAnsi"/>
+            <w:sz w:val="24"/>
+            <w:szCs w:val="24"/>
+          </w:rPr>
+          <w:t>¿Qué son IaaS, PaaS y SaaS? | Microsoft Azure</w:t>
+        </w:r>
+      </w:hyperlink>
+    </w:p>
+    <w:p>
+      <w:pPr>
+        <w:rPr>
+          <w:rFonts w:asciiTheme="majorHAnsi" w:hAnsiTheme="majorHAnsi" w:cstheme="majorHAnsi"/>
+          <w:b/>
+          <w:bCs/>
+          <w:sz w:val="24"/>
+          <w:szCs w:val="24"/>
+          <w:lang w:val="es-CR"/>
+        </w:rPr>
+      </w:pPr>
+      <w:r>
+        <w:rPr>
+          <w:rFonts w:asciiTheme="majorHAnsi" w:hAnsiTheme="majorHAnsi" w:cstheme="majorHAnsi"/>
+          <w:b/>
+          <w:bCs/>
+          <w:sz w:val="24"/>
+          <w:szCs w:val="24"/>
+          <w:lang w:val="es-CR"/>
+        </w:rPr>
+        <w:t>Para el Ejercicio 2 (Modelos de despliegue y caso de estudio)</w:t>
+      </w:r>
+    </w:p>
+    <w:p>
+      <w:pPr>
+        <w:numPr>
+          <w:ilvl w:val="0"/>
+          <w:numId w:val="10"/>
+        </w:numPr>
+        <w:rPr>
+          <w:rFonts w:asciiTheme="majorHAnsi" w:hAnsiTheme="majorHAnsi" w:cstheme="majorHAnsi"/>
+          <w:sz w:val="24"/>
+          <w:szCs w:val="24"/>
+          <w:lang w:val="en-US"/>
+        </w:rPr>
+      </w:pPr>
+      <w:r>
+        <w:rPr>
+          <w:rFonts w:asciiTheme="majorHAnsi" w:hAnsiTheme="majorHAnsi" w:cstheme="majorHAnsi"/>
+          <w:b/>
+          <w:bCs/>
+          <w:sz w:val="24"/>
+          <w:szCs w:val="24"/>
+          <w:lang w:val="en-US"/>
+        </w:rPr>
+        <w:t>Amazon Web Services (AWS).</w:t>
+      </w:r>
+      <w:r>
+        <w:rPr>
+          <w:rFonts w:asciiTheme="majorHAnsi" w:hAnsiTheme="majorHAnsi" w:cstheme="majorHAnsi"/>
+          <w:sz w:val="24"/>
+          <w:szCs w:val="24"/>
+          <w:lang w:val="en-US"/>
+        </w:rPr>
+        <w:t xml:space="preserve"> (s. f.). </w:t>
+      </w:r>
+      <w:r>
+        <w:rPr>
+          <w:rFonts w:asciiTheme="majorHAnsi" w:hAnsiTheme="majorHAnsi" w:cstheme="majorHAnsi"/>
+          <w:i/>
+          <w:iCs/>
+          <w:sz w:val="24"/>
+          <w:szCs w:val="24"/>
+          <w:lang w:val="en-US"/>
+        </w:rPr>
+        <w:t>Netflix on AWS: Case Studies, Videos, Innovator Stories</w:t>
+      </w:r>
+      <w:r>
+        <w:rPr>
+          <w:rFonts w:asciiTheme="majorHAnsi" w:hAnsiTheme="majorHAnsi" w:cstheme="majorHAnsi"/>
+          <w:sz w:val="24"/>
+          <w:szCs w:val="24"/>
+          <w:lang w:val="en-US"/>
+        </w:rPr>
+        <w:t xml:space="preserve">. AWS Solutions Library. Recuperado de: </w:t>
+      </w:r>
+      <w:hyperlink r:id="rId14" w:history="1">
+        <w:r>
+          <w:rPr>
+            <w:rStyle w:val="Hipervnculo"/>
+            <w:rFonts w:asciiTheme="majorHAnsi" w:hAnsiTheme="majorHAnsi" w:cstheme="majorHAnsi"/>
+            <w:sz w:val="24"/>
+            <w:szCs w:val="24"/>
+            <w:lang w:val="en-US"/>
+          </w:rPr>
+          <w:t>Netflix on AWS: Case Studies, Videos, Innovator Stories</w:t>
+        </w:r>
+      </w:hyperlink>
+    </w:p>
+    <w:p>
+      <w:pPr>
+        <w:numPr>
+          <w:ilvl w:val="0"/>
+          <w:numId w:val="10"/>
+        </w:numPr>
+        <w:rPr>
+          <w:rFonts w:asciiTheme="majorHAnsi" w:hAnsiTheme="majorHAnsi" w:cstheme="majorHAnsi"/>
+          <w:sz w:val="24"/>
+          <w:szCs w:val="24"/>
+          <w:lang w:val="en-US"/>
+        </w:rPr>
+      </w:pPr>
+      <w:r>
+        <w:rPr>
+          <w:rFonts w:asciiTheme="majorHAnsi" w:hAnsiTheme="majorHAnsi" w:cstheme="majorHAnsi"/>
+          <w:b/>
+          <w:bCs/>
+          <w:sz w:val="24"/>
+          <w:szCs w:val="24"/>
+          <w:lang w:val="en-US"/>
+        </w:rPr>
+        <w:t>Amazon Web Services (AWS).</w:t>
+      </w:r>
+      <w:r>
+        <w:rPr>
+          <w:rFonts w:asciiTheme="majorHAnsi" w:hAnsiTheme="majorHAnsi" w:cstheme="majorHAnsi"/>
+          <w:sz w:val="24"/>
+          <w:szCs w:val="24"/>
+          <w:lang w:val="en-US"/>
+        </w:rPr>
+        <w:t xml:space="preserve"> (s. f.). </w:t>
+      </w:r>
+      <w:r>
+        <w:rPr>
+          <w:rFonts w:asciiTheme="majorHAnsi" w:hAnsiTheme="majorHAnsi" w:cstheme="majorHAnsi"/>
+          <w:i/>
+          <w:iCs/>
+          <w:sz w:val="24"/>
+          <w:szCs w:val="24"/>
+          <w:lang w:val="es-CR"/>
+        </w:rPr>
+        <w:t>Nube híbrida con AWS: Información e infraestructura de despliegue</w:t>
+      </w:r>
+      <w:r>
+        <w:rPr>
+          <w:rFonts w:asciiTheme="majorHAnsi" w:hAnsiTheme="majorHAnsi" w:cstheme="majorHAnsi"/>
+          <w:sz w:val="24"/>
+          <w:szCs w:val="24"/>
+          <w:lang w:val="es-CR"/>
+        </w:rPr>
+        <w:t xml:space="preserve">. Recuperado de: </w:t>
+      </w:r>
+      <w:hyperlink r:id="rId15" w:history="1">
+        <w:r>
+          <w:rPr>
+            <w:rStyle w:val="Hipervnculo"/>
+            <w:rFonts w:asciiTheme="majorHAnsi" w:hAnsiTheme="majorHAnsi" w:cstheme="majorHAnsi"/>
+            <w:sz w:val="24"/>
+            <w:szCs w:val="24"/>
+          </w:rPr>
+          <w:t>https://aws.amazon.com/es/hybrid/?utm_source</w:t>
+        </w:r>
+      </w:hyperlink>
+      <w:r>
+        <w:rPr>
+          <w:rFonts w:asciiTheme="majorHAnsi" w:hAnsiTheme="majorHAnsi" w:cstheme="majorHAnsi"/>
+          <w:sz w:val="24"/>
+          <w:szCs w:val="24"/>
+        </w:rPr>
+        <w:t xml:space="preserve"> </w:t>
+      </w:r>
+    </w:p>
+    <w:p>
+      <w:pPr>
+        <w:rPr>
+          <w:rFonts w:asciiTheme="majorHAnsi" w:hAnsiTheme="majorHAnsi" w:cstheme="majorHAnsi"/>
+          <w:b/>
+          <w:bCs/>
+          <w:sz w:val="24"/>
+          <w:szCs w:val="24"/>
+          <w:lang w:val="es-CR"/>
+        </w:rPr>
+      </w:pPr>
+      <w:r>
+        <w:rPr>
+          <w:rFonts w:asciiTheme="majorHAnsi" w:hAnsiTheme="majorHAnsi" w:cstheme="majorHAnsi"/>
+          <w:b/>
+          <w:bCs/>
+          <w:sz w:val="24"/>
+          <w:szCs w:val="24"/>
+          <w:lang w:val="es-CR"/>
+        </w:rPr>
+        <w:t>Para el Ejercicio 3 (Arquitectura web de NÉBULA: PaaS y SaaS)</w:t>
+      </w:r>
+    </w:p>
+    <w:p>
+      <w:pPr>
+        <w:pStyle w:val="Prrafodelista"/>
+        <w:numPr>
+          <w:ilvl w:val="0"/>
+          <w:numId w:val="12"/>
+        </w:numPr>
+        <w:rPr>
+          <w:rFonts w:asciiTheme="majorHAnsi" w:hAnsiTheme="majorHAnsi" w:cstheme="majorHAnsi"/>
+          <w:sz w:val="24"/>
+          <w:szCs w:val="24"/>
+        </w:rPr>
+      </w:pPr>
+      <w:r>
+        <w:rPr>
+          <w:rFonts w:asciiTheme="majorHAnsi" w:hAnsiTheme="majorHAnsi" w:cstheme="majorHAnsi"/>
+          <w:b/>
+          <w:bCs/>
+          <w:sz w:val="24"/>
+          <w:szCs w:val="24"/>
+          <w:lang w:val="es-CR"/>
+        </w:rPr>
+        <w:t>Supabase Inc.</w:t>
+      </w:r>
+      <w:r>
+        <w:rPr>
+          <w:rFonts w:asciiTheme="majorHAnsi" w:hAnsiTheme="majorHAnsi" w:cstheme="majorHAnsi"/>
+          <w:sz w:val="24"/>
+          <w:szCs w:val="24"/>
+          <w:lang w:val="es-CR"/>
+        </w:rPr>
+        <w:t xml:space="preserve"> (s. f.). </w:t>
+      </w:r>
+      <w:proofErr w:type="spellStart"/>
+      <w:r>
+        <w:rPr>
+          <w:rFonts w:asciiTheme="majorHAnsi" w:hAnsiTheme="majorHAnsi" w:cstheme="majorHAnsi"/>
+          <w:i/>
+          <w:iCs/>
+          <w:sz w:val="24"/>
+          <w:szCs w:val="24"/>
+          <w:lang w:val="es-CR"/>
+        </w:rPr>
+        <w:t>Pricing</w:t>
+      </w:r>
+      <w:proofErr w:type="spellEnd"/>
+      <w:r>
+        <w:rPr>
+          <w:rFonts w:asciiTheme="majorHAnsi" w:hAnsiTheme="majorHAnsi" w:cstheme="majorHAnsi"/>
+          <w:i/>
+          <w:iCs/>
+          <w:sz w:val="24"/>
+          <w:szCs w:val="24"/>
+          <w:lang w:val="es-CR"/>
+        </w:rPr>
+        <w:t xml:space="preserve"> &amp; Fees: Planes, bases de datos y cálculo de costes</w:t>
+      </w:r>
+      <w:r>
+        <w:rPr>
+          <w:rFonts w:asciiTheme="majorHAnsi" w:hAnsiTheme="majorHAnsi" w:cstheme="majorHAnsi"/>
+          <w:sz w:val="24"/>
+          <w:szCs w:val="24"/>
+          <w:lang w:val="es-CR"/>
+        </w:rPr>
+        <w:t xml:space="preserve">. Supabase </w:t>
+      </w:r>
+      <w:proofErr w:type="spellStart"/>
+      <w:r>
+        <w:rPr>
+          <w:rFonts w:asciiTheme="majorHAnsi" w:hAnsiTheme="majorHAnsi" w:cstheme="majorHAnsi"/>
+          <w:sz w:val="24"/>
+          <w:szCs w:val="24"/>
+          <w:lang w:val="es-CR"/>
+        </w:rPr>
+        <w:t>Documentation</w:t>
+      </w:r>
+      <w:proofErr w:type="spellEnd"/>
+      <w:r>
+        <w:rPr>
+          <w:rFonts w:asciiTheme="majorHAnsi" w:hAnsiTheme="majorHAnsi" w:cstheme="majorHAnsi"/>
+          <w:sz w:val="24"/>
+          <w:szCs w:val="24"/>
+          <w:lang w:val="es-CR"/>
+        </w:rPr>
+        <w:t xml:space="preserve">. Recuperado de: </w:t>
+      </w:r>
+      <w:hyperlink r:id="rId16" w:history="1">
+        <w:proofErr w:type="spellStart"/>
+        <w:r>
+          <w:rPr>
+            <w:rStyle w:val="Hipervnculo"/>
+            <w:rFonts w:asciiTheme="majorHAnsi" w:hAnsiTheme="majorHAnsi" w:cstheme="majorHAnsi"/>
+            <w:sz w:val="24"/>
+            <w:szCs w:val="24"/>
+          </w:rPr>
+          <w:t>Pricing</w:t>
+        </w:r>
+        <w:proofErr w:type="spellEnd"/>
+        <w:r>
+          <w:rPr>
+            <w:rStyle w:val="Hipervnculo"/>
+            <w:rFonts w:asciiTheme="majorHAnsi" w:hAnsiTheme="majorHAnsi" w:cstheme="majorHAnsi"/>
+            <w:sz w:val="24"/>
+            <w:szCs w:val="24"/>
+          </w:rPr>
+          <w:t xml:space="preserve"> &amp; Fees | Supabase</w:t>
+        </w:r>
+      </w:hyperlink>
+    </w:p>
+    <w:p>
+      <w:pPr>
+        <w:numPr>
+          <w:ilvl w:val="0"/>
+          <w:numId w:val="11"/>
+        </w:numPr>
+        <w:rPr>
+          <w:rFonts w:asciiTheme="majorHAnsi" w:hAnsiTheme="majorHAnsi" w:cstheme="majorHAnsi"/>
+          <w:sz w:val="24"/>
+          <w:szCs w:val="24"/>
+          <w:lang w:val="es-CR"/>
+        </w:rPr>
+      </w:pPr>
+      <w:r>
+        <w:rPr>
+          <w:rFonts w:asciiTheme="majorHAnsi" w:hAnsiTheme="majorHAnsi" w:cstheme="majorHAnsi"/>
+          <w:b/>
+          <w:bCs/>
+          <w:sz w:val="24"/>
+          <w:szCs w:val="24"/>
+          <w:lang w:val="en-US"/>
+        </w:rPr>
+        <w:t xml:space="preserve">Stripe Payments </w:t>
+      </w:r>
+      <w:proofErr w:type="gramStart"/>
+      <w:r>
+        <w:rPr>
+          <w:rFonts w:asciiTheme="majorHAnsi" w:hAnsiTheme="majorHAnsi" w:cstheme="majorHAnsi"/>
+          <w:b/>
+          <w:bCs/>
+          <w:sz w:val="24"/>
+          <w:szCs w:val="24"/>
+          <w:lang w:val="en-US"/>
+        </w:rPr>
+        <w:t>Europe,</w:t>
+      </w:r>
+      <w:proofErr w:type="gramEnd"/>
+      <w:r>
+        <w:rPr>
+          <w:rFonts w:asciiTheme="majorHAnsi" w:hAnsiTheme="majorHAnsi" w:cstheme="majorHAnsi"/>
+          <w:b/>
+          <w:bCs/>
+          <w:sz w:val="24"/>
+          <w:szCs w:val="24"/>
+          <w:lang w:val="en-US"/>
+        </w:rPr>
+        <w:t xml:space="preserve"> Ltd.</w:t>
+      </w:r>
+      <w:r>
+        <w:rPr>
+          <w:rFonts w:asciiTheme="majorHAnsi" w:hAnsiTheme="majorHAnsi" w:cstheme="majorHAnsi"/>
+          <w:sz w:val="24"/>
+          <w:szCs w:val="24"/>
+          <w:lang w:val="en-US"/>
+        </w:rPr>
+        <w:t xml:space="preserve"> (s. f.). </w:t>
+      </w:r>
+      <w:r>
+        <w:rPr>
+          <w:rFonts w:asciiTheme="majorHAnsi" w:hAnsiTheme="majorHAnsi" w:cstheme="majorHAnsi"/>
+          <w:i/>
+          <w:iCs/>
+          <w:sz w:val="24"/>
+          <w:szCs w:val="24"/>
+          <w:lang w:val="es-CR"/>
+        </w:rPr>
+        <w:t>Guía de integración de pagos y checkout seguro</w:t>
+      </w:r>
+      <w:r>
+        <w:rPr>
+          <w:rFonts w:asciiTheme="majorHAnsi" w:hAnsiTheme="majorHAnsi" w:cstheme="majorHAnsi"/>
+          <w:sz w:val="24"/>
+          <w:szCs w:val="24"/>
+          <w:lang w:val="es-CR"/>
+        </w:rPr>
+        <w:t xml:space="preserve">. Recuperado de: </w:t>
+      </w:r>
+      <w:hyperlink r:id="rId17" w:history="1">
+        <w:r>
+          <w:rPr>
+            <w:rStyle w:val="Hipervnculo"/>
+            <w:rFonts w:asciiTheme="majorHAnsi" w:hAnsiTheme="majorHAnsi" w:cstheme="majorHAnsi"/>
+            <w:sz w:val="24"/>
+            <w:szCs w:val="24"/>
+          </w:rPr>
+          <w:t>https://docs.stripe.com/payments/checkout?utm_source</w:t>
+        </w:r>
+      </w:hyperlink>
+    </w:p>
+    <w:p>
+      <w:pPr>
+        <w:numPr>
+          <w:ilvl w:val="0"/>
+          <w:numId w:val="11"/>
+        </w:numPr>
+        <w:rPr>
+          <w:rFonts w:asciiTheme="majorHAnsi" w:hAnsiTheme="majorHAnsi" w:cstheme="majorHAnsi"/>
+          <w:sz w:val="24"/>
+          <w:szCs w:val="24"/>
+          <w:lang w:val="es-CR"/>
+        </w:rPr>
+      </w:pPr>
+      <w:r>
+        <w:rPr>
+          <w:rFonts w:asciiTheme="majorHAnsi" w:hAnsiTheme="majorHAnsi" w:cstheme="majorHAnsi"/>
+          <w:b/>
+          <w:bCs/>
+          <w:sz w:val="24"/>
+          <w:szCs w:val="24"/>
+          <w:lang w:val="es-CR"/>
+        </w:rPr>
+        <w:t>Supabase Inc.</w:t>
+      </w:r>
+      <w:r>
+        <w:rPr>
+          <w:rFonts w:asciiTheme="majorHAnsi" w:hAnsiTheme="majorHAnsi" w:cstheme="majorHAnsi"/>
+          <w:sz w:val="24"/>
+          <w:szCs w:val="24"/>
+          <w:lang w:val="es-CR"/>
+        </w:rPr>
+        <w:t xml:space="preserve"> (s. f.). </w:t>
+      </w:r>
+      <w:r>
+        <w:rPr>
+          <w:rFonts w:asciiTheme="majorHAnsi" w:hAnsiTheme="majorHAnsi" w:cstheme="majorHAnsi"/>
+          <w:i/>
+          <w:iCs/>
+          <w:sz w:val="24"/>
+          <w:szCs w:val="24"/>
+          <w:lang w:val="es-CR"/>
+        </w:rPr>
+        <w:t xml:space="preserve">Supabase </w:t>
+      </w:r>
+      <w:proofErr w:type="spellStart"/>
+      <w:r>
+        <w:rPr>
+          <w:rFonts w:asciiTheme="majorHAnsi" w:hAnsiTheme="majorHAnsi" w:cstheme="majorHAnsi"/>
+          <w:i/>
+          <w:iCs/>
+          <w:sz w:val="24"/>
+          <w:szCs w:val="24"/>
+          <w:lang w:val="es-CR"/>
+        </w:rPr>
+        <w:t>Realtime</w:t>
+      </w:r>
+      <w:proofErr w:type="spellEnd"/>
+      <w:r>
+        <w:rPr>
+          <w:rFonts w:asciiTheme="majorHAnsi" w:hAnsiTheme="majorHAnsi" w:cstheme="majorHAnsi"/>
+          <w:i/>
+          <w:iCs/>
+          <w:sz w:val="24"/>
+          <w:szCs w:val="24"/>
+          <w:lang w:val="es-CR"/>
+        </w:rPr>
+        <w:t xml:space="preserve"> Guides: Transmisión y sincronización de datos</w:t>
+      </w:r>
+      <w:r>
+        <w:rPr>
+          <w:rFonts w:asciiTheme="majorHAnsi" w:hAnsiTheme="majorHAnsi" w:cstheme="majorHAnsi"/>
+          <w:sz w:val="24"/>
+          <w:szCs w:val="24"/>
+          <w:lang w:val="es-CR"/>
+        </w:rPr>
+        <w:t xml:space="preserve">. Recuperado de: </w:t>
+      </w:r>
+      <w:hyperlink r:id="rId18" w:history="1">
+        <w:r>
+          <w:rPr>
+            <w:rStyle w:val="Hipervnculo"/>
+            <w:rFonts w:asciiTheme="majorHAnsi" w:hAnsiTheme="majorHAnsi" w:cstheme="majorHAnsi"/>
+            <w:sz w:val="24"/>
+            <w:szCs w:val="24"/>
+          </w:rPr>
+          <w:t>https://supabase.com/docs/guides/realtime?utm_source</w:t>
+        </w:r>
+      </w:hyperlink>
+    </w:p>
+    <w:p>
+      <w:r>
+        <w:t xml:space="preserve"> </w:t>
+      </w:r>
+    </w:p>
     <w:sectPr>
-      <w:footerReference w:type="default" r:id="rId10"/>
+      <w:footerReference w:type="default" r:id="rId19"/>
       <w:pgSz w:w="11906" w:h="16838"/>
       <w:pgMar w:top="1417" w:right="1701" w:bottom="1417" w:left="1701" w:header="708" w:footer="708" w:gutter="0"/>
       <w:cols w:space="708"/>
@@ -2304,7 +4028,7 @@
 </file>
 
 <file path=word/endnotes.xml><?xml version="1.0" encoding="utf-8"?>
-<w:endnotes xmlns:wpc="http://schemas.microsoft.com/office/word/2010/wordprocessingCanvas" xmlns:cx="http://schemas.microsoft.com/office/drawing/2014/chartex" xmlns:mc="http://schemas.openxmlformats.org/markup-compatibility/2006" xmlns:o="urn:schemas-microsoft-com:office:office" xmlns:r="http://schemas.openxmlformats.org/officeDocument/2006/relationships" xmlns:m="http://schemas.openxmlformats.org/officeDocument/2006/math" xmlns:v="urn:schemas-microsoft-com:vml" xmlns:wp14="http://schemas.microsoft.com/office/word/2010/wordprocessingDrawing" xmlns:wp="http://schemas.openxmlformats.org/drawingml/2006/wordprocessingDrawing" xmlns:w10="urn:schemas-microsoft-com:office:word" xmlns:w="http://schemas.openxmlformats.org/wordprocessingml/2006/main" xmlns:w14="http://schemas.microsoft.com/office/word/2010/wordml" xmlns:w15="http://schemas.microsoft.com/office/word/2012/wordml" xmlns:w16se="http://schemas.microsoft.com/office/word/2015/wordml/symex" xmlns:wpg="http://schemas.microsoft.com/office/word/2010/wordprocessingGroup" xmlns:wpi="http://schemas.microsoft.com/office/word/2010/wordprocessingInk" xmlns:wne="http://schemas.microsoft.com/office/word/2006/wordml" xmlns:wps="http://schemas.microsoft.com/office/word/2010/wordprocessingShape" mc:Ignorable="w14 w15 w16se wp14">
+<w:endnotes xmlns:wpc="http://schemas.microsoft.com/office/word/2010/wordprocessingCanvas" xmlns:cx="http://schemas.microsoft.com/office/drawing/2014/chartex" xmlns:cx1="http://schemas.microsoft.com/office/drawing/2015/9/8/chartex" xmlns:cx2="http://schemas.microsoft.com/office/drawing/2015/10/21/chartex" xmlns:cx3="http://schemas.microsoft.com/office/drawing/2016/5/9/chartex" xmlns:cx4="http://schemas.microsoft.com/office/drawing/2016/5/10/chartex" xmlns:cx5="http://schemas.microsoft.com/office/drawing/2016/5/11/chartex" xmlns:cx6="http://schemas.microsoft.com/office/drawing/2016/5/12/chartex" xmlns:cx7="http://schemas.microsoft.com/office/drawing/2016/5/13/chartex" xmlns:cx8="http://schemas.microsoft.com/office/drawing/2016/5/14/chartex" xmlns:mc="http://schemas.openxmlformats.org/markup-compatibility/2006" xmlns:aink="http://schemas.microsoft.com/office/drawing/2016/ink" xmlns:am3d="http://schemas.microsoft.com/office/drawing/2017/model3d" xmlns:o="urn:schemas-microsoft-com:office:office" xmlns:oel="http://schemas.microsoft.com/office/2019/extlst" xmlns:r="http://schemas.openxmlformats.org/officeDocument/2006/relationships" xmlns:m="http://schemas.openxmlformats.org/officeDocument/2006/math" xmlns:v="urn:schemas-microsoft-com:vml" xmlns:wp14="http://schemas.microsoft.com/office/word/2010/wordprocessingDrawing" xmlns:wp="http://schemas.openxmlformats.org/drawingml/2006/wordprocessingDrawing" xmlns:w10="urn:schemas-microsoft-com:office:word" xmlns:w="http://schemas.openxmlformats.org/wordprocessingml/2006/main" xmlns:w14="http://schemas.microsoft.com/office/word/2010/wordml" xmlns:w15="http://schemas.microsoft.com/office/word/2012/wordml" xmlns:w16cex="http://schemas.microsoft.com/office/word/2018/wordml/cex" xmlns:w16cid="http://schemas.microsoft.com/office/word/2016/wordml/cid" xmlns:w16="http://schemas.microsoft.com/office/word/2018/wordml" xmlns:w16du="http://schemas.microsoft.com/office/word/2023/wordml/word16du" xmlns:w16sdtdh="http://schemas.microsoft.com/office/word/2020/wordml/sdtdatahash" xmlns:w16sdtfl="http://schemas.microsoft.com/office/word/2024/wordml/sdtformatlock" xmlns:w16se="http://schemas.microsoft.com/office/word/2015/wordml/symex" xmlns:wpg="http://schemas.microsoft.com/office/word/2010/wordprocessingGroup" xmlns:wpi="http://schemas.microsoft.com/office/word/2010/wordprocessingInk" xmlns:wne="http://schemas.microsoft.com/office/word/2006/wordml" xmlns:wps="http://schemas.microsoft.com/office/word/2010/wordprocessingShape" mc:Ignorable="w14 w15 w16se w16cid w16 w16cex w16sdtdh w16sdtfl w16du wp14">
   <w:endnote w:type="separator" w:id="-1">
     <w:p>
       <w:pPr>
@@ -2329,7 +4053,7 @@
 </file>
 
 <file path=word/footer1.xml><?xml version="1.0" encoding="utf-8"?>
-<w:ftr xmlns:wpc="http://schemas.microsoft.com/office/word/2010/wordprocessingCanvas" xmlns:cx="http://schemas.microsoft.com/office/drawing/2014/chartex" xmlns:mc="http://schemas.openxmlformats.org/markup-compatibility/2006" xmlns:o="urn:schemas-microsoft-com:office:office" xmlns:r="http://schemas.openxmlformats.org/officeDocument/2006/relationships" xmlns:m="http://schemas.openxmlformats.org/officeDocument/2006/math" xmlns:v="urn:schemas-microsoft-com:vml" xmlns:wp14="http://schemas.microsoft.com/office/word/2010/wordprocessingDrawing" xmlns:wp="http://schemas.openxmlformats.org/drawingml/2006/wordprocessingDrawing" xmlns:w10="urn:schemas-microsoft-com:office:word" xmlns:w="http://schemas.openxmlformats.org/wordprocessingml/2006/main" xmlns:w14="http://schemas.microsoft.com/office/word/2010/wordml" xmlns:w15="http://schemas.microsoft.com/office/word/2012/wordml" xmlns:w16se="http://schemas.microsoft.com/office/word/2015/wordml/symex" xmlns:wpg="http://schemas.microsoft.com/office/word/2010/wordprocessingGroup" xmlns:wpi="http://schemas.microsoft.com/office/word/2010/wordprocessingInk" xmlns:wne="http://schemas.microsoft.com/office/word/2006/wordml" xmlns:wps="http://schemas.microsoft.com/office/word/2010/wordprocessingShape" mc:Ignorable="w14 w15 w16se wp14">
+<w:ftr xmlns:wpc="http://schemas.microsoft.com/office/word/2010/wordprocessingCanvas" xmlns:cx="http://schemas.microsoft.com/office/drawing/2014/chartex" xmlns:cx1="http://schemas.microsoft.com/office/drawing/2015/9/8/chartex" xmlns:cx2="http://schemas.microsoft.com/office/drawing/2015/10/21/chartex" xmlns:cx3="http://schemas.microsoft.com/office/drawing/2016/5/9/chartex" xmlns:cx4="http://schemas.microsoft.com/office/drawing/2016/5/10/chartex" xmlns:cx5="http://schemas.microsoft.com/office/drawing/2016/5/11/chartex" xmlns:cx6="http://schemas.microsoft.com/office/drawing/2016/5/12/chartex" xmlns:cx7="http://schemas.microsoft.com/office/drawing/2016/5/13/chartex" xmlns:cx8="http://schemas.microsoft.com/office/drawing/2016/5/14/chartex" xmlns:mc="http://schemas.openxmlformats.org/markup-compatibility/2006" xmlns:aink="http://schemas.microsoft.com/office/drawing/2016/ink" xmlns:am3d="http://schemas.microsoft.com/office/drawing/2017/model3d" xmlns:o="urn:schemas-microsoft-com:office:office" xmlns:oel="http://schemas.microsoft.com/office/2019/extlst" xmlns:r="http://schemas.openxmlformats.org/officeDocument/2006/relationships" xmlns:m="http://schemas.openxmlformats.org/officeDocument/2006/math" xmlns:v="urn:schemas-microsoft-com:vml" xmlns:wp14="http://schemas.microsoft.com/office/word/2010/wordprocessingDrawing" xmlns:wp="http://schemas.openxmlformats.org/drawingml/2006/wordprocessingDrawing" xmlns:w10="urn:schemas-microsoft-com:office:word" xmlns:w="http://schemas.openxmlformats.org/wordprocessingml/2006/main" xmlns:w14="http://schemas.microsoft.com/office/word/2010/wordml" xmlns:w15="http://schemas.microsoft.com/office/word/2012/wordml" xmlns:w16cex="http://schemas.microsoft.com/office/word/2018/wordml/cex" xmlns:w16cid="http://schemas.microsoft.com/office/word/2016/wordml/cid" xmlns:w16="http://schemas.microsoft.com/office/word/2018/wordml" xmlns:w16du="http://schemas.microsoft.com/office/word/2023/wordml/word16du" xmlns:w16sdtdh="http://schemas.microsoft.com/office/word/2020/wordml/sdtdatahash" xmlns:w16sdtfl="http://schemas.microsoft.com/office/word/2024/wordml/sdtformatlock" xmlns:w16se="http://schemas.microsoft.com/office/word/2015/wordml/symex" xmlns:wpg="http://schemas.microsoft.com/office/word/2010/wordprocessingGroup" xmlns:wpi="http://schemas.microsoft.com/office/word/2010/wordprocessingInk" xmlns:wne="http://schemas.microsoft.com/office/word/2006/wordml" xmlns:wps="http://schemas.microsoft.com/office/word/2010/wordprocessingShape" mc:Ignorable="w14 w15 w16se w16cid w16 w16cex w16sdtdh w16sdtfl w16du wp14">
   <w:sdt>
     <w:sdtPr>
       <w:id w:val="-1121455079"/>
@@ -2349,7 +4073,7 @@
             <w:lang w:eastAsia="es-ES"/>
           </w:rPr>
           <w:drawing>
-            <wp:anchor distT="0" distB="0" distL="114300" distR="114300" simplePos="0" relativeHeight="251660288" behindDoc="0" locked="0" layoutInCell="1" allowOverlap="1">
+            <wp:anchor distT="0" distB="0" distL="114300" distR="114300" simplePos="0" relativeHeight="251660288" behindDoc="0" locked="0" layoutInCell="1" allowOverlap="1" wp14:anchorId="41BA5E0C" wp14:editId="25B6C994">
               <wp:simplePos x="0" y="0"/>
               <wp:positionH relativeFrom="leftMargin">
                 <wp:align>right</wp:align>
@@ -2406,7 +4130,7 @@
           <mc:AlternateContent>
             <mc:Choice Requires="wpg">
               <w:drawing>
-                <wp:anchor distT="0" distB="0" distL="114300" distR="114300" simplePos="0" relativeHeight="251659264" behindDoc="0" locked="0" layoutInCell="1" allowOverlap="1">
+                <wp:anchor distT="0" distB="0" distL="114300" distR="114300" simplePos="0" relativeHeight="251659264" behindDoc="0" locked="0" layoutInCell="1" allowOverlap="1" wp14:anchorId="705FF6B9" wp14:editId="2C890DBF">
                   <wp:simplePos x="0" y="0"/>
                   <wp:positionH relativeFrom="margin">
                     <wp:align>right</wp:align>
@@ -2555,7 +4279,7 @@
             </mc:Choice>
             <mc:Fallback>
               <w:pict>
-                <v:group id="Grupo 2" o:spid="_x0000_s1029" style="position:absolute;margin-left:-16.8pt;margin-top:0;width:34.4pt;height:56.45pt;z-index:251659264;mso-position-horizontal:right;mso-position-horizontal-relative:margin;mso-position-vertical:bottom;mso-position-vertical-relative:page" coordorigin="1743,14699" coordsize="688,1129" o:gfxdata="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">
+                <v:group w14:anchorId="705FF6B9" id="Grupo 2" o:spid="_x0000_s1029" style="position:absolute;margin-left:-16.8pt;margin-top:0;width:34.4pt;height:56.45pt;z-index:251659264;mso-position-horizontal:right;mso-position-horizontal-relative:margin;mso-position-vertical:bottom;mso-position-vertical-relative:page" coordorigin="1743,14699" coordsize="688,1129" o:gfxdata="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">
                   <v:shapetype id="_x0000_t32" coordsize="21600,21600" o:spt="32" o:oned="t" path="m,l21600,21600e" filled="f">
                     <v:path arrowok="t" fillok="f" o:connecttype="none"/>
                     <o:lock v:ext="edit" shapetype="t"/>
@@ -2614,7 +4338,7 @@
 </file>
 
 <file path=word/footnotes.xml><?xml version="1.0" encoding="utf-8"?>
-<w:footnotes xmlns:wpc="http://schemas.microsoft.com/office/word/2010/wordprocessingCanvas" xmlns:cx="http://schemas.microsoft.com/office/drawing/2014/chartex" xmlns:mc="http://schemas.openxmlformats.org/markup-compatibility/2006" xmlns:o="urn:schemas-microsoft-com:office:office" xmlns:r="http://schemas.openxmlformats.org/officeDocument/2006/relationships" xmlns:m="http://schemas.openxmlformats.org/officeDocument/2006/math" xmlns:v="urn:schemas-microsoft-com:vml" xmlns:wp14="http://schemas.microsoft.com/office/word/2010/wordprocessingDrawing" xmlns:wp="http://schemas.openxmlformats.org/drawingml/2006/wordprocessingDrawing" xmlns:w10="urn:schemas-microsoft-com:office:word" xmlns:w="http://schemas.openxmlformats.org/wordprocessingml/2006/main" xmlns:w14="http://schemas.microsoft.com/office/word/2010/wordml" xmlns:w15="http://schemas.microsoft.com/office/word/2012/wordml" xmlns:w16se="http://schemas.microsoft.com/office/word/2015/wordml/symex" xmlns:wpg="http://schemas.microsoft.com/office/word/2010/wordprocessingGroup" xmlns:wpi="http://schemas.microsoft.com/office/word/2010/wordprocessingInk" xmlns:wne="http://schemas.microsoft.com/office/word/2006/wordml" xmlns:wps="http://schemas.microsoft.com/office/word/2010/wordprocessingShape" mc:Ignorable="w14 w15 w16se wp14">
+<w:footnotes xmlns:wpc="http://schemas.microsoft.com/office/word/2010/wordprocessingCanvas" xmlns:cx="http://schemas.microsoft.com/office/drawing/2014/chartex" xmlns:cx1="http://schemas.microsoft.com/office/drawing/2015/9/8/chartex" xmlns:cx2="http://schemas.microsoft.com/office/drawing/2015/10/21/chartex" xmlns:cx3="http://schemas.microsoft.com/office/drawing/2016/5/9/chartex" xmlns:cx4="http://schemas.microsoft.com/office/drawing/2016/5/10/chartex" xmlns:cx5="http://schemas.microsoft.com/office/drawing/2016/5/11/chartex" xmlns:cx6="http://schemas.microsoft.com/office/drawing/2016/5/12/chartex" xmlns:cx7="http://schemas.microsoft.com/office/drawing/2016/5/13/chartex" xmlns:cx8="http://schemas.microsoft.com/office/drawing/2016/5/14/chartex" xmlns:mc="http://schemas.openxmlformats.org/markup-compatibility/2006" xmlns:aink="http://schemas.microsoft.com/office/drawing/2016/ink" xmlns:am3d="http://schemas.microsoft.com/office/drawing/2017/model3d" xmlns:o="urn:schemas-microsoft-com:office:office" xmlns:oel="http://schemas.microsoft.com/office/2019/extlst" xmlns:r="http://schemas.openxmlformats.org/officeDocument/2006/relationships" xmlns:m="http://schemas.openxmlformats.org/officeDocument/2006/math" xmlns:v="urn:schemas-microsoft-com:vml" xmlns:wp14="http://schemas.microsoft.com/office/word/2010/wordprocessingDrawing" xmlns:wp="http://schemas.openxmlformats.org/drawingml/2006/wordprocessingDrawing" xmlns:w10="urn:schemas-microsoft-com:office:word" xmlns:w="http://schemas.openxmlformats.org/wordprocessingml/2006/main" xmlns:w14="http://schemas.microsoft.com/office/word/2010/wordml" xmlns:w15="http://schemas.microsoft.com/office/word/2012/wordml" xmlns:w16cex="http://schemas.microsoft.com/office/word/2018/wordml/cex" xmlns:w16cid="http://schemas.microsoft.com/office/word/2016/wordml/cid" xmlns:w16="http://schemas.microsoft.com/office/word/2018/wordml" xmlns:w16du="http://schemas.microsoft.com/office/word/2023/wordml/word16du" xmlns:w16sdtdh="http://schemas.microsoft.com/office/word/2020/wordml/sdtdatahash" xmlns:w16sdtfl="http://schemas.microsoft.com/office/word/2024/wordml/sdtformatlock" xmlns:w16se="http://schemas.microsoft.com/office/word/2015/wordml/symex" xmlns:wpg="http://schemas.microsoft.com/office/word/2010/wordprocessingGroup" xmlns:wpi="http://schemas.microsoft.com/office/word/2010/wordprocessingInk" xmlns:wne="http://schemas.microsoft.com/office/word/2006/wordml" xmlns:wps="http://schemas.microsoft.com/office/word/2010/wordprocessingShape" mc:Ignorable="w14 w15 w16se w16cid w16 w16cex w16sdtdh w16sdtfl w16du wp14">
   <w:footnote w:type="separator" w:id="-1">
     <w:p>
       <w:pPr>
@@ -2639,8 +4363,302 @@
 </file>
 
 <file path=word/numbering.xml><?xml version="1.0" encoding="utf-8"?>
-<w:numbering xmlns:wpc="http://schemas.microsoft.com/office/word/2010/wordprocessingCanvas" xmlns:cx="http://schemas.microsoft.com/office/drawing/2014/chartex" xmlns:mc="http://schemas.openxmlformats.org/markup-compatibility/2006" xmlns:o="urn:schemas-microsoft-com:office:office" xmlns:r="http://schemas.openxmlformats.org/officeDocument/2006/relationships" xmlns:m="http://schemas.openxmlformats.org/officeDocument/2006/math" xmlns:v="urn:schemas-microsoft-com:vml" xmlns:wp14="http://schemas.microsoft.com/office/word/2010/wordprocessingDrawing" xmlns:wp="http://schemas.openxmlformats.org/drawingml/2006/wordprocessingDrawing" xmlns:w10="urn:schemas-microsoft-com:office:word" xmlns:w="http://schemas.openxmlformats.org/wordprocessingml/2006/main" xmlns:w14="http://schemas.microsoft.com/office/word/2010/wordml" xmlns:w15="http://schemas.microsoft.com/office/word/2012/wordml" xmlns:w16se="http://schemas.microsoft.com/office/word/2015/wordml/symex" xmlns:wpg="http://schemas.microsoft.com/office/word/2010/wordprocessingGroup" xmlns:wpi="http://schemas.microsoft.com/office/word/2010/wordprocessingInk" xmlns:wne="http://schemas.microsoft.com/office/word/2006/wordml" xmlns:wps="http://schemas.microsoft.com/office/word/2010/wordprocessingShape" mc:Ignorable="w14 w15 w16se wp14">
+<w:numbering xmlns:wpc="http://schemas.microsoft.com/office/word/2010/wordprocessingCanvas" xmlns:cx="http://schemas.microsoft.com/office/drawing/2014/chartex" xmlns:cx1="http://schemas.microsoft.com/office/drawing/2015/9/8/chartex" xmlns:cx2="http://schemas.microsoft.com/office/drawing/2015/10/21/chartex" xmlns:cx3="http://schemas.microsoft.com/office/drawing/2016/5/9/chartex" xmlns:cx4="http://schemas.microsoft.com/office/drawing/2016/5/10/chartex" xmlns:cx5="http://schemas.microsoft.com/office/drawing/2016/5/11/chartex" xmlns:cx6="http://schemas.microsoft.com/office/drawing/2016/5/12/chartex" xmlns:cx7="http://schemas.microsoft.com/office/drawing/2016/5/13/chartex" xmlns:cx8="http://schemas.microsoft.com/office/drawing/2016/5/14/chartex" xmlns:mc="http://schemas.openxmlformats.org/markup-compatibility/2006" xmlns:aink="http://schemas.microsoft.com/office/drawing/2016/ink" xmlns:am3d="http://schemas.microsoft.com/office/drawing/2017/model3d" xmlns:o="urn:schemas-microsoft-com:office:office" xmlns:oel="http://schemas.microsoft.com/office/2019/extlst" xmlns:r="http://schemas.openxmlformats.org/officeDocument/2006/relationships" xmlns:m="http://schemas.openxmlformats.org/officeDocument/2006/math" xmlns:v="urn:schemas-microsoft-com:vml" xmlns:wp14="http://schemas.microsoft.com/office/word/2010/wordprocessingDrawing" xmlns:wp="http://schemas.openxmlformats.org/drawingml/2006/wordprocessingDrawing" xmlns:w10="urn:schemas-microsoft-com:office:word" xmlns:w="http://schemas.openxmlformats.org/wordprocessingml/2006/main" xmlns:w14="http://schemas.microsoft.com/office/word/2010/wordml" xmlns:w15="http://schemas.microsoft.com/office/word/2012/wordml" xmlns:w16cex="http://schemas.microsoft.com/office/word/2018/wordml/cex" xmlns:w16cid="http://schemas.microsoft.com/office/word/2016/wordml/cid" xmlns:w16="http://schemas.microsoft.com/office/word/2018/wordml" xmlns:w16du="http://schemas.microsoft.com/office/word/2023/wordml/word16du" xmlns:w16sdtdh="http://schemas.microsoft.com/office/word/2020/wordml/sdtdatahash" xmlns:w16sdtfl="http://schemas.microsoft.com/office/word/2024/wordml/sdtformatlock" xmlns:w16se="http://schemas.microsoft.com/office/word/2015/wordml/symex" xmlns:wpg="http://schemas.microsoft.com/office/word/2010/wordprocessingGroup" xmlns:wpi="http://schemas.microsoft.com/office/word/2010/wordprocessingInk" xmlns:wne="http://schemas.microsoft.com/office/word/2006/wordml" xmlns:wps="http://schemas.microsoft.com/office/word/2010/wordprocessingShape" mc:Ignorable="w14 w15 w16se w16cid w16 w16cex w16sdtdh w16sdtfl w16du wp14">
   <w:abstractNum w:abstractNumId="0" w15:restartNumberingAfterBreak="0">
+    <w:nsid w:val="049B56B6"/>
+    <w:multiLevelType w:val="multilevel"/>
+    <w:tmpl w:val="788E43CE"/>
+    <w:lvl w:ilvl="0">
+      <w:start w:val="1"/>
+      <w:numFmt w:val="bullet"/>
+      <w:lvlText w:val=""/>
+      <w:lvlJc w:val="left"/>
+      <w:pPr>
+        <w:tabs>
+          <w:tab w:val="num" w:pos="720"/>
+        </w:tabs>
+        <w:ind w:left="720" w:hanging="360"/>
+      </w:pPr>
+      <w:rPr>
+        <w:rFonts w:ascii="Symbol" w:hAnsi="Symbol" w:hint="default"/>
+        <w:sz w:val="20"/>
+      </w:rPr>
+    </w:lvl>
+    <w:lvl w:ilvl="1">
+      <w:start w:val="1"/>
+      <w:numFmt w:val="decimal"/>
+      <w:lvlText w:val="%2."/>
+      <w:lvlJc w:val="left"/>
+      <w:pPr>
+        <w:tabs>
+          <w:tab w:val="num" w:pos="1440"/>
+        </w:tabs>
+        <w:ind w:left="1440" w:hanging="360"/>
+      </w:pPr>
+    </w:lvl>
+    <w:lvl w:ilvl="2" w:tentative="1">
+      <w:start w:val="1"/>
+      <w:numFmt w:val="bullet"/>
+      <w:lvlText w:val=""/>
+      <w:lvlJc w:val="left"/>
+      <w:pPr>
+        <w:tabs>
+          <w:tab w:val="num" w:pos="2160"/>
+        </w:tabs>
+        <w:ind w:left="2160" w:hanging="360"/>
+      </w:pPr>
+      <w:rPr>
+        <w:rFonts w:ascii="Wingdings" w:hAnsi="Wingdings" w:hint="default"/>
+        <w:sz w:val="20"/>
+      </w:rPr>
+    </w:lvl>
+    <w:lvl w:ilvl="3" w:tentative="1">
+      <w:start w:val="1"/>
+      <w:numFmt w:val="bullet"/>
+      <w:lvlText w:val=""/>
+      <w:lvlJc w:val="left"/>
+      <w:pPr>
+        <w:tabs>
+          <w:tab w:val="num" w:pos="2880"/>
+        </w:tabs>
+        <w:ind w:left="2880" w:hanging="360"/>
+      </w:pPr>
+      <w:rPr>
+        <w:rFonts w:ascii="Wingdings" w:hAnsi="Wingdings" w:hint="default"/>
+        <w:sz w:val="20"/>
+      </w:rPr>
+    </w:lvl>
+    <w:lvl w:ilvl="4" w:tentative="1">
+      <w:start w:val="1"/>
+      <w:numFmt w:val="bullet"/>
+      <w:lvlText w:val=""/>
+      <w:lvlJc w:val="left"/>
+      <w:pPr>
+        <w:tabs>
+          <w:tab w:val="num" w:pos="3600"/>
+        </w:tabs>
+        <w:ind w:left="3600" w:hanging="360"/>
+      </w:pPr>
+      <w:rPr>
+        <w:rFonts w:ascii="Wingdings" w:hAnsi="Wingdings" w:hint="default"/>
+        <w:sz w:val="20"/>
+      </w:rPr>
+    </w:lvl>
+    <w:lvl w:ilvl="5" w:tentative="1">
+      <w:start w:val="1"/>
+      <w:numFmt w:val="bullet"/>
+      <w:lvlText w:val=""/>
+      <w:lvlJc w:val="left"/>
+      <w:pPr>
+        <w:tabs>
+          <w:tab w:val="num" w:pos="4320"/>
+        </w:tabs>
+        <w:ind w:left="4320" w:hanging="360"/>
+      </w:pPr>
+      <w:rPr>
+        <w:rFonts w:ascii="Wingdings" w:hAnsi="Wingdings" w:hint="default"/>
+        <w:sz w:val="20"/>
+      </w:rPr>
+    </w:lvl>
+    <w:lvl w:ilvl="6" w:tentative="1">
+      <w:start w:val="1"/>
+      <w:numFmt w:val="bullet"/>
+      <w:lvlText w:val=""/>
+      <w:lvlJc w:val="left"/>
+      <w:pPr>
+        <w:tabs>
+          <w:tab w:val="num" w:pos="5040"/>
+        </w:tabs>
+        <w:ind w:left="5040" w:hanging="360"/>
+      </w:pPr>
+      <w:rPr>
+        <w:rFonts w:ascii="Wingdings" w:hAnsi="Wingdings" w:hint="default"/>
+        <w:sz w:val="20"/>
+      </w:rPr>
+    </w:lvl>
+    <w:lvl w:ilvl="7" w:tentative="1">
+      <w:start w:val="1"/>
+      <w:numFmt w:val="bullet"/>
+      <w:lvlText w:val=""/>
+      <w:lvlJc w:val="left"/>
+      <w:pPr>
+        <w:tabs>
+          <w:tab w:val="num" w:pos="5760"/>
+        </w:tabs>
+        <w:ind w:left="5760" w:hanging="360"/>
+      </w:pPr>
+      <w:rPr>
+        <w:rFonts w:ascii="Wingdings" w:hAnsi="Wingdings" w:hint="default"/>
+        <w:sz w:val="20"/>
+      </w:rPr>
+    </w:lvl>
+    <w:lvl w:ilvl="8" w:tentative="1">
+      <w:start w:val="1"/>
+      <w:numFmt w:val="bullet"/>
+      <w:lvlText w:val=""/>
+      <w:lvlJc w:val="left"/>
+      <w:pPr>
+        <w:tabs>
+          <w:tab w:val="num" w:pos="6480"/>
+        </w:tabs>
+        <w:ind w:left="6480" w:hanging="360"/>
+      </w:pPr>
+      <w:rPr>
+        <w:rFonts w:ascii="Wingdings" w:hAnsi="Wingdings" w:hint="default"/>
+        <w:sz w:val="20"/>
+      </w:rPr>
+    </w:lvl>
+  </w:abstractNum>
+  <w:abstractNum w:abstractNumId="1" w15:restartNumberingAfterBreak="0">
+    <w:nsid w:val="05F7093F"/>
+    <w:multiLevelType w:val="multilevel"/>
+    <w:tmpl w:val="AAACFA26"/>
+    <w:lvl w:ilvl="0">
+      <w:start w:val="1"/>
+      <w:numFmt w:val="bullet"/>
+      <w:lvlText w:val=""/>
+      <w:lvlJc w:val="left"/>
+      <w:pPr>
+        <w:tabs>
+          <w:tab w:val="num" w:pos="720"/>
+        </w:tabs>
+        <w:ind w:left="720" w:hanging="360"/>
+      </w:pPr>
+      <w:rPr>
+        <w:rFonts w:ascii="Symbol" w:hAnsi="Symbol" w:hint="default"/>
+        <w:sz w:val="20"/>
+      </w:rPr>
+    </w:lvl>
+    <w:lvl w:ilvl="1" w:tentative="1">
+      <w:start w:val="1"/>
+      <w:numFmt w:val="bullet"/>
+      <w:lvlText w:val="o"/>
+      <w:lvlJc w:val="left"/>
+      <w:pPr>
+        <w:tabs>
+          <w:tab w:val="num" w:pos="1440"/>
+        </w:tabs>
+        <w:ind w:left="1440" w:hanging="360"/>
+      </w:pPr>
+      <w:rPr>
+        <w:rFonts w:ascii="Courier New" w:hAnsi="Courier New" w:hint="default"/>
+        <w:sz w:val="20"/>
+      </w:rPr>
+    </w:lvl>
+    <w:lvl w:ilvl="2" w:tentative="1">
+      <w:start w:val="1"/>
+      <w:numFmt w:val="bullet"/>
+      <w:lvlText w:val=""/>
+      <w:lvlJc w:val="left"/>
+      <w:pPr>
+        <w:tabs>
+          <w:tab w:val="num" w:pos="2160"/>
+        </w:tabs>
+        <w:ind w:left="2160" w:hanging="360"/>
+      </w:pPr>
+      <w:rPr>
+        <w:rFonts w:ascii="Wingdings" w:hAnsi="Wingdings" w:hint="default"/>
+        <w:sz w:val="20"/>
+      </w:rPr>
+    </w:lvl>
+    <w:lvl w:ilvl="3" w:tentative="1">
+      <w:start w:val="1"/>
+      <w:numFmt w:val="bullet"/>
+      <w:lvlText w:val=""/>
+      <w:lvlJc w:val="left"/>
+      <w:pPr>
+        <w:tabs>
+          <w:tab w:val="num" w:pos="2880"/>
+        </w:tabs>
+        <w:ind w:left="2880" w:hanging="360"/>
+      </w:pPr>
+      <w:rPr>
+        <w:rFonts w:ascii="Wingdings" w:hAnsi="Wingdings" w:hint="default"/>
+        <w:sz w:val="20"/>
+      </w:rPr>
+    </w:lvl>
+    <w:lvl w:ilvl="4" w:tentative="1">
+      <w:start w:val="1"/>
+      <w:numFmt w:val="bullet"/>
+      <w:lvlText w:val=""/>
+      <w:lvlJc w:val="left"/>
+      <w:pPr>
+        <w:tabs>
+          <w:tab w:val="num" w:pos="3600"/>
+        </w:tabs>
+        <w:ind w:left="3600" w:hanging="360"/>
+      </w:pPr>
+      <w:rPr>
+        <w:rFonts w:ascii="Wingdings" w:hAnsi="Wingdings" w:hint="default"/>
+        <w:sz w:val="20"/>
+      </w:rPr>
+    </w:lvl>
+    <w:lvl w:ilvl="5" w:tentative="1">
+      <w:start w:val="1"/>
+      <w:numFmt w:val="bullet"/>
+      <w:lvlText w:val=""/>
+      <w:lvlJc w:val="left"/>
+      <w:pPr>
+        <w:tabs>
+          <w:tab w:val="num" w:pos="4320"/>
+        </w:tabs>
+        <w:ind w:left="4320" w:hanging="360"/>
+      </w:pPr>
+      <w:rPr>
+        <w:rFonts w:ascii="Wingdings" w:hAnsi="Wingdings" w:hint="default"/>
+        <w:sz w:val="20"/>
+      </w:rPr>
+    </w:lvl>
+    <w:lvl w:ilvl="6" w:tentative="1">
+      <w:start w:val="1"/>
+      <w:numFmt w:val="bullet"/>
+      <w:lvlText w:val=""/>
+      <w:lvlJc w:val="left"/>
+      <w:pPr>
+        <w:tabs>
+          <w:tab w:val="num" w:pos="5040"/>
+        </w:tabs>
+        <w:ind w:left="5040" w:hanging="360"/>
+      </w:pPr>
+      <w:rPr>
+        <w:rFonts w:ascii="Wingdings" w:hAnsi="Wingdings" w:hint="default"/>
+        <w:sz w:val="20"/>
+      </w:rPr>
+    </w:lvl>
+    <w:lvl w:ilvl="7" w:tentative="1">
+      <w:start w:val="1"/>
+      <w:numFmt w:val="bullet"/>
+      <w:lvlText w:val=""/>
+      <w:lvlJc w:val="left"/>
+      <w:pPr>
+        <w:tabs>
+          <w:tab w:val="num" w:pos="5760"/>
+        </w:tabs>
+        <w:ind w:left="5760" w:hanging="360"/>
+      </w:pPr>
+      <w:rPr>
+        <w:rFonts w:ascii="Wingdings" w:hAnsi="Wingdings" w:hint="default"/>
+        <w:sz w:val="20"/>
+      </w:rPr>
+    </w:lvl>
+    <w:lvl w:ilvl="8" w:tentative="1">
+      <w:start w:val="1"/>
+      <w:numFmt w:val="bullet"/>
+      <w:lvlText w:val=""/>
+      <w:lvlJc w:val="left"/>
+      <w:pPr>
+        <w:tabs>
+          <w:tab w:val="num" w:pos="6480"/>
+        </w:tabs>
+        <w:ind w:left="6480" w:hanging="360"/>
+      </w:pPr>
+      <w:rPr>
+        <w:rFonts w:ascii="Wingdings" w:hAnsi="Wingdings" w:hint="default"/>
+        <w:sz w:val="20"/>
+      </w:rPr>
+    </w:lvl>
+  </w:abstractNum>
+  <w:abstractNum w:abstractNumId="2" w15:restartNumberingAfterBreak="0">
     <w:nsid w:val="16503521"/>
     <w:multiLevelType w:val="hybridMultilevel"/>
     <w:tmpl w:val="E1B8D130"/>
@@ -2729,7 +4747,156 @@
       </w:pPr>
     </w:lvl>
   </w:abstractNum>
-  <w:abstractNum w:abstractNumId="1" w15:restartNumberingAfterBreak="0">
+  <w:abstractNum w:abstractNumId="3" w15:restartNumberingAfterBreak="0">
+    <w:nsid w:val="4CE65522"/>
+    <w:multiLevelType w:val="multilevel"/>
+    <w:tmpl w:val="98E4DA1A"/>
+    <w:lvl w:ilvl="0">
+      <w:start w:val="1"/>
+      <w:numFmt w:val="bullet"/>
+      <w:lvlText w:val=""/>
+      <w:lvlJc w:val="left"/>
+      <w:pPr>
+        <w:tabs>
+          <w:tab w:val="num" w:pos="720"/>
+        </w:tabs>
+        <w:ind w:left="720" w:hanging="360"/>
+      </w:pPr>
+      <w:rPr>
+        <w:rFonts w:ascii="Symbol" w:hAnsi="Symbol" w:hint="default"/>
+        <w:sz w:val="20"/>
+      </w:rPr>
+    </w:lvl>
+    <w:lvl w:ilvl="1" w:tentative="1">
+      <w:start w:val="1"/>
+      <w:numFmt w:val="bullet"/>
+      <w:lvlText w:val="o"/>
+      <w:lvlJc w:val="left"/>
+      <w:pPr>
+        <w:tabs>
+          <w:tab w:val="num" w:pos="1440"/>
+        </w:tabs>
+        <w:ind w:left="1440" w:hanging="360"/>
+      </w:pPr>
+      <w:rPr>
+        <w:rFonts w:ascii="Courier New" w:hAnsi="Courier New" w:hint="default"/>
+        <w:sz w:val="20"/>
+      </w:rPr>
+    </w:lvl>
+    <w:lvl w:ilvl="2" w:tentative="1">
+      <w:start w:val="1"/>
+      <w:numFmt w:val="bullet"/>
+      <w:lvlText w:val=""/>
+      <w:lvlJc w:val="left"/>
+      <w:pPr>
+        <w:tabs>
+          <w:tab w:val="num" w:pos="2160"/>
+        </w:tabs>
+        <w:ind w:left="2160" w:hanging="360"/>
+      </w:pPr>
+      <w:rPr>
+        <w:rFonts w:ascii="Wingdings" w:hAnsi="Wingdings" w:hint="default"/>
+        <w:sz w:val="20"/>
+      </w:rPr>
+    </w:lvl>
+    <w:lvl w:ilvl="3" w:tentative="1">
+      <w:start w:val="1"/>
+      <w:numFmt w:val="bullet"/>
+      <w:lvlText w:val=""/>
+      <w:lvlJc w:val="left"/>
+      <w:pPr>
+        <w:tabs>
+          <w:tab w:val="num" w:pos="2880"/>
+        </w:tabs>
+        <w:ind w:left="2880" w:hanging="360"/>
+      </w:pPr>
+      <w:rPr>
+        <w:rFonts w:ascii="Wingdings" w:hAnsi="Wingdings" w:hint="default"/>
+        <w:sz w:val="20"/>
+      </w:rPr>
+    </w:lvl>
+    <w:lvl w:ilvl="4" w:tentative="1">
+      <w:start w:val="1"/>
+      <w:numFmt w:val="bullet"/>
+      <w:lvlText w:val=""/>
+      <w:lvlJc w:val="left"/>
+      <w:pPr>
+        <w:tabs>
+          <w:tab w:val="num" w:pos="3600"/>
+        </w:tabs>
+        <w:ind w:left="3600" w:hanging="360"/>
+      </w:pPr>
+      <w:rPr>
+        <w:rFonts w:ascii="Wingdings" w:hAnsi="Wingdings" w:hint="default"/>
+        <w:sz w:val="20"/>
+      </w:rPr>
+    </w:lvl>
+    <w:lvl w:ilvl="5" w:tentative="1">
+      <w:start w:val="1"/>
+      <w:numFmt w:val="bullet"/>
+      <w:lvlText w:val=""/>
+      <w:lvlJc w:val="left"/>
+      <w:pPr>
+        <w:tabs>
+          <w:tab w:val="num" w:pos="4320"/>
+        </w:tabs>
+        <w:ind w:left="4320" w:hanging="360"/>
+      </w:pPr>
+      <w:rPr>
+        <w:rFonts w:ascii="Wingdings" w:hAnsi="Wingdings" w:hint="default"/>
+        <w:sz w:val="20"/>
+      </w:rPr>
+    </w:lvl>
+    <w:lvl w:ilvl="6" w:tentative="1">
+      <w:start w:val="1"/>
+      <w:numFmt w:val="bullet"/>
+      <w:lvlText w:val=""/>
+      <w:lvlJc w:val="left"/>
+      <w:pPr>
+        <w:tabs>
+          <w:tab w:val="num" w:pos="5040"/>
+        </w:tabs>
+        <w:ind w:left="5040" w:hanging="360"/>
+      </w:pPr>
+      <w:rPr>
+        <w:rFonts w:ascii="Wingdings" w:hAnsi="Wingdings" w:hint="default"/>
+        <w:sz w:val="20"/>
+      </w:rPr>
+    </w:lvl>
+    <w:lvl w:ilvl="7" w:tentative="1">
+      <w:start w:val="1"/>
+      <w:numFmt w:val="bullet"/>
+      <w:lvlText w:val=""/>
+      <w:lvlJc w:val="left"/>
+      <w:pPr>
+        <w:tabs>
+          <w:tab w:val="num" w:pos="5760"/>
+        </w:tabs>
+        <w:ind w:left="5760" w:hanging="360"/>
+      </w:pPr>
+      <w:rPr>
+        <w:rFonts w:ascii="Wingdings" w:hAnsi="Wingdings" w:hint="default"/>
+        <w:sz w:val="20"/>
+      </w:rPr>
+    </w:lvl>
+    <w:lvl w:ilvl="8" w:tentative="1">
+      <w:start w:val="1"/>
+      <w:numFmt w:val="bullet"/>
+      <w:lvlText w:val=""/>
+      <w:lvlJc w:val="left"/>
+      <w:pPr>
+        <w:tabs>
+          <w:tab w:val="num" w:pos="6480"/>
+        </w:tabs>
+        <w:ind w:left="6480" w:hanging="360"/>
+      </w:pPr>
+      <w:rPr>
+        <w:rFonts w:ascii="Wingdings" w:hAnsi="Wingdings" w:hint="default"/>
+        <w:sz w:val="20"/>
+      </w:rPr>
+    </w:lvl>
+  </w:abstractNum>
+  <w:abstractNum w:abstractNumId="4" w15:restartNumberingAfterBreak="0">
     <w:nsid w:val="50B87201"/>
     <w:multiLevelType w:val="multilevel"/>
     <w:tmpl w:val="AED48F86"/>
@@ -2878,7 +5045,7 @@
       </w:rPr>
     </w:lvl>
   </w:abstractNum>
-  <w:abstractNum w:abstractNumId="2" w15:restartNumberingAfterBreak="0">
+  <w:abstractNum w:abstractNumId="5" w15:restartNumberingAfterBreak="0">
     <w:nsid w:val="53215E6A"/>
     <w:multiLevelType w:val="multilevel"/>
     <w:tmpl w:val="9B9E7E6E"/>
@@ -3027,20 +5194,550 @@
       </w:rPr>
     </w:lvl>
   </w:abstractNum>
-  <w:num w:numId="1">
+  <w:abstractNum w:abstractNumId="6" w15:restartNumberingAfterBreak="0">
+    <w:nsid w:val="57F51B92"/>
+    <w:multiLevelType w:val="hybridMultilevel"/>
+    <w:tmpl w:val="ECF049DE"/>
+    <w:lvl w:ilvl="0" w:tplc="95988CA2">
+      <w:start w:val="1"/>
+      <w:numFmt w:val="bullet"/>
+      <w:lvlText w:val=""/>
+      <w:lvlJc w:val="left"/>
+      <w:pPr>
+        <w:ind w:left="720" w:hanging="360"/>
+      </w:pPr>
+      <w:rPr>
+        <w:rFonts w:ascii="Symbol" w:hAnsi="Symbol" w:hint="default"/>
+        <w:color w:val="auto"/>
+      </w:rPr>
+    </w:lvl>
+    <w:lvl w:ilvl="1" w:tplc="140A0003" w:tentative="1">
+      <w:start w:val="1"/>
+      <w:numFmt w:val="bullet"/>
+      <w:lvlText w:val="o"/>
+      <w:lvlJc w:val="left"/>
+      <w:pPr>
+        <w:ind w:left="1440" w:hanging="360"/>
+      </w:pPr>
+      <w:rPr>
+        <w:rFonts w:ascii="Courier New" w:hAnsi="Courier New" w:cs="Courier New" w:hint="default"/>
+      </w:rPr>
+    </w:lvl>
+    <w:lvl w:ilvl="2" w:tplc="140A0005" w:tentative="1">
+      <w:start w:val="1"/>
+      <w:numFmt w:val="bullet"/>
+      <w:lvlText w:val=""/>
+      <w:lvlJc w:val="left"/>
+      <w:pPr>
+        <w:ind w:left="2160" w:hanging="360"/>
+      </w:pPr>
+      <w:rPr>
+        <w:rFonts w:ascii="Wingdings" w:hAnsi="Wingdings" w:hint="default"/>
+      </w:rPr>
+    </w:lvl>
+    <w:lvl w:ilvl="3" w:tplc="140A0001" w:tentative="1">
+      <w:start w:val="1"/>
+      <w:numFmt w:val="bullet"/>
+      <w:lvlText w:val=""/>
+      <w:lvlJc w:val="left"/>
+      <w:pPr>
+        <w:ind w:left="2880" w:hanging="360"/>
+      </w:pPr>
+      <w:rPr>
+        <w:rFonts w:ascii="Symbol" w:hAnsi="Symbol" w:hint="default"/>
+      </w:rPr>
+    </w:lvl>
+    <w:lvl w:ilvl="4" w:tplc="140A0003" w:tentative="1">
+      <w:start w:val="1"/>
+      <w:numFmt w:val="bullet"/>
+      <w:lvlText w:val="o"/>
+      <w:lvlJc w:val="left"/>
+      <w:pPr>
+        <w:ind w:left="3600" w:hanging="360"/>
+      </w:pPr>
+      <w:rPr>
+        <w:rFonts w:ascii="Courier New" w:hAnsi="Courier New" w:cs="Courier New" w:hint="default"/>
+      </w:rPr>
+    </w:lvl>
+    <w:lvl w:ilvl="5" w:tplc="140A0005" w:tentative="1">
+      <w:start w:val="1"/>
+      <w:numFmt w:val="bullet"/>
+      <w:lvlText w:val=""/>
+      <w:lvlJc w:val="left"/>
+      <w:pPr>
+        <w:ind w:left="4320" w:hanging="360"/>
+      </w:pPr>
+      <w:rPr>
+        <w:rFonts w:ascii="Wingdings" w:hAnsi="Wingdings" w:hint="default"/>
+      </w:rPr>
+    </w:lvl>
+    <w:lvl w:ilvl="6" w:tplc="140A0001" w:tentative="1">
+      <w:start w:val="1"/>
+      <w:numFmt w:val="bullet"/>
+      <w:lvlText w:val=""/>
+      <w:lvlJc w:val="left"/>
+      <w:pPr>
+        <w:ind w:left="5040" w:hanging="360"/>
+      </w:pPr>
+      <w:rPr>
+        <w:rFonts w:ascii="Symbol" w:hAnsi="Symbol" w:hint="default"/>
+      </w:rPr>
+    </w:lvl>
+    <w:lvl w:ilvl="7" w:tplc="140A0003" w:tentative="1">
+      <w:start w:val="1"/>
+      <w:numFmt w:val="bullet"/>
+      <w:lvlText w:val="o"/>
+      <w:lvlJc w:val="left"/>
+      <w:pPr>
+        <w:ind w:left="5760" w:hanging="360"/>
+      </w:pPr>
+      <w:rPr>
+        <w:rFonts w:ascii="Courier New" w:hAnsi="Courier New" w:cs="Courier New" w:hint="default"/>
+      </w:rPr>
+    </w:lvl>
+    <w:lvl w:ilvl="8" w:tplc="140A0005" w:tentative="1">
+      <w:start w:val="1"/>
+      <w:numFmt w:val="bullet"/>
+      <w:lvlText w:val=""/>
+      <w:lvlJc w:val="left"/>
+      <w:pPr>
+        <w:ind w:left="6480" w:hanging="360"/>
+      </w:pPr>
+      <w:rPr>
+        <w:rFonts w:ascii="Wingdings" w:hAnsi="Wingdings" w:hint="default"/>
+      </w:rPr>
+    </w:lvl>
+  </w:abstractNum>
+  <w:abstractNum w:abstractNumId="7" w15:restartNumberingAfterBreak="0">
+    <w:nsid w:val="5DE26001"/>
+    <w:multiLevelType w:val="hybridMultilevel"/>
+    <w:tmpl w:val="D7FA385C"/>
+    <w:lvl w:ilvl="0" w:tplc="140A0015">
+      <w:start w:val="1"/>
+      <w:numFmt w:val="upperLetter"/>
+      <w:lvlText w:val="%1."/>
+      <w:lvlJc w:val="left"/>
+      <w:pPr>
+        <w:ind w:left="720" w:hanging="360"/>
+      </w:pPr>
+      <w:rPr>
+        <w:rFonts w:hint="default"/>
+      </w:rPr>
+    </w:lvl>
+    <w:lvl w:ilvl="1" w:tplc="140A0019" w:tentative="1">
+      <w:start w:val="1"/>
+      <w:numFmt w:val="lowerLetter"/>
+      <w:lvlText w:val="%2."/>
+      <w:lvlJc w:val="left"/>
+      <w:pPr>
+        <w:ind w:left="1440" w:hanging="360"/>
+      </w:pPr>
+    </w:lvl>
+    <w:lvl w:ilvl="2" w:tplc="140A001B" w:tentative="1">
+      <w:start w:val="1"/>
+      <w:numFmt w:val="lowerRoman"/>
+      <w:lvlText w:val="%3."/>
+      <w:lvlJc w:val="right"/>
+      <w:pPr>
+        <w:ind w:left="2160" w:hanging="180"/>
+      </w:pPr>
+    </w:lvl>
+    <w:lvl w:ilvl="3" w:tplc="140A000F" w:tentative="1">
+      <w:start w:val="1"/>
+      <w:numFmt w:val="decimal"/>
+      <w:lvlText w:val="%4."/>
+      <w:lvlJc w:val="left"/>
+      <w:pPr>
+        <w:ind w:left="2880" w:hanging="360"/>
+      </w:pPr>
+    </w:lvl>
+    <w:lvl w:ilvl="4" w:tplc="140A0019" w:tentative="1">
+      <w:start w:val="1"/>
+      <w:numFmt w:val="lowerLetter"/>
+      <w:lvlText w:val="%5."/>
+      <w:lvlJc w:val="left"/>
+      <w:pPr>
+        <w:ind w:left="3600" w:hanging="360"/>
+      </w:pPr>
+    </w:lvl>
+    <w:lvl w:ilvl="5" w:tplc="140A001B" w:tentative="1">
+      <w:start w:val="1"/>
+      <w:numFmt w:val="lowerRoman"/>
+      <w:lvlText w:val="%6."/>
+      <w:lvlJc w:val="right"/>
+      <w:pPr>
+        <w:ind w:left="4320" w:hanging="180"/>
+      </w:pPr>
+    </w:lvl>
+    <w:lvl w:ilvl="6" w:tplc="140A000F" w:tentative="1">
+      <w:start w:val="1"/>
+      <w:numFmt w:val="decimal"/>
+      <w:lvlText w:val="%7."/>
+      <w:lvlJc w:val="left"/>
+      <w:pPr>
+        <w:ind w:left="5040" w:hanging="360"/>
+      </w:pPr>
+    </w:lvl>
+    <w:lvl w:ilvl="7" w:tplc="140A0019" w:tentative="1">
+      <w:start w:val="1"/>
+      <w:numFmt w:val="lowerLetter"/>
+      <w:lvlText w:val="%8."/>
+      <w:lvlJc w:val="left"/>
+      <w:pPr>
+        <w:ind w:left="5760" w:hanging="360"/>
+      </w:pPr>
+    </w:lvl>
+    <w:lvl w:ilvl="8" w:tplc="140A001B" w:tentative="1">
+      <w:start w:val="1"/>
+      <w:numFmt w:val="lowerRoman"/>
+      <w:lvlText w:val="%9."/>
+      <w:lvlJc w:val="right"/>
+      <w:pPr>
+        <w:ind w:left="6480" w:hanging="180"/>
+      </w:pPr>
+    </w:lvl>
+  </w:abstractNum>
+  <w:abstractNum w:abstractNumId="8" w15:restartNumberingAfterBreak="0">
+    <w:nsid w:val="6072459B"/>
+    <w:multiLevelType w:val="multilevel"/>
+    <w:tmpl w:val="2A2C28A8"/>
+    <w:lvl w:ilvl="0">
+      <w:start w:val="1"/>
+      <w:numFmt w:val="bullet"/>
+      <w:lvlText w:val=""/>
+      <w:lvlJc w:val="left"/>
+      <w:pPr>
+        <w:tabs>
+          <w:tab w:val="num" w:pos="720"/>
+        </w:tabs>
+        <w:ind w:left="720" w:hanging="360"/>
+      </w:pPr>
+      <w:rPr>
+        <w:rFonts w:ascii="Symbol" w:hAnsi="Symbol" w:hint="default"/>
+        <w:sz w:val="20"/>
+      </w:rPr>
+    </w:lvl>
+    <w:lvl w:ilvl="1" w:tentative="1">
+      <w:start w:val="1"/>
+      <w:numFmt w:val="bullet"/>
+      <w:lvlText w:val="o"/>
+      <w:lvlJc w:val="left"/>
+      <w:pPr>
+        <w:tabs>
+          <w:tab w:val="num" w:pos="1440"/>
+        </w:tabs>
+        <w:ind w:left="1440" w:hanging="360"/>
+      </w:pPr>
+      <w:rPr>
+        <w:rFonts w:ascii="Courier New" w:hAnsi="Courier New" w:hint="default"/>
+        <w:sz w:val="20"/>
+      </w:rPr>
+    </w:lvl>
+    <w:lvl w:ilvl="2" w:tentative="1">
+      <w:start w:val="1"/>
+      <w:numFmt w:val="bullet"/>
+      <w:lvlText w:val=""/>
+      <w:lvlJc w:val="left"/>
+      <w:pPr>
+        <w:tabs>
+          <w:tab w:val="num" w:pos="2160"/>
+        </w:tabs>
+        <w:ind w:left="2160" w:hanging="360"/>
+      </w:pPr>
+      <w:rPr>
+        <w:rFonts w:ascii="Wingdings" w:hAnsi="Wingdings" w:hint="default"/>
+        <w:sz w:val="20"/>
+      </w:rPr>
+    </w:lvl>
+    <w:lvl w:ilvl="3" w:tentative="1">
+      <w:start w:val="1"/>
+      <w:numFmt w:val="bullet"/>
+      <w:lvlText w:val=""/>
+      <w:lvlJc w:val="left"/>
+      <w:pPr>
+        <w:tabs>
+          <w:tab w:val="num" w:pos="2880"/>
+        </w:tabs>
+        <w:ind w:left="2880" w:hanging="360"/>
+      </w:pPr>
+      <w:rPr>
+        <w:rFonts w:ascii="Wingdings" w:hAnsi="Wingdings" w:hint="default"/>
+        <w:sz w:val="20"/>
+      </w:rPr>
+    </w:lvl>
+    <w:lvl w:ilvl="4" w:tentative="1">
+      <w:start w:val="1"/>
+      <w:numFmt w:val="bullet"/>
+      <w:lvlText w:val=""/>
+      <w:lvlJc w:val="left"/>
+      <w:pPr>
+        <w:tabs>
+          <w:tab w:val="num" w:pos="3600"/>
+        </w:tabs>
+        <w:ind w:left="3600" w:hanging="360"/>
+      </w:pPr>
+      <w:rPr>
+        <w:rFonts w:ascii="Wingdings" w:hAnsi="Wingdings" w:hint="default"/>
+        <w:sz w:val="20"/>
+      </w:rPr>
+    </w:lvl>
+    <w:lvl w:ilvl="5" w:tentative="1">
+      <w:start w:val="1"/>
+      <w:numFmt w:val="bullet"/>
+      <w:lvlText w:val=""/>
+      <w:lvlJc w:val="left"/>
+      <w:pPr>
+        <w:tabs>
+          <w:tab w:val="num" w:pos="4320"/>
+        </w:tabs>
+        <w:ind w:left="4320" w:hanging="360"/>
+      </w:pPr>
+      <w:rPr>
+        <w:rFonts w:ascii="Wingdings" w:hAnsi="Wingdings" w:hint="default"/>
+        <w:sz w:val="20"/>
+      </w:rPr>
+    </w:lvl>
+    <w:lvl w:ilvl="6" w:tentative="1">
+      <w:start w:val="1"/>
+      <w:numFmt w:val="bullet"/>
+      <w:lvlText w:val=""/>
+      <w:lvlJc w:val="left"/>
+      <w:pPr>
+        <w:tabs>
+          <w:tab w:val="num" w:pos="5040"/>
+        </w:tabs>
+        <w:ind w:left="5040" w:hanging="360"/>
+      </w:pPr>
+      <w:rPr>
+        <w:rFonts w:ascii="Wingdings" w:hAnsi="Wingdings" w:hint="default"/>
+        <w:sz w:val="20"/>
+      </w:rPr>
+    </w:lvl>
+    <w:lvl w:ilvl="7" w:tentative="1">
+      <w:start w:val="1"/>
+      <w:numFmt w:val="bullet"/>
+      <w:lvlText w:val=""/>
+      <w:lvlJc w:val="left"/>
+      <w:pPr>
+        <w:tabs>
+          <w:tab w:val="num" w:pos="5760"/>
+        </w:tabs>
+        <w:ind w:left="5760" w:hanging="360"/>
+      </w:pPr>
+      <w:rPr>
+        <w:rFonts w:ascii="Wingdings" w:hAnsi="Wingdings" w:hint="default"/>
+        <w:sz w:val="20"/>
+      </w:rPr>
+    </w:lvl>
+    <w:lvl w:ilvl="8" w:tentative="1">
+      <w:start w:val="1"/>
+      <w:numFmt w:val="bullet"/>
+      <w:lvlText w:val=""/>
+      <w:lvlJc w:val="left"/>
+      <w:pPr>
+        <w:tabs>
+          <w:tab w:val="num" w:pos="6480"/>
+        </w:tabs>
+        <w:ind w:left="6480" w:hanging="360"/>
+      </w:pPr>
+      <w:rPr>
+        <w:rFonts w:ascii="Wingdings" w:hAnsi="Wingdings" w:hint="default"/>
+        <w:sz w:val="20"/>
+      </w:rPr>
+    </w:lvl>
+  </w:abstractNum>
+  <w:abstractNum w:abstractNumId="9" w15:restartNumberingAfterBreak="0">
+    <w:nsid w:val="7E357F53"/>
+    <w:multiLevelType w:val="multilevel"/>
+    <w:tmpl w:val="C85644DE"/>
+    <w:lvl w:ilvl="0">
+      <w:start w:val="1"/>
+      <w:numFmt w:val="bullet"/>
+      <w:lvlText w:val=""/>
+      <w:lvlJc w:val="left"/>
+      <w:pPr>
+        <w:tabs>
+          <w:tab w:val="num" w:pos="720"/>
+        </w:tabs>
+        <w:ind w:left="720" w:hanging="360"/>
+      </w:pPr>
+      <w:rPr>
+        <w:rFonts w:ascii="Symbol" w:hAnsi="Symbol" w:hint="default"/>
+        <w:sz w:val="20"/>
+      </w:rPr>
+    </w:lvl>
+    <w:lvl w:ilvl="1">
+      <w:start w:val="1"/>
+      <w:numFmt w:val="decimal"/>
+      <w:lvlText w:val="%2."/>
+      <w:lvlJc w:val="left"/>
+      <w:pPr>
+        <w:tabs>
+          <w:tab w:val="num" w:pos="1440"/>
+        </w:tabs>
+        <w:ind w:left="1440" w:hanging="360"/>
+      </w:pPr>
+    </w:lvl>
+    <w:lvl w:ilvl="2" w:tentative="1">
+      <w:start w:val="1"/>
+      <w:numFmt w:val="bullet"/>
+      <w:lvlText w:val=""/>
+      <w:lvlJc w:val="left"/>
+      <w:pPr>
+        <w:tabs>
+          <w:tab w:val="num" w:pos="2160"/>
+        </w:tabs>
+        <w:ind w:left="2160" w:hanging="360"/>
+      </w:pPr>
+      <w:rPr>
+        <w:rFonts w:ascii="Wingdings" w:hAnsi="Wingdings" w:hint="default"/>
+        <w:sz w:val="20"/>
+      </w:rPr>
+    </w:lvl>
+    <w:lvl w:ilvl="3" w:tentative="1">
+      <w:start w:val="1"/>
+      <w:numFmt w:val="bullet"/>
+      <w:lvlText w:val=""/>
+      <w:lvlJc w:val="left"/>
+      <w:pPr>
+        <w:tabs>
+          <w:tab w:val="num" w:pos="2880"/>
+        </w:tabs>
+        <w:ind w:left="2880" w:hanging="360"/>
+      </w:pPr>
+      <w:rPr>
+        <w:rFonts w:ascii="Wingdings" w:hAnsi="Wingdings" w:hint="default"/>
+        <w:sz w:val="20"/>
+      </w:rPr>
+    </w:lvl>
+    <w:lvl w:ilvl="4" w:tentative="1">
+      <w:start w:val="1"/>
+      <w:numFmt w:val="bullet"/>
+      <w:lvlText w:val=""/>
+      <w:lvlJc w:val="left"/>
+      <w:pPr>
+        <w:tabs>
+          <w:tab w:val="num" w:pos="3600"/>
+        </w:tabs>
+        <w:ind w:left="3600" w:hanging="360"/>
+      </w:pPr>
+      <w:rPr>
+        <w:rFonts w:ascii="Wingdings" w:hAnsi="Wingdings" w:hint="default"/>
+        <w:sz w:val="20"/>
+      </w:rPr>
+    </w:lvl>
+    <w:lvl w:ilvl="5" w:tentative="1">
+      <w:start w:val="1"/>
+      <w:numFmt w:val="bullet"/>
+      <w:lvlText w:val=""/>
+      <w:lvlJc w:val="left"/>
+      <w:pPr>
+        <w:tabs>
+          <w:tab w:val="num" w:pos="4320"/>
+        </w:tabs>
+        <w:ind w:left="4320" w:hanging="360"/>
+      </w:pPr>
+      <w:rPr>
+        <w:rFonts w:ascii="Wingdings" w:hAnsi="Wingdings" w:hint="default"/>
+        <w:sz w:val="20"/>
+      </w:rPr>
+    </w:lvl>
+    <w:lvl w:ilvl="6" w:tentative="1">
+      <w:start w:val="1"/>
+      <w:numFmt w:val="bullet"/>
+      <w:lvlText w:val=""/>
+      <w:lvlJc w:val="left"/>
+      <w:pPr>
+        <w:tabs>
+          <w:tab w:val="num" w:pos="5040"/>
+        </w:tabs>
+        <w:ind w:left="5040" w:hanging="360"/>
+      </w:pPr>
+      <w:rPr>
+        <w:rFonts w:ascii="Wingdings" w:hAnsi="Wingdings" w:hint="default"/>
+        <w:sz w:val="20"/>
+      </w:rPr>
+    </w:lvl>
+    <w:lvl w:ilvl="7" w:tentative="1">
+      <w:start w:val="1"/>
+      <w:numFmt w:val="bullet"/>
+      <w:lvlText w:val=""/>
+      <w:lvlJc w:val="left"/>
+      <w:pPr>
+        <w:tabs>
+          <w:tab w:val="num" w:pos="5760"/>
+        </w:tabs>
+        <w:ind w:left="5760" w:hanging="360"/>
+      </w:pPr>
+      <w:rPr>
+        <w:rFonts w:ascii="Wingdings" w:hAnsi="Wingdings" w:hint="default"/>
+        <w:sz w:val="20"/>
+      </w:rPr>
+    </w:lvl>
+    <w:lvl w:ilvl="8" w:tentative="1">
+      <w:start w:val="1"/>
+      <w:numFmt w:val="bullet"/>
+      <w:lvlText w:val=""/>
+      <w:lvlJc w:val="left"/>
+      <w:pPr>
+        <w:tabs>
+          <w:tab w:val="num" w:pos="6480"/>
+        </w:tabs>
+        <w:ind w:left="6480" w:hanging="360"/>
+      </w:pPr>
+      <w:rPr>
+        <w:rFonts w:ascii="Wingdings" w:hAnsi="Wingdings" w:hint="default"/>
+        <w:sz w:val="20"/>
+      </w:rPr>
+    </w:lvl>
+  </w:abstractNum>
+  <w:num w:numId="1" w16cid:durableId="1761683593">
+    <w:abstractNumId w:val="2"/>
+  </w:num>
+  <w:num w:numId="2" w16cid:durableId="356582797">
+    <w:abstractNumId w:val="5"/>
+  </w:num>
+  <w:num w:numId="3" w16cid:durableId="1811702613">
+    <w:abstractNumId w:val="4"/>
+  </w:num>
+  <w:num w:numId="4" w16cid:durableId="91360779">
+    <w:abstractNumId w:val="7"/>
+  </w:num>
+  <w:num w:numId="5" w16cid:durableId="732698199">
+    <w:abstractNumId w:val="9"/>
+  </w:num>
+  <w:num w:numId="6" w16cid:durableId="1082994441">
+    <w:abstractNumId w:val="9"/>
+    <w:lvlOverride w:ilvl="1">
+      <w:startOverride w:val="1"/>
+    </w:lvlOverride>
+  </w:num>
+  <w:num w:numId="7" w16cid:durableId="1441681829">
     <w:abstractNumId w:val="0"/>
   </w:num>
-  <w:num w:numId="2">
-    <w:abstractNumId w:val="2"/>
+  <w:num w:numId="8" w16cid:durableId="1355839143">
+    <w:abstractNumId w:val="0"/>
+    <w:lvlOverride w:ilvl="1">
+      <w:startOverride w:val="1"/>
+    </w:lvlOverride>
   </w:num>
-  <w:num w:numId="3">
+  <w:num w:numId="9" w16cid:durableId="89129815">
     <w:abstractNumId w:val="1"/>
+  </w:num>
+  <w:num w:numId="10" w16cid:durableId="1401444119">
+    <w:abstractNumId w:val="3"/>
+  </w:num>
+  <w:num w:numId="11" w16cid:durableId="197664881">
+    <w:abstractNumId w:val="8"/>
+  </w:num>
+  <w:num w:numId="12" w16cid:durableId="102848709">
+    <w:abstractNumId w:val="6"/>
   </w:num>
 </w:numbering>
 </file>
 
 <file path=word/styles.xml><?xml version="1.0" encoding="utf-8"?>
-<w:styles xmlns:mc="http://schemas.openxmlformats.org/markup-compatibility/2006" xmlns:r="http://schemas.openxmlformats.org/officeDocument/2006/relationships" xmlns:w="http://schemas.openxmlformats.org/wordprocessingml/2006/main" xmlns:w14="http://schemas.microsoft.com/office/word/2010/wordml" xmlns:w15="http://schemas.microsoft.com/office/word/2012/wordml" xmlns:w16se="http://schemas.microsoft.com/office/word/2015/wordml/symex" mc:Ignorable="w14 w15 w16se">
+<w:styles xmlns:mc="http://schemas.openxmlformats.org/markup-compatibility/2006" xmlns:r="http://schemas.openxmlformats.org/officeDocument/2006/relationships" xmlns:w="http://schemas.openxmlformats.org/wordprocessingml/2006/main" xmlns:w14="http://schemas.microsoft.com/office/word/2010/wordml" xmlns:w15="http://schemas.microsoft.com/office/word/2012/wordml" xmlns:w16cex="http://schemas.microsoft.com/office/word/2018/wordml/cex" xmlns:w16cid="http://schemas.microsoft.com/office/word/2016/wordml/cid" xmlns:w16="http://schemas.microsoft.com/office/word/2018/wordml" xmlns:w16du="http://schemas.microsoft.com/office/word/2023/wordml/word16du" xmlns:w16sdtdh="http://schemas.microsoft.com/office/word/2020/wordml/sdtdatahash" xmlns:w16sdtfl="http://schemas.microsoft.com/office/word/2024/wordml/sdtformatlock" xmlns:w16se="http://schemas.microsoft.com/office/word/2015/wordml/symex" mc:Ignorable="w14 w15 w16se w16cid w16 w16cex w16sdtdh w16sdtfl w16du">
   <w:docDefaults>
     <w:rPrDefault>
       <w:rPr>
@@ -3056,7 +5753,7 @@
       </w:pPr>
     </w:pPrDefault>
   </w:docDefaults>
-  <w:latentStyles w:defLockedState="0" w:defUIPriority="99" w:defSemiHidden="0" w:defUnhideWhenUsed="0" w:defQFormat="0" w:count="371">
+  <w:latentStyles w:defLockedState="0" w:defUIPriority="99" w:defSemiHidden="0" w:defUnhideWhenUsed="0" w:defQFormat="0" w:count="376">
     <w:lsdException w:name="Normal" w:uiPriority="0" w:qFormat="1"/>
     <w:lsdException w:name="heading 1" w:uiPriority="9" w:qFormat="1"/>
     <w:lsdException w:name="heading 2" w:semiHidden="1" w:uiPriority="9" w:unhideWhenUsed="1" w:qFormat="1"/>
@@ -3428,6 +6125,11 @@
     <w:lsdException w:name="List Table 5 Dark Accent 6" w:uiPriority="50"/>
     <w:lsdException w:name="List Table 6 Colorful Accent 6" w:uiPriority="51"/>
     <w:lsdException w:name="List Table 7 Colorful Accent 6" w:uiPriority="52"/>
+    <w:lsdException w:name="Mention" w:semiHidden="1" w:unhideWhenUsed="1"/>
+    <w:lsdException w:name="Smart Hyperlink" w:semiHidden="1" w:unhideWhenUsed="1"/>
+    <w:lsdException w:name="Hashtag" w:semiHidden="1" w:unhideWhenUsed="1"/>
+    <w:lsdException w:name="Unresolved Mention" w:semiHidden="1" w:unhideWhenUsed="1"/>
+    <w:lsdException w:name="Smart Link" w:semiHidden="1" w:unhideWhenUsed="1"/>
   </w:latentStyles>
   <w:style w:type="paragraph" w:default="1" w:styleId="Normal">
     <w:name w:val="Normal"/>
@@ -3498,10 +6200,31 @@
       <w:szCs w:val="24"/>
     </w:rPr>
   </w:style>
+  <w:style w:type="paragraph" w:styleId="Ttulo4">
+    <w:name w:val="heading 4"/>
+    <w:basedOn w:val="Normal"/>
+    <w:next w:val="Normal"/>
+    <w:link w:val="Ttulo4Car"/>
+    <w:uiPriority w:val="9"/>
+    <w:unhideWhenUsed/>
+    <w:qFormat/>
+    <w:rsid w:val="004967B5"/>
+    <w:pPr>
+      <w:keepNext/>
+      <w:keepLines/>
+      <w:spacing w:before="40" w:after="0"/>
+      <w:outlineLvl w:val="3"/>
+    </w:pPr>
+    <w:rPr>
+      <w:rFonts w:asciiTheme="majorHAnsi" w:eastAsiaTheme="majorEastAsia" w:hAnsiTheme="majorHAnsi" w:cstheme="majorBidi"/>
+      <w:i/>
+      <w:iCs/>
+      <w:color w:val="D01571" w:themeColor="accent1" w:themeShade="BF"/>
+    </w:rPr>
+  </w:style>
   <w:style w:type="character" w:default="1" w:styleId="Fuentedeprrafopredeter">
     <w:name w:val="Default Paragraph Font"/>
     <w:uiPriority w:val="1"/>
-    <w:semiHidden/>
     <w:unhideWhenUsed/>
   </w:style>
   <w:style w:type="table" w:default="1" w:styleId="Tablanormal">
@@ -3687,6 +6410,51 @@
     <w:pPr>
       <w:spacing w:after="100"/>
       <w:ind w:left="440"/>
+    </w:pPr>
+  </w:style>
+  <w:style w:type="paragraph" w:styleId="Sinespaciado">
+    <w:name w:val="No Spacing"/>
+    <w:uiPriority w:val="1"/>
+    <w:qFormat/>
+    <w:rsid w:val="002E7F5C"/>
+    <w:pPr>
+      <w:spacing w:after="0" w:line="240" w:lineRule="auto"/>
+    </w:pPr>
+  </w:style>
+  <w:style w:type="character" w:customStyle="1" w:styleId="Ttulo4Car">
+    <w:name w:val="Título 4 Car"/>
+    <w:basedOn w:val="Fuentedeprrafopredeter"/>
+    <w:link w:val="Ttulo4"/>
+    <w:uiPriority w:val="9"/>
+    <w:rsid w:val="004967B5"/>
+    <w:rPr>
+      <w:rFonts w:asciiTheme="majorHAnsi" w:eastAsiaTheme="majorEastAsia" w:hAnsiTheme="majorHAnsi" w:cstheme="majorBidi"/>
+      <w:i/>
+      <w:iCs/>
+      <w:color w:val="D01571" w:themeColor="accent1" w:themeShade="BF"/>
+    </w:rPr>
+  </w:style>
+  <w:style w:type="character" w:styleId="Mencinsinresolver">
+    <w:name w:val="Unresolved Mention"/>
+    <w:basedOn w:val="Fuentedeprrafopredeter"/>
+    <w:uiPriority w:val="99"/>
+    <w:semiHidden/>
+    <w:unhideWhenUsed/>
+    <w:rsid w:val="004967B5"/>
+    <w:rPr>
+      <w:color w:val="605E5C"/>
+      <w:shd w:val="clear" w:color="auto" w:fill="E1DFDD"/>
+    </w:rPr>
+  </w:style>
+  <w:style w:type="paragraph" w:styleId="Prrafodelista">
+    <w:name w:val="List Paragraph"/>
+    <w:basedOn w:val="Normal"/>
+    <w:uiPriority w:val="34"/>
+    <w:qFormat/>
+    <w:rsid w:val="00662491"/>
+    <w:pPr>
+      <w:ind w:left="720"/>
+      <w:contextualSpacing/>
     </w:pPr>
   </w:style>
 </w:styles>

--- a/UD1/P1/sfRojas_CN_UD1_P1.docx
+++ b/UD1/P1/sfRojas_CN_UD1_P1.docx
@@ -3221,15 +3221,35 @@
       </w:pPr>
     </w:p>
     <w:p>
+      <w:pPr>
+        <w:pStyle w:val="Ttulo4"/>
+        <w:rPr>
+          <w:lang w:val="es-CR"/>
+        </w:rPr>
+      </w:pPr>
+      <w:r>
+        <w:rPr>
+          <w:lang w:val="es-CR"/>
+        </w:rPr>
+        <w:t>DIAGRAMA</w:t>
+      </w:r>
+    </w:p>
+    <w:p>
+      <w:pPr>
+        <w:rPr>
+          <w:lang w:val="es-CR"/>
+        </w:rPr>
+      </w:pPr>
       <w:r>
         <w:rPr>
           <w:noProof/>
+          <w:lang w:val="es-CR"/>
         </w:rPr>
         <w:drawing>
-          <wp:inline distT="0" distB="0" distL="0" distR="0" wp14:anchorId="056D4896" wp14:editId="78C3E498">
+          <wp:inline distT="0" distB="0" distL="0" distR="0" wp14:anchorId="1A58E882" wp14:editId="5C5035E8">
             <wp:extent cx="5400040" cy="3013710"/>
             <wp:effectExtent l="0" t="0" r="0" b="0"/>
-            <wp:docPr id="983515694" name="Imagen 12"/>
+            <wp:docPr id="2112534335" name="Imagen 10"/>
             <wp:cNvGraphicFramePr>
               <a:graphicFrameLocks xmlns:a="http://schemas.openxmlformats.org/drawingml/2006/main" noChangeAspect="1"/>
             </wp:cNvGraphicFramePr>
@@ -3237,7 +3257,7 @@
               <a:graphicData uri="http://schemas.openxmlformats.org/drawingml/2006/picture">
                 <pic:pic xmlns:pic="http://schemas.openxmlformats.org/drawingml/2006/picture">
                   <pic:nvPicPr>
-                    <pic:cNvPr id="983515694" name="Imagen 983515694"/>
+                    <pic:cNvPr id="2112534335" name="Imagen 2112534335"/>
                     <pic:cNvPicPr/>
                   </pic:nvPicPr>
                   <pic:blipFill>
@@ -3270,9 +3290,76 @@
     </w:p>
     <w:p>
       <w:r>
-        <w:br w:type="page"/>
-      </w:r>
-    </w:p>
+        <w:rPr>
+          <w:noProof/>
+        </w:rPr>
+        <w:lastRenderedPageBreak/>
+        <w:drawing>
+          <wp:inline distT="0" distB="0" distL="0" distR="0" wp14:anchorId="056D4896" wp14:editId="78C3E498">
+            <wp:extent cx="5400040" cy="3013710"/>
+            <wp:effectExtent l="0" t="0" r="0" b="0"/>
+            <wp:docPr id="983515694" name="Imagen 12"/>
+            <wp:cNvGraphicFramePr>
+              <a:graphicFrameLocks xmlns:a="http://schemas.openxmlformats.org/drawingml/2006/main" noChangeAspect="1"/>
+            </wp:cNvGraphicFramePr>
+            <a:graphic xmlns:a="http://schemas.openxmlformats.org/drawingml/2006/main">
+              <a:graphicData uri="http://schemas.openxmlformats.org/drawingml/2006/picture">
+                <pic:pic xmlns:pic="http://schemas.openxmlformats.org/drawingml/2006/picture">
+                  <pic:nvPicPr>
+                    <pic:cNvPr id="983515694" name="Imagen 983515694"/>
+                    <pic:cNvPicPr/>
+                  </pic:nvPicPr>
+                  <pic:blipFill>
+                    <a:blip r:embed="rId12" cstate="print">
+                      <a:extLst>
+                        <a:ext uri="{28A0092B-C50C-407E-A947-70E740481C1C}">
+                          <a14:useLocalDpi xmlns:a14="http://schemas.microsoft.com/office/drawing/2010/main" val="0"/>
+                        </a:ext>
+                      </a:extLst>
+                    </a:blip>
+                    <a:stretch>
+                      <a:fillRect/>
+                    </a:stretch>
+                  </pic:blipFill>
+                  <pic:spPr>
+                    <a:xfrm>
+                      <a:off x="0" y="0"/>
+                      <a:ext cx="5400040" cy="3013710"/>
+                    </a:xfrm>
+                    <a:prstGeom prst="rect">
+                      <a:avLst/>
+                    </a:prstGeom>
+                  </pic:spPr>
+                </pic:pic>
+              </a:graphicData>
+            </a:graphic>
+          </wp:inline>
+        </w:drawing>
+      </w:r>
+    </w:p>
+    <w:p/>
+    <w:p/>
+    <w:p>
+      <w:r>
+        <w:t>La experiencia y la computación en la nube serían muy del estilo uber.</w:t>
+      </w:r>
+    </w:p>
+    <w:p/>
+    <w:p/>
+    <w:p/>
+    <w:p/>
+    <w:p/>
+    <w:p/>
+    <w:p/>
+    <w:p/>
+    <w:p/>
+    <w:p/>
+    <w:p/>
+    <w:p/>
+    <w:p/>
+    <w:p/>
+    <w:p/>
+    <w:p/>
     <w:p>
       <w:pPr>
         <w:pStyle w:val="Ttulo1"/>
@@ -3290,7 +3377,27 @@
       </w:r>
       <w:bookmarkEnd w:id="6"/>
     </w:p>
-    <w:p/>
+    <w:p>
+      <w:pPr>
+        <w:rPr>
+          <w:b/>
+          <w:bCs/>
+          <w:color w:val="6E14C1" w:themeColor="accent5" w:themeShade="BF"/>
+          <w:sz w:val="24"/>
+          <w:szCs w:val="24"/>
+        </w:rPr>
+      </w:pPr>
+      <w:r>
+        <w:rPr>
+          <w:b/>
+          <w:bCs/>
+          <w:color w:val="6E14C1" w:themeColor="accent5" w:themeShade="BF"/>
+          <w:sz w:val="24"/>
+          <w:szCs w:val="24"/>
+        </w:rPr>
+        <w:t>Imágenes creadas con Inteligencia Artificial GEMINI.</w:t>
+      </w:r>
+    </w:p>
     <w:p>
       <w:pPr>
         <w:rPr>
@@ -3389,7 +3496,7 @@
         </w:rPr>
         <w:t xml:space="preserve"> IBM. Recuperado de: </w:t>
       </w:r>
-      <w:hyperlink r:id="rId12" w:history="1">
+      <w:hyperlink r:id="rId13" w:history="1">
         <w:proofErr w:type="spellStart"/>
         <w:r>
           <w:rPr>
@@ -3527,7 +3634,7 @@
         </w:rPr>
         <w:t xml:space="preserve"> Microsoft Learn. Recuperado de: </w:t>
       </w:r>
-      <w:hyperlink r:id="rId13" w:history="1">
+      <w:hyperlink r:id="rId14" w:history="1">
         <w:r>
           <w:rPr>
             <w:rStyle w:val="Hipervnculo"/>
@@ -3615,7 +3722,7 @@
         </w:rPr>
         <w:t xml:space="preserve">. AWS Solutions Library. Recuperado de: </w:t>
       </w:r>
-      <w:hyperlink r:id="rId14" w:history="1">
+      <w:hyperlink r:id="rId15" w:history="1">
         <w:r>
           <w:rPr>
             <w:rStyle w:val="Hipervnculo"/>
@@ -3681,7 +3788,7 @@
         </w:rPr>
         <w:t xml:space="preserve">. Recuperado de: </w:t>
       </w:r>
-      <w:hyperlink r:id="rId15" w:history="1">
+      <w:hyperlink r:id="rId16" w:history="1">
         <w:r>
           <w:rPr>
             <w:rStyle w:val="Hipervnculo"/>
@@ -3810,7 +3917,7 @@
         </w:rPr>
         <w:t xml:space="preserve">. Recuperado de: </w:t>
       </w:r>
-      <w:hyperlink r:id="rId16" w:history="1">
+      <w:hyperlink r:id="rId17" w:history="1">
         <w:proofErr w:type="spellStart"/>
         <w:r>
           <w:rPr>
@@ -3910,7 +4017,7 @@
         </w:rPr>
         <w:t xml:space="preserve">. Recuperado de: </w:t>
       </w:r>
-      <w:hyperlink r:id="rId17" w:history="1">
+      <w:hyperlink r:id="rId18" w:history="1">
         <w:r>
           <w:rPr>
             <w:rStyle w:val="Hipervnculo"/>
@@ -3999,7 +4106,7 @@
         </w:rPr>
         <w:t xml:space="preserve">. Recuperado de: </w:t>
       </w:r>
-      <w:hyperlink r:id="rId18" w:history="1">
+      <w:hyperlink r:id="rId19" w:history="1">
         <w:r>
           <w:rPr>
             <w:rStyle w:val="Hipervnculo"/>
@@ -4017,7 +4124,7 @@
       </w:r>
     </w:p>
     <w:sectPr>
-      <w:footerReference w:type="default" r:id="rId19"/>
+      <w:footerReference w:type="default" r:id="rId20"/>
       <w:pgSz w:w="11906" w:h="16838"/>
       <w:pgMar w:top="1417" w:right="1701" w:bottom="1417" w:left="1701" w:header="708" w:footer="708" w:gutter="0"/>
       <w:cols w:space="708"/>
@@ -6225,6 +6332,7 @@
   <w:style w:type="character" w:default="1" w:styleId="Fuentedeprrafopredeter">
     <w:name w:val="Default Paragraph Font"/>
     <w:uiPriority w:val="1"/>
+    <w:semiHidden/>
     <w:unhideWhenUsed/>
   </w:style>
   <w:style w:type="table" w:default="1" w:styleId="Tablanormal">
